--- a/docs/Panduan-Database-Admin.docx
+++ b/docs/Panduan-Database-Admin.docx
@@ -603,7 +603,7 @@
               <w:rPr>
                 <w:sz w:val="19"/>
               </w:rPr>
-              <w:t xml:space="preserve">Keamanan database</w:t>
+              <w:t xml:space="preserve">Penjadwal &amp; pekerja antrian (pengingat WhatsApp)</w:t>
             </w:r>
           </w:p>
         </w:tc>
@@ -654,7 +654,7 @@
               <w:rPr>
                 <w:sz w:val="19"/>
               </w:rPr>
-              <w:t xml:space="preserve">Bila terjadi masalah — gejala &amp; tindakan</w:t>
+              <w:t xml:space="preserve">Keamanan database</w:t>
             </w:r>
           </w:p>
         </w:tc>
@@ -670,7 +670,7 @@
               <w:rPr>
                 <w:sz w:val="19"/>
               </w:rPr>
-              <w:t xml:space="preserve">Saat diperlukan</w:t>
+              <w:t xml:space="preserve">Sekali, saat pemasangan</w:t>
             </w:r>
           </w:p>
         </w:tc>
@@ -706,7 +706,7 @@
               <w:rPr>
                 <w:sz w:val="19"/>
               </w:rPr>
-              <w:t xml:space="preserve">Lampiran: daftar perintah cepat</w:t>
+              <w:t xml:space="preserve">Bila terjadi masalah — gejala &amp; tindakan</w:t>
             </w:r>
           </w:p>
         </w:tc>
@@ -714,6 +714,56 @@
           <w:tcPr>
             <w:tcW w:w="1500" w:type="pct"/>
             <w:shd w:val="clear" w:fill="F7F9FC"/>
+          </w:tcPr>
+          <w:p>
+            <w:pPr>
+              <w:spacing w:after="0"/>
+            </w:pPr>
+            <w:r>
+              <w:rPr>
+                <w:sz w:val="19"/>
+              </w:rPr>
+              <w:t xml:space="preserve">Saat diperlukan</w:t>
+            </w:r>
+          </w:p>
+        </w:tc>
+      </w:tr>
+      <w:tr>
+        <w:tc>
+          <w:tcPr>
+            <w:tcW w:w="450" w:type="pct"/>
+          </w:tcPr>
+          <w:p>
+            <w:pPr>
+              <w:spacing w:after="0"/>
+            </w:pPr>
+            <w:r>
+              <w:rPr>
+                <w:sz w:val="19"/>
+              </w:rPr>
+              <w:t xml:space="preserve">K</w:t>
+            </w:r>
+          </w:p>
+        </w:tc>
+        <w:tc>
+          <w:tcPr>
+            <w:tcW w:w="3050" w:type="pct"/>
+          </w:tcPr>
+          <w:p>
+            <w:pPr>
+              <w:spacing w:after="0"/>
+            </w:pPr>
+            <w:r>
+              <w:rPr>
+                <w:sz w:val="19"/>
+              </w:rPr>
+              <w:t xml:space="preserve">Lampiran: daftar perintah cepat</w:t>
+            </w:r>
+          </w:p>
+        </w:tc>
+        <w:tc>
+          <w:tcPr>
+            <w:tcW w:w="1500" w:type="pct"/>
           </w:tcPr>
           <w:p>
             <w:pPr>
@@ -1104,7 +1154,7 @@
         <w:jc w:val="both"/>
       </w:pPr>
       <w:r>
-        <w:t xml:space="preserve">Database ini berisi 53 tabel. Untuk keperluan pengelolaan, semuanya masuk salah satu dari tiga golongan berikut. Pembagian inilah yang dipakai perintah pengosongan data di Bagian D.</w:t>
+        <w:t xml:space="preserve">Database ini berisi 55 tabel. Untuk keperluan pengelolaan, semuanya masuk salah satu dari tiga golongan berikut. Pembagian inilah yang dipakai perintah pengosongan data di Bagian D.</w:t>
       </w:r>
     </w:p>
     <w:p>
@@ -1112,7 +1162,7 @@
         <w:pStyle w:val="Heading3"/>
       </w:pPr>
       <w:r>
-        <w:t xml:space="preserve">Golongan 1 — Master data (13 tabel)</w:t>
+        <w:t xml:space="preserve">Golongan 1 — Master data (14 tabel)</w:t>
       </w:r>
     </w:p>
     <w:p>
@@ -1320,7 +1370,7 @@
                 <w:color w:val="B03060"/>
                 <w:sz w:val="19"/>
               </w:rPr>
-              <w:t xml:space="preserve">kktp_tingkats</w:t>
+              <w:t xml:space="preserve">pengaturan_notifikasi_gurus</w:t>
             </w:r>
           </w:p>
         </w:tc>
@@ -1337,43 +1387,43 @@
               <w:rPr>
                 <w:sz w:val="19"/>
               </w:rPr>
+              <w:t xml:space="preserve">Setelan pengingat jurnal ke guru + token perangkat WhatsApp kepala sekolah</w:t>
+            </w:r>
+          </w:p>
+        </w:tc>
+      </w:tr>
+      <w:tr>
+        <w:tc>
+          <w:tcPr>
+            <w:tcW w:w="1500" w:type="pct"/>
+          </w:tcPr>
+          <w:p>
+            <w:pPr>
+              <w:spacing w:after="0"/>
+            </w:pPr>
+            <w:r>
+              <w:rPr>
+                <w:rFonts w:ascii="Consolas" w:hAnsi="Consolas"/>
+                <w:color w:val="B03060"/>
+                <w:sz w:val="19"/>
+              </w:rPr>
+              <w:t xml:space="preserve">kktp_tingkats</w:t>
+            </w:r>
+          </w:p>
+        </w:tc>
+        <w:tc>
+          <w:tcPr>
+            <w:tcW w:w="3500" w:type="pct"/>
+          </w:tcPr>
+          <w:p>
+            <w:pPr>
+              <w:spacing w:after="0"/>
+            </w:pPr>
+            <w:r>
+              <w:rPr>
+                <w:sz w:val="19"/>
+              </w:rPr>
               <w:t xml:space="preserve">Nilai KKTP per tingkat &amp; mata pelajaran</w:t>
-            </w:r>
-          </w:p>
-        </w:tc>
-      </w:tr>
-      <w:tr>
-        <w:tc>
-          <w:tcPr>
-            <w:tcW w:w="1500" w:type="pct"/>
-          </w:tcPr>
-          <w:p>
-            <w:pPr>
-              <w:spacing w:after="0"/>
-            </w:pPr>
-            <w:r>
-              <w:rPr>
-                <w:rFonts w:ascii="Consolas" w:hAnsi="Consolas"/>
-                <w:color w:val="B03060"/>
-                <w:sz w:val="19"/>
-              </w:rPr>
-              <w:t xml:space="preserve">users</w:t>
-            </w:r>
-          </w:p>
-        </w:tc>
-        <w:tc>
-          <w:tcPr>
-            <w:tcW w:w="3500" w:type="pct"/>
-          </w:tcPr>
-          <w:p>
-            <w:pPr>
-              <w:spacing w:after="0"/>
-            </w:pPr>
-            <w:r>
-              <w:rPr>
-                <w:sz w:val="19"/>
-              </w:rPr>
-              <w:t xml:space="preserve">Akun guru, BK, kurikulum, kesiswaan, TU, kepala sekolah, admin</w:t>
             </w:r>
           </w:p>
         </w:tc>
@@ -1394,7 +1444,7 @@
                 <w:color w:val="B03060"/>
                 <w:sz w:val="19"/>
               </w:rPr>
-              <w:t xml:space="preserve">mata_pelajarans</w:t>
+              <w:t xml:space="preserve">users</w:t>
             </w:r>
           </w:p>
         </w:tc>
@@ -1411,43 +1461,43 @@
               <w:rPr>
                 <w:sz w:val="19"/>
               </w:rPr>
+              <w:t xml:space="preserve">Akun guru, BK, kurikulum, kesiswaan, TU, kepala sekolah, admin</w:t>
+            </w:r>
+          </w:p>
+        </w:tc>
+      </w:tr>
+      <w:tr>
+        <w:tc>
+          <w:tcPr>
+            <w:tcW w:w="1500" w:type="pct"/>
+          </w:tcPr>
+          <w:p>
+            <w:pPr>
+              <w:spacing w:after="0"/>
+            </w:pPr>
+            <w:r>
+              <w:rPr>
+                <w:rFonts w:ascii="Consolas" w:hAnsi="Consolas"/>
+                <w:color w:val="B03060"/>
+                <w:sz w:val="19"/>
+              </w:rPr>
+              <w:t xml:space="preserve">mata_pelajarans</w:t>
+            </w:r>
+          </w:p>
+        </w:tc>
+        <w:tc>
+          <w:tcPr>
+            <w:tcW w:w="3500" w:type="pct"/>
+          </w:tcPr>
+          <w:p>
+            <w:pPr>
+              <w:spacing w:after="0"/>
+            </w:pPr>
+            <w:r>
+              <w:rPr>
+                <w:sz w:val="19"/>
+              </w:rPr>
               <w:t xml:space="preserve">Daftar mata pelajaran</w:t>
-            </w:r>
-          </w:p>
-        </w:tc>
-      </w:tr>
-      <w:tr>
-        <w:tc>
-          <w:tcPr>
-            <w:tcW w:w="1500" w:type="pct"/>
-          </w:tcPr>
-          <w:p>
-            <w:pPr>
-              <w:spacing w:after="0"/>
-            </w:pPr>
-            <w:r>
-              <w:rPr>
-                <w:rFonts w:ascii="Consolas" w:hAnsi="Consolas"/>
-                <w:color w:val="B03060"/>
-                <w:sz w:val="19"/>
-              </w:rPr>
-              <w:t xml:space="preserve">jam_pelajarans</w:t>
-            </w:r>
-          </w:p>
-        </w:tc>
-        <w:tc>
-          <w:tcPr>
-            <w:tcW w:w="3500" w:type="pct"/>
-          </w:tcPr>
-          <w:p>
-            <w:pPr>
-              <w:spacing w:after="0"/>
-            </w:pPr>
-            <w:r>
-              <w:rPr>
-                <w:sz w:val="19"/>
-              </w:rPr>
-              <w:t xml:space="preserve">Jam ke-1 sampai ke-10 tiap hari beserta pukulnya</w:t>
             </w:r>
           </w:p>
         </w:tc>
@@ -1468,7 +1518,7 @@
                 <w:color w:val="B03060"/>
                 <w:sz w:val="19"/>
               </w:rPr>
-              <w:t xml:space="preserve">kelas</w:t>
+              <w:t xml:space="preserve">jam_pelajarans</w:t>
             </w:r>
           </w:p>
         </w:tc>
@@ -1485,43 +1535,43 @@
               <w:rPr>
                 <w:sz w:val="19"/>
               </w:rPr>
+              <w:t xml:space="preserve">Jam ke-1 sampai ke-10 tiap hari beserta pukulnya</w:t>
+            </w:r>
+          </w:p>
+        </w:tc>
+      </w:tr>
+      <w:tr>
+        <w:tc>
+          <w:tcPr>
+            <w:tcW w:w="1500" w:type="pct"/>
+          </w:tcPr>
+          <w:p>
+            <w:pPr>
+              <w:spacing w:after="0"/>
+            </w:pPr>
+            <w:r>
+              <w:rPr>
+                <w:rFonts w:ascii="Consolas" w:hAnsi="Consolas"/>
+                <w:color w:val="B03060"/>
+                <w:sz w:val="19"/>
+              </w:rPr>
+              <w:t xml:space="preserve">kelas</w:t>
+            </w:r>
+          </w:p>
+        </w:tc>
+        <w:tc>
+          <w:tcPr>
+            <w:tcW w:w="3500" w:type="pct"/>
+          </w:tcPr>
+          <w:p>
+            <w:pPr>
+              <w:spacing w:after="0"/>
+            </w:pPr>
+            <w:r>
+              <w:rPr>
+                <w:sz w:val="19"/>
+              </w:rPr>
               <w:t xml:space="preserve">Daftar kelas 7A, 7B, 8A, dan seterusnya</w:t>
-            </w:r>
-          </w:p>
-        </w:tc>
-      </w:tr>
-      <w:tr>
-        <w:tc>
-          <w:tcPr>
-            <w:tcW w:w="1500" w:type="pct"/>
-          </w:tcPr>
-          <w:p>
-            <w:pPr>
-              <w:spacing w:after="0"/>
-            </w:pPr>
-            <w:r>
-              <w:rPr>
-                <w:rFonts w:ascii="Consolas" w:hAnsi="Consolas"/>
-                <w:color w:val="B03060"/>
-                <w:sz w:val="19"/>
-              </w:rPr>
-              <w:t xml:space="preserve">jenis_pelanggarans</w:t>
-            </w:r>
-          </w:p>
-        </w:tc>
-        <w:tc>
-          <w:tcPr>
-            <w:tcW w:w="3500" w:type="pct"/>
-          </w:tcPr>
-          <w:p>
-            <w:pPr>
-              <w:spacing w:after="0"/>
-            </w:pPr>
-            <w:r>
-              <w:rPr>
-                <w:sz w:val="19"/>
-              </w:rPr>
-              <w:t xml:space="preserve">Katalog pelanggaran BK beserta poinnya</w:t>
             </w:r>
           </w:p>
         </w:tc>
@@ -1542,7 +1592,7 @@
                 <w:color w:val="B03060"/>
                 <w:sz w:val="19"/>
               </w:rPr>
-              <w:t xml:space="preserve">jenis_surats</w:t>
+              <w:t xml:space="preserve">jenis_pelanggarans</w:t>
             </w:r>
           </w:p>
         </w:tc>
@@ -1559,43 +1609,43 @@
               <w:rPr>
                 <w:sz w:val="19"/>
               </w:rPr>
+              <w:t xml:space="preserve">Katalog pelanggaran BK beserta poinnya</w:t>
+            </w:r>
+          </w:p>
+        </w:tc>
+      </w:tr>
+      <w:tr>
+        <w:tc>
+          <w:tcPr>
+            <w:tcW w:w="1500" w:type="pct"/>
+          </w:tcPr>
+          <w:p>
+            <w:pPr>
+              <w:spacing w:after="0"/>
+            </w:pPr>
+            <w:r>
+              <w:rPr>
+                <w:rFonts w:ascii="Consolas" w:hAnsi="Consolas"/>
+                <w:color w:val="B03060"/>
+                <w:sz w:val="19"/>
+              </w:rPr>
+              <w:t xml:space="preserve">jenis_surats</w:t>
+            </w:r>
+          </w:p>
+        </w:tc>
+        <w:tc>
+          <w:tcPr>
+            <w:tcW w:w="3500" w:type="pct"/>
+          </w:tcPr>
+          <w:p>
+            <w:pPr>
+              <w:spacing w:after="0"/>
+            </w:pPr>
+            <w:r>
+              <w:rPr>
+                <w:sz w:val="19"/>
+              </w:rPr>
               <w:t xml:space="preserve">Katalog jenis surat</w:t>
-            </w:r>
-          </w:p>
-        </w:tc>
-      </w:tr>
-      <w:tr>
-        <w:tc>
-          <w:tcPr>
-            <w:tcW w:w="1500" w:type="pct"/>
-          </w:tcPr>
-          <w:p>
-            <w:pPr>
-              <w:spacing w:after="0"/>
-            </w:pPr>
-            <w:r>
-              <w:rPr>
-                <w:rFonts w:ascii="Consolas" w:hAnsi="Consolas"/>
-                <w:color w:val="B03060"/>
-                <w:sz w:val="19"/>
-              </w:rPr>
-              <w:t xml:space="preserve">ekstrakurikulers</w:t>
-            </w:r>
-          </w:p>
-        </w:tc>
-        <w:tc>
-          <w:tcPr>
-            <w:tcW w:w="3500" w:type="pct"/>
-          </w:tcPr>
-          <w:p>
-            <w:pPr>
-              <w:spacing w:after="0"/>
-            </w:pPr>
-            <w:r>
-              <w:rPr>
-                <w:sz w:val="19"/>
-              </w:rPr>
-              <w:t xml:space="preserve">Daftar nama kegiatan ekstrakurikuler</w:t>
             </w:r>
           </w:p>
         </w:tc>
@@ -1616,7 +1666,7 @@
                 <w:color w:val="B03060"/>
                 <w:sz w:val="19"/>
               </w:rPr>
-              <w:t xml:space="preserve">migrations</w:t>
+              <w:t xml:space="preserve">ekstrakurikulers</w:t>
             </w:r>
           </w:p>
         </w:tc>
@@ -1633,6 +1683,42 @@
               <w:rPr>
                 <w:sz w:val="19"/>
               </w:rPr>
+              <w:t xml:space="preserve">Daftar nama kegiatan ekstrakurikuler</w:t>
+            </w:r>
+          </w:p>
+        </w:tc>
+      </w:tr>
+      <w:tr>
+        <w:tc>
+          <w:tcPr>
+            <w:tcW w:w="1500" w:type="pct"/>
+          </w:tcPr>
+          <w:p>
+            <w:pPr>
+              <w:spacing w:after="0"/>
+            </w:pPr>
+            <w:r>
+              <w:rPr>
+                <w:rFonts w:ascii="Consolas" w:hAnsi="Consolas"/>
+                <w:color w:val="B03060"/>
+                <w:sz w:val="19"/>
+              </w:rPr>
+              <w:t xml:space="preserve">migrations</w:t>
+            </w:r>
+          </w:p>
+        </w:tc>
+        <w:tc>
+          <w:tcPr>
+            <w:tcW w:w="3500" w:type="pct"/>
+          </w:tcPr>
+          <w:p>
+            <w:pPr>
+              <w:spacing w:after="0"/>
+            </w:pPr>
+            <w:r>
+              <w:rPr>
+                <w:sz w:val="19"/>
+              </w:rPr>
               <w:t xml:space="preserve">Catatan struktur database — milik sistem, jangan disentuh</w:t>
             </w:r>
           </w:p>
@@ -1642,6 +1728,7 @@
         <w:tc>
           <w:tcPr>
             <w:tcW w:w="1500" w:type="pct"/>
+            <w:shd w:val="clear" w:fill="F7F9FC"/>
           </w:tcPr>
           <w:p>
             <w:pPr>
@@ -1660,6 +1747,7 @@
         <w:tc>
           <w:tcPr>
             <w:tcW w:w="3500" w:type="pct"/>
+            <w:shd w:val="clear" w:fill="F7F9FC"/>
           </w:tcPr>
           <w:p>
             <w:pPr>
@@ -1685,7 +1773,7 @@
         <w:pStyle w:val="Heading3"/>
       </w:pPr>
       <w:r>
-        <w:t xml:space="preserve">Golongan 2 — Data sekolah (34 tabel)</w:t>
+        <w:t xml:space="preserve">Golongan 2 — Data sekolah (35 tabel)</w:t>
       </w:r>
     </w:p>
     <w:p>
@@ -2437,6 +2525,20 @@
               </w:rPr>
               <w:t xml:space="preserve">notifikasi_alfa_terkirims</w:t>
             </w:r>
+            <w:r>
+              <w:rPr>
+                <w:sz w:val="19"/>
+              </w:rPr>
+              <w:t xml:space="preserve">, </w:t>
+            </w:r>
+            <w:r>
+              <w:rPr>
+                <w:rFonts w:ascii="Consolas" w:hAnsi="Consolas"/>
+                <w:color w:val="B03060"/>
+                <w:sz w:val="19"/>
+              </w:rPr>
+              <w:t xml:space="preserve">pengingat_jurnals</w:t>
+            </w:r>
           </w:p>
         </w:tc>
       </w:tr>
@@ -4293,7 +4395,7 @@
         <w:spacing w:after="80" w:line="276" w:lineRule="auto"/>
       </w:pPr>
       <w:r>
-        <w:t xml:space="preserve">Buka aplikasi di peramban dan login. Bila diminta memasukkan nomor seri, lihat Bagian I.</w:t>
+        <w:t xml:space="preserve">Buka aplikasi di peramban dan login. Bila diminta memasukkan nomor seri, lihat Bagian J.</w:t>
       </w:r>
     </w:p>
     <w:p>
@@ -4726,6 +4828,42 @@
             <w:pPr>
               <w:spacing w:after="0"/>
             </w:pPr>
+            <w:r>
+              <w:rPr>
+                <w:sz w:val="19"/>
+              </w:rPr>
+              <w:t xml:space="preserve">Riwayat pengingat jurnal ke guru</w:t>
+            </w:r>
+          </w:p>
+        </w:tc>
+      </w:tr>
+      <w:tr>
+        <w:tc>
+          <w:tcPr>
+            <w:tcW w:w="2500" w:type="pct"/>
+            <w:shd w:val="clear" w:fill="F7F9FC"/>
+          </w:tcPr>
+          <w:p>
+            <w:pPr>
+              <w:spacing w:after="0"/>
+            </w:pPr>
+            <w:r>
+              <w:rPr>
+                <w:sz w:val="19"/>
+              </w:rPr>
+              <w:t xml:space="preserve">Setelan pengingat WhatsApp + tokennya</w:t>
+            </w:r>
+          </w:p>
+        </w:tc>
+        <w:tc>
+          <w:tcPr>
+            <w:tcW w:w="2500" w:type="pct"/>
+            <w:shd w:val="clear" w:fill="F7F9FC"/>
+          </w:tcPr>
+          <w:p>
+            <w:pPr>
+              <w:spacing w:after="0"/>
+            </w:pPr>
           </w:p>
         </w:tc>
       </w:tr>
@@ -7312,7 +7450,7 @@
                 <w:color w:val="B03060"/>
                 <w:sz w:val="19"/>
               </w:rPr>
-              <w:t xml:space="preserve">sessions</w:t>
+              <w:t xml:space="preserve">pengingat_jurnals</w:t>
             </w:r>
           </w:p>
         </w:tc>
@@ -7329,6 +7467,42 @@
               <w:rPr>
                 <w:sz w:val="19"/>
               </w:rPr>
+              <w:t xml:space="preserve">Satu baris per sesi mengajar yang terlambat diisi</w:t>
+            </w:r>
+          </w:p>
+        </w:tc>
+      </w:tr>
+      <w:tr>
+        <w:tc>
+          <w:tcPr>
+            <w:tcW w:w="1500" w:type="pct"/>
+          </w:tcPr>
+          <w:p>
+            <w:pPr>
+              <w:spacing w:after="0"/>
+            </w:pPr>
+            <w:r>
+              <w:rPr>
+                <w:rFonts w:ascii="Consolas" w:hAnsi="Consolas"/>
+                <w:color w:val="B03060"/>
+                <w:sz w:val="19"/>
+              </w:rPr>
+              <w:t xml:space="preserve">sessions</w:t>
+            </w:r>
+          </w:p>
+        </w:tc>
+        <w:tc>
+          <w:tcPr>
+            <w:tcW w:w="3500" w:type="pct"/>
+          </w:tcPr>
+          <w:p>
+            <w:pPr>
+              <w:spacing w:after="0"/>
+            </w:pPr>
+            <w:r>
+              <w:rPr>
+                <w:sz w:val="19"/>
+              </w:rPr>
               <w:t xml:space="preserve">Bertambah tiap login; aman dikosongkan kapan saja</w:t>
             </w:r>
           </w:p>
@@ -7364,15 +7538,7 @@
         <w:pageBreakBefore/>
       </w:pPr>
       <w:r>
-        <w:t xml:space="preserve">Bagian H — Keamanan Database</w:t>
-      </w:r>
-    </w:p>
-    <w:p>
-      <w:pPr>
-        <w:pStyle w:val="Heading2"/>
-      </w:pPr>
-      <w:r>
-        <w:t xml:space="preserve">H.1 Jangan memakai root tanpa kata sandi</w:t>
+        <w:t xml:space="preserve">Bagian H — Penjadwal &amp; Pekerja Antrian</w:t>
       </w:r>
     </w:p>
     <w:p>
@@ -7381,95 +7547,57 @@
         <w:jc w:val="both"/>
       </w:pPr>
       <w:r>
-        <w:t xml:space="preserve">Bawaan Laragon adalah pengguna </w:t>
-      </w:r>
-      <w:r>
-        <w:rPr>
-          <w:rFonts w:ascii="Consolas" w:hAnsi="Consolas"/>
-          <w:color w:val="B03060"/>
-        </w:rPr>
-        <w:t xml:space="preserve">root</w:t>
-      </w:r>
-      <w:r>
-        <w:t xml:space="preserve"> tanpa kata sandi. Itu wajar untuk komputer pengembangan, </w:t>
+        <w:t xml:space="preserve">Sebagian pekerjaan SIM-SPENGA tidak dikerjakan saat seseorang mengklik tombol, melainkan di belakang layar: mengirim pemberitahuan Alfa ke orang tua, dan mengirim pengingat jurnal ke guru. Keduanya menuntut </w:t>
       </w:r>
       <w:r>
         <w:rPr>
           <w:b/>
         </w:rPr>
-        <w:t xml:space="preserve">tidak boleh</w:t>
-      </w:r>
-      <w:r>
-        <w:t xml:space="preserve"> untuk server sekolah yang dipakai sungguhan. Buat pengguna khusus yang hanya berhak atas database ini:</w:t>
+        <w:t xml:space="preserve">dua proses yang hidup terus</w:t>
+      </w:r>
+      <w:r>
+        <w:t xml:space="preserve"> di server.</w:t>
       </w:r>
     </w:p>
     <w:tbl>
       <w:tblPr>
         <w:tblW w:w="5000" w:type="pct"/>
         <w:tblBorders>
-          <w:top w:val="single" w:sz="4" w:color="D9D9D9"/>
-          <w:left w:val="single" w:sz="4" w:color="D9D9D9"/>
-          <w:bottom w:val="single" w:sz="4" w:color="D9D9D9"/>
-          <w:right w:val="single" w:sz="4" w:color="D9D9D9"/>
+          <w:top w:val="single" w:sz="4" w:color="E0C878"/>
+          <w:left w:val="single" w:sz="18" w:color="E0A800"/>
+          <w:bottom w:val="single" w:sz="4" w:color="E0C878"/>
+          <w:right w:val="single" w:sz="4" w:color="E0C878"/>
         </w:tblBorders>
         <w:tblCellMar>
-          <w:top w:w="120" w:type="dxa"/>
-          <w:left w:w="160" w:type="dxa"/>
-          <w:bottom w:w="120" w:type="dxa"/>
-          <w:right w:w="160" w:type="dxa"/>
+          <w:top w:w="140" w:type="dxa"/>
+          <w:left w:w="200" w:type="dxa"/>
+          <w:bottom w:w="140" w:type="dxa"/>
+          <w:right w:w="200" w:type="dxa"/>
         </w:tblCellMar>
       </w:tblPr>
       <w:tr>
         <w:tc>
           <w:tcPr>
-            <w:shd w:val="clear" w:fill="F5F5F5"/>
-          </w:tcPr>
-          <w:p>
-            <w:pPr>
-              <w:spacing w:after="0" w:line="240" w:lineRule="auto"/>
-            </w:pPr>
-            <w:r>
-              <w:rPr>
-                <w:rFonts w:ascii="Consolas" w:hAnsi="Consolas"/>
-                <w:sz w:val="18"/>
-              </w:rPr>
-              <w:t xml:space="preserve">CREATE USER 'spenga'@'localhost' IDENTIFIED BY 'kata-sandi-yang-panjang-dan-acak';</w:t>
-            </w:r>
-          </w:p>
-          <w:p>
-            <w:pPr>
-              <w:spacing w:after="0" w:line="240" w:lineRule="auto"/>
-            </w:pPr>
-            <w:r>
-              <w:rPr>
-                <w:rFonts w:ascii="Consolas" w:hAnsi="Consolas"/>
-                <w:sz w:val="18"/>
-              </w:rPr>
-              <w:t xml:space="preserve">GRANT SELECT, INSERT, UPDATE, DELETE, CREATE, ALTER, INDEX, DROP, REFERENCES</w:t>
-            </w:r>
-          </w:p>
-          <w:p>
-            <w:pPr>
-              <w:spacing w:after="0" w:line="240" w:lineRule="auto"/>
-            </w:pPr>
-            <w:r>
-              <w:rPr>
-                <w:rFonts w:ascii="Consolas" w:hAnsi="Consolas"/>
-                <w:sz w:val="18"/>
-              </w:rPr>
-              <w:t xml:space="preserve">  ON sim_spenga.* TO 'spenga'@'localhost';</w:t>
-            </w:r>
-          </w:p>
-          <w:p>
-            <w:pPr>
-              <w:spacing w:after="0" w:line="240" w:lineRule="auto"/>
-            </w:pPr>
-            <w:r>
-              <w:rPr>
-                <w:rFonts w:ascii="Consolas" w:hAnsi="Consolas"/>
-                <w:sz w:val="18"/>
-              </w:rPr>
-              <w:t xml:space="preserve">FLUSH PRIVILEGES;</w:t>
+            <w:shd w:val="clear" w:fill="FFF4CE"/>
+          </w:tcPr>
+          <w:p>
+            <w:pPr>
+              <w:spacing w:after="60"/>
+            </w:pPr>
+            <w:r>
+              <w:rPr>
+                <w:b/>
+              </w:rPr>
+              <w:t xml:space="preserve">Gejalanya menipu bila proses ini mati</w:t>
+            </w:r>
+          </w:p>
+          <w:p>
+            <w:pPr>
+              <w:spacing w:after="0"/>
+              <w:jc w:val="both"/>
+            </w:pPr>
+            <w:r>
+              <w:t xml:space="preserve">Aplikasi tetap terbuka normal, pengaturan tetap tersimpan, dan tidak ada pesan galat di mana pun — hanya saja tidak ada satu pun WhatsApp yang terkirim. Karena itu bagian ini perlu dikerjakan sekali saat pemasangan, lalu diperiksa sesekali.</w:t>
             </w:r>
           </w:p>
         </w:tc>
@@ -7482,59 +7610,10 @@
     </w:p>
     <w:p>
       <w:pPr>
-        <w:spacing w:after="140" w:line="276" w:lineRule="auto"/>
-        <w:jc w:val="both"/>
-      </w:pPr>
-      <w:r>
-        <w:t xml:space="preserve">Lalu ubah </w:t>
-      </w:r>
-      <w:r>
-        <w:rPr>
-          <w:rFonts w:ascii="Consolas" w:hAnsi="Consolas"/>
-          <w:color w:val="B03060"/>
-        </w:rPr>
-        <w:t xml:space="preserve">DB_USERNAME</w:t>
-      </w:r>
-      <w:r>
-        <w:t xml:space="preserve"> dan </w:t>
-      </w:r>
-      <w:r>
-        <w:rPr>
-          <w:rFonts w:ascii="Consolas" w:hAnsi="Consolas"/>
-          <w:color w:val="B03060"/>
-        </w:rPr>
-        <w:t xml:space="preserve">DB_PASSWORD</w:t>
-      </w:r>
-      <w:r>
-        <w:t xml:space="preserve"> di berkas </w:t>
-      </w:r>
-      <w:r>
-        <w:rPr>
-          <w:rFonts w:ascii="Consolas" w:hAnsi="Consolas"/>
-          <w:color w:val="B03060"/>
-        </w:rPr>
-        <w:t xml:space="preserve">.env</w:t>
-      </w:r>
-      <w:r>
-        <w:t xml:space="preserve">, dan jalankan </w:t>
-      </w:r>
-      <w:r>
-        <w:rPr>
-          <w:rFonts w:ascii="Consolas" w:hAnsi="Consolas"/>
-          <w:color w:val="B03060"/>
-        </w:rPr>
-        <w:t xml:space="preserve">php artisan config:clear</w:t>
-      </w:r>
-      <w:r>
-        <w:t xml:space="preserve">.</w:t>
-      </w:r>
-    </w:p>
-    <w:p>
-      <w:pPr>
         <w:pStyle w:val="Heading2"/>
       </w:pPr>
       <w:r>
-        <w:t xml:space="preserve">H.2 Berkas .env adalah kunci rumah</w:t>
+        <w:t xml:space="preserve">H.1 Dua proses yang harus hidup</w:t>
       </w:r>
     </w:p>
     <w:tbl>
@@ -7561,7 +7640,7 @@
         </w:trPr>
         <w:tc>
           <w:tcPr>
-            <w:tcW w:w="1300" w:type="pct"/>
+            <w:tcW w:w="900" w:type="pct"/>
             <w:shd w:val="clear" w:fill="1F4E79"/>
           </w:tcPr>
           <w:p>
@@ -7574,13 +7653,13 @@
                 <w:color w:val="FFFFFF"/>
                 <w:sz w:val="19"/>
               </w:rPr>
-              <w:t xml:space="preserve">Isi .env</w:t>
-            </w:r>
-          </w:p>
-        </w:tc>
-        <w:tc>
-          <w:tcPr>
-            <w:tcW w:w="3700" w:type="pct"/>
+              <w:t xml:space="preserve">Proses</w:t>
+            </w:r>
+          </w:p>
+        </w:tc>
+        <w:tc>
+          <w:tcPr>
+            <w:tcW w:w="1500" w:type="pct"/>
             <w:shd w:val="clear" w:fill="1F4E79"/>
           </w:tcPr>
           <w:p>
@@ -7593,15 +7672,50 @@
                 <w:color w:val="FFFFFF"/>
                 <w:sz w:val="19"/>
               </w:rPr>
-              <w:t xml:space="preserve">Kalau bocor</w:t>
-            </w:r>
-          </w:p>
-        </w:tc>
-      </w:tr>
-      <w:tr>
-        <w:tc>
-          <w:tcPr>
-            <w:tcW w:w="1300" w:type="pct"/>
+              <w:t xml:space="preserve">Perintahnya</w:t>
+            </w:r>
+          </w:p>
+        </w:tc>
+        <w:tc>
+          <w:tcPr>
+            <w:tcW w:w="2600" w:type="pct"/>
+            <w:shd w:val="clear" w:fill="1F4E79"/>
+          </w:tcPr>
+          <w:p>
+            <w:pPr>
+              <w:spacing w:after="0"/>
+            </w:pPr>
+            <w:r>
+              <w:rPr>
+                <w:b/>
+                <w:color w:val="FFFFFF"/>
+                <w:sz w:val="19"/>
+              </w:rPr>
+              <w:t xml:space="preserve">Tugasnya</w:t>
+            </w:r>
+          </w:p>
+        </w:tc>
+      </w:tr>
+      <w:tr>
+        <w:tc>
+          <w:tcPr>
+            <w:tcW w:w="900" w:type="pct"/>
+          </w:tcPr>
+          <w:p>
+            <w:pPr>
+              <w:spacing w:after="0"/>
+            </w:pPr>
+            <w:r>
+              <w:rPr>
+                <w:sz w:val="19"/>
+              </w:rPr>
+              <w:t xml:space="preserve">Penjadwal</w:t>
+            </w:r>
+          </w:p>
+        </w:tc>
+        <w:tc>
+          <w:tcPr>
+            <w:tcW w:w="1500" w:type="pct"/>
           </w:tcPr>
           <w:p>
             <w:pPr>
@@ -7613,31 +7727,44 @@
                 <w:color w:val="B03060"/>
                 <w:sz w:val="19"/>
               </w:rPr>
-              <w:t xml:space="preserve">DB_PASSWORD</w:t>
-            </w:r>
-          </w:p>
-        </w:tc>
-        <w:tc>
-          <w:tcPr>
-            <w:tcW w:w="3700" w:type="pct"/>
-          </w:tcPr>
-          <w:p>
-            <w:pPr>
-              <w:spacing w:after="0"/>
-            </w:pPr>
-            <w:r>
-              <w:rPr>
-                <w:sz w:val="19"/>
-              </w:rPr>
-              <w:t xml:space="preserve">Seluruh data sekolah bisa diunduh orang lain</w:t>
-            </w:r>
-          </w:p>
-        </w:tc>
-      </w:tr>
-      <w:tr>
-        <w:tc>
-          <w:tcPr>
-            <w:tcW w:w="1300" w:type="pct"/>
+              <w:t xml:space="preserve">php artisan schedule:run</w:t>
+            </w:r>
+          </w:p>
+        </w:tc>
+        <w:tc>
+          <w:tcPr>
+            <w:tcW w:w="2600" w:type="pct"/>
+          </w:tcPr>
+          <w:p>
+            <w:pPr>
+              <w:spacing w:after="0"/>
+            </w:pPr>
+            <w:r>
+              <w:rPr>
+                <w:sz w:val="19"/>
+              </w:rPr>
+              <w:t xml:space="preserve">Dipanggil </w:t>
+            </w:r>
+            <w:r>
+              <w:rPr>
+                <w:b/>
+                <w:sz w:val="19"/>
+              </w:rPr>
+              <w:t xml:space="preserve">tiap menit</w:t>
+            </w:r>
+            <w:r>
+              <w:rPr>
+                <w:sz w:val="19"/>
+              </w:rPr>
+              <w:t xml:space="preserve">. Setiap 5 menit ia memeriksa jadwal hari itu dan mencatat sesi mengajar yang jurnalnya terlambat diisi.</w:t>
+            </w:r>
+          </w:p>
+        </w:tc>
+      </w:tr>
+      <w:tr>
+        <w:tc>
+          <w:tcPr>
+            <w:tcW w:w="900" w:type="pct"/>
             <w:shd w:val="clear" w:fill="F7F9FC"/>
           </w:tcPr>
           <w:p>
@@ -7646,17 +7773,34 @@
             </w:pPr>
             <w:r>
               <w:rPr>
+                <w:sz w:val="19"/>
+              </w:rPr>
+              <w:t xml:space="preserve">Pekerja antrian</w:t>
+            </w:r>
+          </w:p>
+        </w:tc>
+        <w:tc>
+          <w:tcPr>
+            <w:tcW w:w="1500" w:type="pct"/>
+            <w:shd w:val="clear" w:fill="F7F9FC"/>
+          </w:tcPr>
+          <w:p>
+            <w:pPr>
+              <w:spacing w:after="0"/>
+            </w:pPr>
+            <w:r>
+              <w:rPr>
                 <w:rFonts w:ascii="Consolas" w:hAnsi="Consolas"/>
                 <w:color w:val="B03060"/>
                 <w:sz w:val="19"/>
               </w:rPr>
-              <w:t xml:space="preserve">APP_KEY</w:t>
-            </w:r>
-          </w:p>
-        </w:tc>
-        <w:tc>
-          <w:tcPr>
-            <w:tcW w:w="3700" w:type="pct"/>
+              <w:t xml:space="preserve">php artisan queue:work</w:t>
+            </w:r>
+          </w:p>
+        </w:tc>
+        <w:tc>
+          <w:tcPr>
+            <w:tcW w:w="2600" w:type="pct"/>
             <w:shd w:val="clear" w:fill="F7F9FC"/>
           </w:tcPr>
           <w:p>
@@ -7667,43 +7811,20 @@
               <w:rPr>
                 <w:sz w:val="19"/>
               </w:rPr>
-              <w:t xml:space="preserve">Cookie login bisa dipalsukan — orang bisa masuk sebagai admin</w:t>
-            </w:r>
-          </w:p>
-        </w:tc>
-      </w:tr>
-      <w:tr>
-        <w:tc>
-          <w:tcPr>
-            <w:tcW w:w="1300" w:type="pct"/>
-          </w:tcPr>
-          <w:p>
-            <w:pPr>
-              <w:spacing w:after="0"/>
-            </w:pPr>
-            <w:r>
-              <w:rPr>
-                <w:rFonts w:ascii="Consolas" w:hAnsi="Consolas"/>
-                <w:color w:val="B03060"/>
-                <w:sz w:val="19"/>
-              </w:rPr>
-              <w:t xml:space="preserve">WA_API_TOKEN</w:t>
-            </w:r>
-          </w:p>
-        </w:tc>
-        <w:tc>
-          <w:tcPr>
-            <w:tcW w:w="3700" w:type="pct"/>
-          </w:tcPr>
-          <w:p>
-            <w:pPr>
-              <w:spacing w:after="0"/>
-            </w:pPr>
-            <w:r>
-              <w:rPr>
-                <w:sz w:val="19"/>
-              </w:rPr>
-              <w:t xml:space="preserve">Nomor WhatsApp sekolah bisa dipakai mengirim pesan atas nama sekolah</w:t>
+              <w:t xml:space="preserve">Berjalan </w:t>
+            </w:r>
+            <w:r>
+              <w:rPr>
+                <w:b/>
+                <w:sz w:val="19"/>
+              </w:rPr>
+              <w:t xml:space="preserve">terus-menerus</w:t>
+            </w:r>
+            <w:r>
+              <w:rPr>
+                <w:sz w:val="19"/>
+              </w:rPr>
+              <w:t xml:space="preserve">. Inilah yang benar-benar menghubungi layanan WhatsApp dan mengirim pesannya.</w:t>
             </w:r>
           </w:p>
         </w:tc>
@@ -7720,28 +7841,358 @@
         <w:jc w:val="both"/>
       </w:pPr>
       <w:r>
-        <w:t xml:space="preserve">Jangan pernah menyalin </w:t>
+        <w:t xml:space="preserve">Pembagian ini disengaja: menghubungi layanan luar bisa memakan beberapa detik, dan pekerjaan itu tidak boleh membuat guru menunggu saat menekan tombol Simpan.</w:t>
+      </w:r>
+    </w:p>
+    <w:p>
+      <w:pPr>
+        <w:pStyle w:val="Heading2"/>
+      </w:pPr>
+      <w:r>
+        <w:t xml:space="preserve">H.2 Memasang di server Windows</w:t>
+      </w:r>
+    </w:p>
+    <w:p>
+      <w:pPr>
+        <w:spacing w:after="140" w:line="276" w:lineRule="auto"/>
+        <w:jc w:val="both"/>
+      </w:pPr>
+      <w:r>
+        <w:t xml:space="preserve">Dilakukan sekali, memakai </w:t>
+      </w:r>
+      <w:r>
+        <w:rPr>
+          <w:b/>
+        </w:rPr>
+        <w:t xml:space="preserve">Task Scheduler</w:t>
+      </w:r>
+      <w:r>
+        <w:t xml:space="preserve"> bawaan Windows.</w:t>
+      </w:r>
+    </w:p>
+    <w:p>
+      <w:pPr>
+        <w:pStyle w:val="Heading3"/>
+      </w:pPr>
+      <w:r>
+        <w:t xml:space="preserve">Penjadwal — dijalankan tiap menit</w:t>
+      </w:r>
+    </w:p>
+    <w:p>
+      <w:pPr>
+        <w:numPr>
+          <w:ilvl w:val="0"/>
+          <w:numId w:val="2"/>
+        </w:numPr>
+        <w:spacing w:after="80" w:line="276" w:lineRule="auto"/>
+      </w:pPr>
+      <w:r>
+        <w:t xml:space="preserve">Buat berkas </w:t>
       </w:r>
       <w:r>
         <w:rPr>
           <w:rFonts w:ascii="Consolas" w:hAnsi="Consolas"/>
           <w:color w:val="B03060"/>
         </w:rPr>
-        <w:t xml:space="preserve">.env</w:t>
-      </w:r>
-      <w:r>
-        <w:t xml:space="preserve"> ke folder </w:t>
+        <w:t xml:space="preserve">C:\jadwal-spenga.bat</w:t>
+      </w:r>
+      <w:r>
+        <w:t xml:space="preserve"> berisi dua baris di bawah ini.</w:t>
+      </w:r>
+    </w:p>
+    <w:p>
+      <w:pPr>
+        <w:numPr>
+          <w:ilvl w:val="0"/>
+          <w:numId w:val="2"/>
+        </w:numPr>
+        <w:spacing w:after="80" w:line="276" w:lineRule="auto"/>
+      </w:pPr>
+      <w:r>
+        <w:t xml:space="preserve">Buka </w:t>
+      </w:r>
+      <w:r>
+        <w:rPr>
+          <w:b/>
+        </w:rPr>
+        <w:t xml:space="preserve">Task Scheduler</w:t>
+      </w:r>
+      <w:r>
+        <w:t xml:space="preserve"> (ketik "Task Scheduler" di menu Start).</w:t>
+      </w:r>
+    </w:p>
+    <w:p>
+      <w:pPr>
+        <w:numPr>
+          <w:ilvl w:val="0"/>
+          <w:numId w:val="2"/>
+        </w:numPr>
+        <w:spacing w:after="80" w:line="276" w:lineRule="auto"/>
+      </w:pPr>
+      <w:r>
+        <w:t xml:space="preserve">Klik </w:t>
+      </w:r>
+      <w:r>
+        <w:rPr>
+          <w:b/>
+        </w:rPr>
+        <w:t xml:space="preserve">Create Task</w:t>
+      </w:r>
+      <w:r>
+        <w:t xml:space="preserve"> (bukan Create Basic Task).</w:t>
+      </w:r>
+    </w:p>
+    <w:p>
+      <w:pPr>
+        <w:numPr>
+          <w:ilvl w:val="0"/>
+          <w:numId w:val="2"/>
+        </w:numPr>
+        <w:spacing w:after="80" w:line="276" w:lineRule="auto"/>
+      </w:pPr>
+      <w:r>
+        <w:t xml:space="preserve">Tab </w:t>
+      </w:r>
+      <w:r>
+        <w:rPr>
+          <w:b/>
+        </w:rPr>
+        <w:t xml:space="preserve">General</w:t>
+      </w:r>
+      <w:r>
+        <w:t xml:space="preserve">: beri nama "SIM-SPENGA Penjadwal". Pilih </w:t>
+      </w:r>
+      <w:r>
+        <w:rPr>
+          <w:b/>
+        </w:rPr>
+        <w:t xml:space="preserve">Run whether user is logged on or not</w:t>
+      </w:r>
+      <w:r>
+        <w:t xml:space="preserve"> dan centang </w:t>
+      </w:r>
+      <w:r>
+        <w:rPr>
+          <w:b/>
+        </w:rPr>
+        <w:t xml:space="preserve">Run with highest privileges</w:t>
+      </w:r>
+      <w:r>
+        <w:t xml:space="preserve">.</w:t>
+      </w:r>
+    </w:p>
+    <w:p>
+      <w:pPr>
+        <w:numPr>
+          <w:ilvl w:val="0"/>
+          <w:numId w:val="2"/>
+        </w:numPr>
+        <w:spacing w:after="80" w:line="276" w:lineRule="auto"/>
+      </w:pPr>
+      <w:r>
+        <w:t xml:space="preserve">Tab </w:t>
+      </w:r>
+      <w:r>
+        <w:rPr>
+          <w:b/>
+        </w:rPr>
+        <w:t xml:space="preserve">Triggers</w:t>
+      </w:r>
+      <w:r>
+        <w:t xml:space="preserve"> → </w:t>
+      </w:r>
+      <w:r>
+        <w:rPr>
+          <w:b/>
+        </w:rPr>
+        <w:t xml:space="preserve">New</w:t>
+      </w:r>
+      <w:r>
+        <w:t xml:space="preserve"> → Begin the task: </w:t>
+      </w:r>
+      <w:r>
+        <w:rPr>
+          <w:b/>
+        </w:rPr>
+        <w:t xml:space="preserve">At startup</w:t>
+      </w:r>
+      <w:r>
+        <w:t xml:space="preserve">. Centang </w:t>
+      </w:r>
+      <w:r>
+        <w:rPr>
+          <w:b/>
+        </w:rPr>
+        <w:t xml:space="preserve">Repeat task every</w:t>
+      </w:r>
+      <w:r>
+        <w:t xml:space="preserve">, isi </w:t>
+      </w:r>
+      <w:r>
+        <w:rPr>
+          <w:b/>
+        </w:rPr>
+        <w:t xml:space="preserve">1 minute</w:t>
+      </w:r>
+      <w:r>
+        <w:t xml:space="preserve">, dan Duration: </w:t>
+      </w:r>
+      <w:r>
+        <w:rPr>
+          <w:b/>
+        </w:rPr>
+        <w:t xml:space="preserve">Indefinitely</w:t>
+      </w:r>
+      <w:r>
+        <w:t xml:space="preserve">.</w:t>
+      </w:r>
+    </w:p>
+    <w:p>
+      <w:pPr>
+        <w:numPr>
+          <w:ilvl w:val="0"/>
+          <w:numId w:val="2"/>
+        </w:numPr>
+        <w:spacing w:after="80" w:line="276" w:lineRule="auto"/>
+      </w:pPr>
+      <w:r>
+        <w:t xml:space="preserve">Tab </w:t>
+      </w:r>
+      <w:r>
+        <w:rPr>
+          <w:b/>
+        </w:rPr>
+        <w:t xml:space="preserve">Actions</w:t>
+      </w:r>
+      <w:r>
+        <w:t xml:space="preserve"> → </w:t>
+      </w:r>
+      <w:r>
+        <w:rPr>
+          <w:b/>
+        </w:rPr>
+        <w:t xml:space="preserve">New</w:t>
+      </w:r>
+      <w:r>
+        <w:t xml:space="preserve"> → Program/script: telusuri ke </w:t>
       </w:r>
       <w:r>
         <w:rPr>
           <w:rFonts w:ascii="Consolas" w:hAnsi="Consolas"/>
           <w:color w:val="B03060"/>
         </w:rPr>
-        <w:t xml:space="preserve">public</w:t>
-      </w:r>
-      <w:r>
-        <w:t xml:space="preserve">, mengirimnya lewat aplikasi obrolan, atau menyertakannya dalam berkas yang dibagikan.</w:t>
-      </w:r>
+        <w:t xml:space="preserve">C:\jadwal-spenga.bat</w:t>
+      </w:r>
+      <w:r>
+        <w:t xml:space="preserve">.</w:t>
+      </w:r>
+    </w:p>
+    <w:p>
+      <w:pPr>
+        <w:numPr>
+          <w:ilvl w:val="0"/>
+          <w:numId w:val="2"/>
+        </w:numPr>
+        <w:spacing w:after="80" w:line="276" w:lineRule="auto"/>
+      </w:pPr>
+      <w:r>
+        <w:t xml:space="preserve">Tab </w:t>
+      </w:r>
+      <w:r>
+        <w:rPr>
+          <w:b/>
+        </w:rPr>
+        <w:t xml:space="preserve">Settings</w:t>
+      </w:r>
+      <w:r>
+        <w:t xml:space="preserve">: hilangkan centang </w:t>
+      </w:r>
+      <w:r>
+        <w:rPr>
+          <w:b/>
+        </w:rPr>
+        <w:t xml:space="preserve">Stop the task if it runs longer than</w:t>
+      </w:r>
+      <w:r>
+        <w:t xml:space="preserve">.</w:t>
+      </w:r>
+    </w:p>
+    <w:p>
+      <w:pPr>
+        <w:numPr>
+          <w:ilvl w:val="0"/>
+          <w:numId w:val="2"/>
+        </w:numPr>
+        <w:spacing w:after="80" w:line="276" w:lineRule="auto"/>
+      </w:pPr>
+      <w:r>
+        <w:t xml:space="preserve">Klik OK dan masukkan kata sandi Windows bila diminta.</w:t>
+      </w:r>
+    </w:p>
+    <w:tbl>
+      <w:tblPr>
+        <w:tblW w:w="5000" w:type="pct"/>
+        <w:tblBorders>
+          <w:top w:val="single" w:sz="4" w:color="D9D9D9"/>
+          <w:left w:val="single" w:sz="4" w:color="D9D9D9"/>
+          <w:bottom w:val="single" w:sz="4" w:color="D9D9D9"/>
+          <w:right w:val="single" w:sz="4" w:color="D9D9D9"/>
+        </w:tblBorders>
+        <w:tblCellMar>
+          <w:top w:w="120" w:type="dxa"/>
+          <w:left w:w="160" w:type="dxa"/>
+          <w:bottom w:w="120" w:type="dxa"/>
+          <w:right w:w="160" w:type="dxa"/>
+        </w:tblCellMar>
+      </w:tblPr>
+      <w:tr>
+        <w:tc>
+          <w:tcPr>
+            <w:shd w:val="clear" w:fill="F5F5F5"/>
+          </w:tcPr>
+          <w:p>
+            <w:pPr>
+              <w:spacing w:after="0" w:line="240" w:lineRule="auto"/>
+            </w:pPr>
+            <w:r>
+              <w:rPr>
+                <w:rFonts w:ascii="Consolas" w:hAnsi="Consolas"/>
+                <w:sz w:val="18"/>
+              </w:rPr>
+              <w:t xml:space="preserve">@echo off</w:t>
+            </w:r>
+          </w:p>
+          <w:p>
+            <w:pPr>
+              <w:spacing w:after="0" w:line="240" w:lineRule="auto"/>
+            </w:pPr>
+            <w:r>
+              <w:rPr>
+                <w:rFonts w:ascii="Consolas" w:hAnsi="Consolas"/>
+                <w:sz w:val="18"/>
+              </w:rPr>
+              <w:t xml:space="preserve">cd /d C:\laragon\www\sim-spenga</w:t>
+            </w:r>
+          </w:p>
+          <w:p>
+            <w:pPr>
+              <w:spacing w:after="0" w:line="240" w:lineRule="auto"/>
+            </w:pPr>
+            <w:r>
+              <w:rPr>
+                <w:rFonts w:ascii="Consolas" w:hAnsi="Consolas"/>
+                <w:sz w:val="18"/>
+              </w:rPr>
+              <w:t xml:space="preserve">C:\laragon\bin\php\php-8.3.30-Win32-vs16-x64\php.exe artisan schedule:run &gt;&gt; storage\logs\jadwal.log 2&gt;&amp;1</w:t>
+            </w:r>
+          </w:p>
+        </w:tc>
+      </w:tr>
+    </w:tbl>
+    <w:p>
+      <w:pPr>
+        <w:spacing w:after="140"/>
+      </w:pPr>
     </w:p>
     <w:tbl>
       <w:tblPr>
@@ -7762,7 +8213,7 @@
       <w:tr>
         <w:tc>
           <w:tcPr>
-            <w:shd w:val="clear" w:fill="FFD9D9"/>
+            <w:shd w:val="clear" w:fill="FFF4CE"/>
           </w:tcPr>
           <w:p>
             <w:pPr>
@@ -7772,7 +8223,7 @@
               <w:rPr>
                 <w:b/>
               </w:rPr>
-              <w:t xml:space="preserve">APP_KEY jangan diganti setelah aplikasi dipakai</w:t>
+              <w:t xml:space="preserve">Sesuaikan dua alamat di dalamnya</w:t>
             </w:r>
           </w:p>
           <w:p>
@@ -7781,35 +8232,312 @@
               <w:jc w:val="both"/>
             </w:pPr>
             <w:r>
-              <w:t xml:space="preserve">Mengganti </w:t>
+              <w:t xml:space="preserve">Alamat folder aplikasi dan alamat </w:t>
             </w:r>
             <w:r>
               <w:rPr>
                 <w:rFonts w:ascii="Consolas" w:hAnsi="Consolas"/>
                 <w:color w:val="B03060"/>
               </w:rPr>
-              <w:t xml:space="preserve">APP_KEY</w:t>
-            </w:r>
-            <w:r>
-              <w:t xml:space="preserve"> membuat </w:t>
-            </w:r>
+              <w:t xml:space="preserve">php.exe</w:t>
+            </w:r>
+            <w:r>
+              <w:t xml:space="preserve">. Untuk mengetahui alamat php.exe yang benar, buka Terminal Laragon lalu ketik </w:t>
+            </w:r>
+            <w:r>
+              <w:rPr>
+                <w:rFonts w:ascii="Consolas" w:hAnsi="Consolas"/>
+                <w:color w:val="B03060"/>
+              </w:rPr>
+              <w:t xml:space="preserve">where php</w:t>
+            </w:r>
+            <w:r>
+              <w:t xml:space="preserve">.</w:t>
+            </w:r>
+          </w:p>
+        </w:tc>
+      </w:tr>
+    </w:tbl>
+    <w:p>
+      <w:pPr>
+        <w:spacing w:after="140"/>
+      </w:pPr>
+    </w:p>
+    <w:p>
+      <w:pPr>
+        <w:pStyle w:val="Heading3"/>
+      </w:pPr>
+      <w:r>
+        <w:t xml:space="preserve">Pekerja antrian — hidup terus</w:t>
+      </w:r>
+    </w:p>
+    <w:p>
+      <w:pPr>
+        <w:spacing w:after="140" w:line="276" w:lineRule="auto"/>
+        <w:jc w:val="both"/>
+      </w:pPr>
+      <w:r>
+        <w:t xml:space="preserve">Berbeda dari penjadwal, proses ini tidak dipanggil berulang melainkan dijalankan sekali dan dibiarkan hidup. Bila mati, Windows harus menyalakannya lagi.</w:t>
+      </w:r>
+    </w:p>
+    <w:p>
+      <w:pPr>
+        <w:numPr>
+          <w:ilvl w:val="0"/>
+          <w:numId w:val="2"/>
+        </w:numPr>
+        <w:spacing w:after="80" w:line="276" w:lineRule="auto"/>
+      </w:pPr>
+      <w:r>
+        <w:t xml:space="preserve">Buat berkas </w:t>
+      </w:r>
+      <w:r>
+        <w:rPr>
+          <w:rFonts w:ascii="Consolas" w:hAnsi="Consolas"/>
+          <w:color w:val="B03060"/>
+        </w:rPr>
+        <w:t xml:space="preserve">C:\antrian-spenga.bat</w:t>
+      </w:r>
+      <w:r>
+        <w:t xml:space="preserve"> seperti contoh di bawah.</w:t>
+      </w:r>
+    </w:p>
+    <w:p>
+      <w:pPr>
+        <w:numPr>
+          <w:ilvl w:val="0"/>
+          <w:numId w:val="2"/>
+        </w:numPr>
+        <w:spacing w:after="80" w:line="276" w:lineRule="auto"/>
+      </w:pPr>
+      <w:r>
+        <w:t xml:space="preserve">Di Task Scheduler, buat tugas kedua bernama "SIM-SPENGA Antrian".</w:t>
+      </w:r>
+    </w:p>
+    <w:p>
+      <w:pPr>
+        <w:numPr>
+          <w:ilvl w:val="0"/>
+          <w:numId w:val="2"/>
+        </w:numPr>
+        <w:spacing w:after="80" w:line="276" w:lineRule="auto"/>
+      </w:pPr>
+      <w:r>
+        <w:t xml:space="preserve">Tab </w:t>
+      </w:r>
+      <w:r>
+        <w:rPr>
+          <w:b/>
+        </w:rPr>
+        <w:t xml:space="preserve">Triggers</w:t>
+      </w:r>
+      <w:r>
+        <w:t xml:space="preserve">: Begin the task </w:t>
+      </w:r>
+      <w:r>
+        <w:rPr>
+          <w:b/>
+        </w:rPr>
+        <w:t xml:space="preserve">At startup</w:t>
+      </w:r>
+      <w:r>
+        <w:t xml:space="preserve"> (tanpa pengulangan).</w:t>
+      </w:r>
+    </w:p>
+    <w:p>
+      <w:pPr>
+        <w:numPr>
+          <w:ilvl w:val="0"/>
+          <w:numId w:val="2"/>
+        </w:numPr>
+        <w:spacing w:after="80" w:line="276" w:lineRule="auto"/>
+      </w:pPr>
+      <w:r>
+        <w:t xml:space="preserve">Tab </w:t>
+      </w:r>
+      <w:r>
+        <w:rPr>
+          <w:b/>
+        </w:rPr>
+        <w:t xml:space="preserve">Actions</w:t>
+      </w:r>
+      <w:r>
+        <w:t xml:space="preserve">: arahkan ke </w:t>
+      </w:r>
+      <w:r>
+        <w:rPr>
+          <w:rFonts w:ascii="Consolas" w:hAnsi="Consolas"/>
+          <w:color w:val="B03060"/>
+        </w:rPr>
+        <w:t xml:space="preserve">C:\antrian-spenga.bat</w:t>
+      </w:r>
+      <w:r>
+        <w:t xml:space="preserve">.</w:t>
+      </w:r>
+    </w:p>
+    <w:p>
+      <w:pPr>
+        <w:numPr>
+          <w:ilvl w:val="0"/>
+          <w:numId w:val="2"/>
+        </w:numPr>
+        <w:spacing w:after="80" w:line="276" w:lineRule="auto"/>
+      </w:pPr>
+      <w:r>
+        <w:t xml:space="preserve">Tab </w:t>
+      </w:r>
+      <w:r>
+        <w:rPr>
+          <w:b/>
+        </w:rPr>
+        <w:t xml:space="preserve">Settings</w:t>
+      </w:r>
+      <w:r>
+        <w:t xml:space="preserve">: centang </w:t>
+      </w:r>
+      <w:r>
+        <w:rPr>
+          <w:b/>
+        </w:rPr>
+        <w:t xml:space="preserve">If the task fails, restart every 1 minute</w:t>
+      </w:r>
+      <w:r>
+        <w:t xml:space="preserve">, dan hilangkan centang </w:t>
+      </w:r>
+      <w:r>
+        <w:rPr>
+          <w:b/>
+        </w:rPr>
+        <w:t xml:space="preserve">Stop the task if it runs longer than</w:t>
+      </w:r>
+      <w:r>
+        <w:t xml:space="preserve">.</w:t>
+      </w:r>
+    </w:p>
+    <w:tbl>
+      <w:tblPr>
+        <w:tblW w:w="5000" w:type="pct"/>
+        <w:tblBorders>
+          <w:top w:val="single" w:sz="4" w:color="D9D9D9"/>
+          <w:left w:val="single" w:sz="4" w:color="D9D9D9"/>
+          <w:bottom w:val="single" w:sz="4" w:color="D9D9D9"/>
+          <w:right w:val="single" w:sz="4" w:color="D9D9D9"/>
+        </w:tblBorders>
+        <w:tblCellMar>
+          <w:top w:w="120" w:type="dxa"/>
+          <w:left w:w="160" w:type="dxa"/>
+          <w:bottom w:w="120" w:type="dxa"/>
+          <w:right w:w="160" w:type="dxa"/>
+        </w:tblCellMar>
+      </w:tblPr>
+      <w:tr>
+        <w:tc>
+          <w:tcPr>
+            <w:shd w:val="clear" w:fill="F5F5F5"/>
+          </w:tcPr>
+          <w:p>
+            <w:pPr>
+              <w:spacing w:after="0" w:line="240" w:lineRule="auto"/>
+            </w:pPr>
+            <w:r>
+              <w:rPr>
+                <w:rFonts w:ascii="Consolas" w:hAnsi="Consolas"/>
+                <w:sz w:val="18"/>
+              </w:rPr>
+              <w:t xml:space="preserve">@echo off</w:t>
+            </w:r>
+          </w:p>
+          <w:p>
+            <w:pPr>
+              <w:spacing w:after="0" w:line="240" w:lineRule="auto"/>
+            </w:pPr>
+            <w:r>
+              <w:rPr>
+                <w:rFonts w:ascii="Consolas" w:hAnsi="Consolas"/>
+                <w:sz w:val="18"/>
+              </w:rPr>
+              <w:t xml:space="preserve">cd /d C:\laragon\www\sim-spenga</w:t>
+            </w:r>
+          </w:p>
+          <w:p>
+            <w:pPr>
+              <w:spacing w:after="0" w:line="240" w:lineRule="auto"/>
+            </w:pPr>
+            <w:r>
+              <w:rPr>
+                <w:rFonts w:ascii="Consolas" w:hAnsi="Consolas"/>
+                <w:sz w:val="18"/>
+              </w:rPr>
+              <w:t xml:space="preserve">C:\laragon\bin\php\php-8.3.30-Win32-vs16-x64\php.exe artisan queue:work --queue=notifikasi,pengingat-guru,default --tries=3 --sleep=3</w:t>
+            </w:r>
+          </w:p>
+        </w:tc>
+      </w:tr>
+    </w:tbl>
+    <w:p>
+      <w:pPr>
+        <w:spacing w:after="140"/>
+      </w:pPr>
+    </w:p>
+    <w:tbl>
+      <w:tblPr>
+        <w:tblW w:w="5000" w:type="pct"/>
+        <w:tblBorders>
+          <w:top w:val="single" w:sz="4" w:color="E0C878"/>
+          <w:left w:val="single" w:sz="18" w:color="E0A800"/>
+          <w:bottom w:val="single" w:sz="4" w:color="E0C878"/>
+          <w:right w:val="single" w:sz="4" w:color="E0C878"/>
+        </w:tblBorders>
+        <w:tblCellMar>
+          <w:top w:w="140" w:type="dxa"/>
+          <w:left w:w="200" w:type="dxa"/>
+          <w:bottom w:w="140" w:type="dxa"/>
+          <w:right w:w="200" w:type="dxa"/>
+        </w:tblCellMar>
+      </w:tblPr>
+      <w:tr>
+        <w:tc>
+          <w:tcPr>
+            <w:shd w:val="clear" w:fill="FFF4CE"/>
+          </w:tcPr>
+          <w:p>
+            <w:pPr>
+              <w:spacing w:after="60"/>
+            </w:pPr>
             <w:r>
               <w:rPr>
                 <w:b/>
               </w:rPr>
-              <w:t xml:space="preserve">semua orang ter-logout</w:t>
-            </w:r>
-            <w:r>
-              <w:t xml:space="preserve"> sekaligus </w:t>
-            </w:r>
-            <w:r>
-              <w:rPr>
-                <w:b/>
-              </w:rPr>
-              <w:t xml:space="preserve">membatalkan aktivasi nomor seri</w:t>
-            </w:r>
-            <w:r>
-              <w:t xml:space="preserve"> — aplikasi akan meminta nomor seri lagi. Kunci ini dibuat sekali saat pemasangan, lalu dibiarkan.</w:t>
+              <w:t xml:space="preserve">Urutan antrian itu bukan hiasan</w:t>
+            </w:r>
+          </w:p>
+          <w:p>
+            <w:pPr>
+              <w:spacing w:after="0"/>
+              <w:jc w:val="both"/>
+            </w:pPr>
+            <w:r>
+              <w:t xml:space="preserve">Antrian </w:t>
+            </w:r>
+            <w:r>
+              <w:rPr>
+                <w:rFonts w:ascii="Consolas" w:hAnsi="Consolas"/>
+                <w:color w:val="B03060"/>
+              </w:rPr>
+              <w:t xml:space="preserve">notifikasi</w:t>
+            </w:r>
+            <w:r>
+              <w:t xml:space="preserve"> (pemberitahuan Alfa ke orang tua) disebut lebih dulu daripada </w:t>
+            </w:r>
+            <w:r>
+              <w:rPr>
+                <w:rFonts w:ascii="Consolas" w:hAnsi="Consolas"/>
+                <w:color w:val="B03060"/>
+              </w:rPr>
+              <w:t xml:space="preserve">pengingat-guru</w:t>
+            </w:r>
+            <w:r>
+              <w:t xml:space="preserve">, sehingga pesan kepada orang tua selalu didahulukan bila keduanya menumpuk bersamaan.</w:t>
             </w:r>
           </w:p>
         </w:tc>
@@ -7825,7 +8553,65 @@
         <w:pStyle w:val="Heading2"/>
       </w:pPr>
       <w:r>
-        <w:t xml:space="preserve">H.3 Pengaturan wajib di server sekolah</w:t>
+        <w:t xml:space="preserve">H.3 Setelah setiap pembaruan aplikasi</w:t>
+      </w:r>
+    </w:p>
+    <w:p>
+      <w:pPr>
+        <w:spacing w:after="140" w:line="276" w:lineRule="auto"/>
+        <w:jc w:val="both"/>
+      </w:pPr>
+      <w:r>
+        <w:t xml:space="preserve">Pekerja antrian menyimpan kode aplikasi di dalam ingatannya saat dijalankan. Setelah kode diperbarui, ia harus disuruh berhenti supaya Windows menyalakannya kembali dengan kode yang baru:</w:t>
+      </w:r>
+    </w:p>
+    <w:tbl>
+      <w:tblPr>
+        <w:tblW w:w="5000" w:type="pct"/>
+        <w:tblBorders>
+          <w:top w:val="single" w:sz="4" w:color="D9D9D9"/>
+          <w:left w:val="single" w:sz="4" w:color="D9D9D9"/>
+          <w:bottom w:val="single" w:sz="4" w:color="D9D9D9"/>
+          <w:right w:val="single" w:sz="4" w:color="D9D9D9"/>
+        </w:tblBorders>
+        <w:tblCellMar>
+          <w:top w:w="120" w:type="dxa"/>
+          <w:left w:w="160" w:type="dxa"/>
+          <w:bottom w:w="120" w:type="dxa"/>
+          <w:right w:w="160" w:type="dxa"/>
+        </w:tblCellMar>
+      </w:tblPr>
+      <w:tr>
+        <w:tc>
+          <w:tcPr>
+            <w:shd w:val="clear" w:fill="F5F5F5"/>
+          </w:tcPr>
+          <w:p>
+            <w:pPr>
+              <w:spacing w:after="0" w:line="240" w:lineRule="auto"/>
+            </w:pPr>
+            <w:r>
+              <w:rPr>
+                <w:rFonts w:ascii="Consolas" w:hAnsi="Consolas"/>
+                <w:sz w:val="18"/>
+              </w:rPr>
+              <w:t xml:space="preserve">php artisan queue:restart</w:t>
+            </w:r>
+          </w:p>
+        </w:tc>
+      </w:tr>
+    </w:tbl>
+    <w:p>
+      <w:pPr>
+        <w:spacing w:after="140"/>
+      </w:pPr>
+    </w:p>
+    <w:p>
+      <w:pPr>
+        <w:pStyle w:val="Heading2"/>
+      </w:pPr>
+      <w:r>
+        <w:t xml:space="preserve">H.4 Memeriksa keduanya benar-benar bekerja</w:t>
       </w:r>
     </w:p>
     <w:tbl>
@@ -7852,7 +8638,7 @@
         </w:trPr>
         <w:tc>
           <w:tcPr>
-            <w:tcW w:w="1300" w:type="pct"/>
+            <w:tcW w:w="1200" w:type="pct"/>
             <w:shd w:val="clear" w:fill="1F4E79"/>
           </w:tcPr>
           <w:p>
@@ -7865,13 +8651,13 @@
                 <w:color w:val="FFFFFF"/>
                 <w:sz w:val="19"/>
               </w:rPr>
-              <w:t xml:space="preserve">Setelan di .env</w:t>
-            </w:r>
-          </w:p>
-        </w:tc>
-        <w:tc>
-          <w:tcPr>
-            <w:tcW w:w="700" w:type="pct"/>
+              <w:t xml:space="preserve">Yang diperiksa</w:t>
+            </w:r>
+          </w:p>
+        </w:tc>
+        <w:tc>
+          <w:tcPr>
+            <w:tcW w:w="1900" w:type="pct"/>
             <w:shd w:val="clear" w:fill="1F4E79"/>
           </w:tcPr>
           <w:p>
@@ -7884,13 +8670,13 @@
                 <w:color w:val="FFFFFF"/>
                 <w:sz w:val="19"/>
               </w:rPr>
-              <w:t xml:space="preserve">Nilai</w:t>
-            </w:r>
-          </w:p>
-        </w:tc>
-        <w:tc>
-          <w:tcPr>
-            <w:tcW w:w="3000" w:type="pct"/>
+              <w:t xml:space="preserve">Caranya</w:t>
+            </w:r>
+          </w:p>
+        </w:tc>
+        <w:tc>
+          <w:tcPr>
+            <w:tcW w:w="1900" w:type="pct"/>
             <w:shd w:val="clear" w:fill="1F4E79"/>
           </w:tcPr>
           <w:p>
@@ -7903,15 +8689,31 @@
                 <w:color w:val="FFFFFF"/>
                 <w:sz w:val="19"/>
               </w:rPr>
-              <w:t xml:space="preserve">Alasan</w:t>
-            </w:r>
-          </w:p>
-        </w:tc>
-      </w:tr>
-      <w:tr>
-        <w:tc>
-          <w:tcPr>
-            <w:tcW w:w="1300" w:type="pct"/>
+              <w:t xml:space="preserve">Hasil yang benar</w:t>
+            </w:r>
+          </w:p>
+        </w:tc>
+      </w:tr>
+      <w:tr>
+        <w:tc>
+          <w:tcPr>
+            <w:tcW w:w="1200" w:type="pct"/>
+          </w:tcPr>
+          <w:p>
+            <w:pPr>
+              <w:spacing w:after="0"/>
+            </w:pPr>
+            <w:r>
+              <w:rPr>
+                <w:sz w:val="19"/>
+              </w:rPr>
+              <w:t xml:space="preserve">Penjadwal terdaftar</w:t>
+            </w:r>
+          </w:p>
+        </w:tc>
+        <w:tc>
+          <w:tcPr>
+            <w:tcW w:w="1900" w:type="pct"/>
           </w:tcPr>
           <w:p>
             <w:pPr>
@@ -7923,41 +8725,67 @@
                 <w:color w:val="B03060"/>
                 <w:sz w:val="19"/>
               </w:rPr>
-              <w:t xml:space="preserve">APP_DEBUG</w:t>
-            </w:r>
-          </w:p>
-        </w:tc>
-        <w:tc>
-          <w:tcPr>
-            <w:tcW w:w="700" w:type="pct"/>
-          </w:tcPr>
-          <w:p>
-            <w:pPr>
-              <w:spacing w:after="0"/>
-            </w:pPr>
+              <w:t xml:space="preserve">php artisan schedule:list</w:t>
+            </w:r>
+          </w:p>
+        </w:tc>
+        <w:tc>
+          <w:tcPr>
+            <w:tcW w:w="1900" w:type="pct"/>
+          </w:tcPr>
+          <w:p>
+            <w:pPr>
+              <w:spacing w:after="0"/>
+            </w:pPr>
+            <w:r>
+              <w:rPr>
+                <w:sz w:val="19"/>
+              </w:rPr>
+              <w:t xml:space="preserve">Muncul baris </w:t>
+            </w:r>
             <w:r>
               <w:rPr>
                 <w:rFonts w:ascii="Consolas" w:hAnsi="Consolas"/>
                 <w:color w:val="B03060"/>
                 <w:sz w:val="19"/>
               </w:rPr>
-              <w:t xml:space="preserve">false</w:t>
-            </w:r>
-          </w:p>
-        </w:tc>
-        <w:tc>
-          <w:tcPr>
-            <w:tcW w:w="3000" w:type="pct"/>
-          </w:tcPr>
-          <w:p>
-            <w:pPr>
-              <w:spacing w:after="0"/>
-            </w:pPr>
-            <w:r>
-              <w:rPr>
-                <w:sz w:val="19"/>
-              </w:rPr>
-              <w:t xml:space="preserve">Bila </w:t>
+              <w:t xml:space="preserve">*/5 * * * * php artisan pengingat:jurnal</w:t>
+            </w:r>
+          </w:p>
+        </w:tc>
+      </w:tr>
+      <w:tr>
+        <w:tc>
+          <w:tcPr>
+            <w:tcW w:w="1200" w:type="pct"/>
+            <w:shd w:val="clear" w:fill="F7F9FC"/>
+          </w:tcPr>
+          <w:p>
+            <w:pPr>
+              <w:spacing w:after="0"/>
+            </w:pPr>
+            <w:r>
+              <w:rPr>
+                <w:sz w:val="19"/>
+              </w:rPr>
+              <w:t xml:space="preserve">Penjadwal benar-benar dipanggil</w:t>
+            </w:r>
+          </w:p>
+        </w:tc>
+        <w:tc>
+          <w:tcPr>
+            <w:tcW w:w="1900" w:type="pct"/>
+            <w:shd w:val="clear" w:fill="F7F9FC"/>
+          </w:tcPr>
+          <w:p>
+            <w:pPr>
+              <w:spacing w:after="0"/>
+            </w:pPr>
+            <w:r>
+              <w:rPr>
+                <w:sz w:val="19"/>
+              </w:rPr>
+              <w:t xml:space="preserve">Buka </w:t>
             </w:r>
             <w:r>
               <w:rPr>
@@ -7965,35 +8793,84 @@
                 <w:color w:val="B03060"/>
                 <w:sz w:val="19"/>
               </w:rPr>
-              <w:t xml:space="preserve">true</w:t>
-            </w:r>
-            <w:r>
-              <w:rPr>
-                <w:sz w:val="19"/>
-              </w:rPr>
-              <w:t xml:space="preserve">, setiap galat menampilkan isi </w:t>
-            </w:r>
+              <w:t xml:space="preserve">storage\logs\jadwal.log</w:t>
+            </w:r>
+          </w:p>
+        </w:tc>
+        <w:tc>
+          <w:tcPr>
+            <w:tcW w:w="1900" w:type="pct"/>
+            <w:shd w:val="clear" w:fill="F7F9FC"/>
+          </w:tcPr>
+          <w:p>
+            <w:pPr>
+              <w:spacing w:after="0"/>
+            </w:pPr>
+            <w:r>
+              <w:rPr>
+                <w:sz w:val="19"/>
+              </w:rPr>
+              <w:t xml:space="preserve">Berkasnya bertambah isinya tiap menit</w:t>
+            </w:r>
+          </w:p>
+        </w:tc>
+      </w:tr>
+      <w:tr>
+        <w:tc>
+          <w:tcPr>
+            <w:tcW w:w="1200" w:type="pct"/>
+          </w:tcPr>
+          <w:p>
+            <w:pPr>
+              <w:spacing w:after="0"/>
+            </w:pPr>
+            <w:r>
+              <w:rPr>
+                <w:sz w:val="19"/>
+              </w:rPr>
+              <w:t xml:space="preserve">Deteksi berjalan</w:t>
+            </w:r>
+          </w:p>
+        </w:tc>
+        <w:tc>
+          <w:tcPr>
+            <w:tcW w:w="1900" w:type="pct"/>
+          </w:tcPr>
+          <w:p>
+            <w:pPr>
+              <w:spacing w:after="0"/>
+            </w:pPr>
             <w:r>
               <w:rPr>
                 <w:rFonts w:ascii="Consolas" w:hAnsi="Consolas"/>
                 <w:color w:val="B03060"/>
                 <w:sz w:val="19"/>
               </w:rPr>
-              <w:t xml:space="preserve">.env</w:t>
-            </w:r>
-            <w:r>
-              <w:rPr>
-                <w:sz w:val="19"/>
-              </w:rPr>
-              <w:t xml:space="preserve"> termasuk kata sandi database kepada siapa pun yang memicunya</w:t>
-            </w:r>
-          </w:p>
-        </w:tc>
-      </w:tr>
-      <w:tr>
-        <w:tc>
-          <w:tcPr>
-            <w:tcW w:w="1300" w:type="pct"/>
+              <w:t xml:space="preserve">php artisan pengingat:jurnal --lihat</w:t>
+            </w:r>
+          </w:p>
+        </w:tc>
+        <w:tc>
+          <w:tcPr>
+            <w:tcW w:w="1900" w:type="pct"/>
+          </w:tcPr>
+          <w:p>
+            <w:pPr>
+              <w:spacing w:after="0"/>
+            </w:pPr>
+            <w:r>
+              <w:rPr>
+                <w:sz w:val="19"/>
+              </w:rPr>
+              <w:t xml:space="preserve">Menampilkan daftar sesi yang belum terisi, tanpa mengirim apa pun</w:t>
+            </w:r>
+          </w:p>
+        </w:tc>
+      </w:tr>
+      <w:tr>
+        <w:tc>
+          <w:tcPr>
+            <w:tcW w:w="1200" w:type="pct"/>
             <w:shd w:val="clear" w:fill="F7F9FC"/>
           </w:tcPr>
           <w:p>
@@ -8002,17 +8879,40 @@
             </w:pPr>
             <w:r>
               <w:rPr>
+                <w:sz w:val="19"/>
+              </w:rPr>
+              <w:t xml:space="preserve">Pekerja antrian hidup</w:t>
+            </w:r>
+          </w:p>
+        </w:tc>
+        <w:tc>
+          <w:tcPr>
+            <w:tcW w:w="1900" w:type="pct"/>
+            <w:shd w:val="clear" w:fill="F7F9FC"/>
+          </w:tcPr>
+          <w:p>
+            <w:pPr>
+              <w:spacing w:after="0"/>
+            </w:pPr>
+            <w:r>
+              <w:rPr>
+                <w:sz w:val="19"/>
+              </w:rPr>
+              <w:t xml:space="preserve">Task Manager → cari proses </w:t>
+            </w:r>
+            <w:r>
+              <w:rPr>
                 <w:rFonts w:ascii="Consolas" w:hAnsi="Consolas"/>
                 <w:color w:val="B03060"/>
                 <w:sz w:val="19"/>
               </w:rPr>
-              <w:t xml:space="preserve">APP_ENV</w:t>
-            </w:r>
-          </w:p>
-        </w:tc>
-        <w:tc>
-          <w:tcPr>
-            <w:tcW w:w="700" w:type="pct"/>
+              <w:t xml:space="preserve">php.exe</w:t>
+            </w:r>
+          </w:p>
+        </w:tc>
+        <w:tc>
+          <w:tcPr>
+            <w:tcW w:w="1900" w:type="pct"/>
             <w:shd w:val="clear" w:fill="F7F9FC"/>
           </w:tcPr>
           <w:p>
@@ -8021,193 +8921,66 @@
             </w:pPr>
             <w:r>
               <w:rPr>
-                <w:rFonts w:ascii="Consolas" w:hAnsi="Consolas"/>
-                <w:color w:val="B03060"/>
-                <w:sz w:val="19"/>
-              </w:rPr>
-              <w:t xml:space="preserve">production</w:t>
-            </w:r>
-          </w:p>
-        </w:tc>
-        <w:tc>
-          <w:tcPr>
-            <w:tcW w:w="3000" w:type="pct"/>
-            <w:shd w:val="clear" w:fill="F7F9FC"/>
-          </w:tcPr>
-          <w:p>
-            <w:pPr>
-              <w:spacing w:after="0"/>
-            </w:pPr>
-            <w:r>
-              <w:rPr>
-                <w:sz w:val="19"/>
-              </w:rPr>
-              <w:t xml:space="preserve">Mematikan sejumlah kelonggaran yang hanya pantas untuk pengembangan</w:t>
-            </w:r>
-          </w:p>
-        </w:tc>
-      </w:tr>
-      <w:tr>
-        <w:tc>
-          <w:tcPr>
-            <w:tcW w:w="1300" w:type="pct"/>
-          </w:tcPr>
-          <w:p>
-            <w:pPr>
-              <w:spacing w:after="0"/>
-            </w:pPr>
-            <w:r>
-              <w:rPr>
-                <w:rFonts w:ascii="Consolas" w:hAnsi="Consolas"/>
-                <w:color w:val="B03060"/>
-                <w:sz w:val="19"/>
-              </w:rPr>
-              <w:t xml:space="preserve">SESSION_SECURE_COOKIE</w:t>
-            </w:r>
-          </w:p>
-        </w:tc>
-        <w:tc>
-          <w:tcPr>
-            <w:tcW w:w="700" w:type="pct"/>
-          </w:tcPr>
-          <w:p>
-            <w:pPr>
-              <w:spacing w:after="0"/>
-            </w:pPr>
-            <w:r>
-              <w:rPr>
-                <w:rFonts w:ascii="Consolas" w:hAnsi="Consolas"/>
-                <w:color w:val="B03060"/>
-                <w:sz w:val="19"/>
-              </w:rPr>
-              <w:t xml:space="preserve">true</w:t>
-            </w:r>
-          </w:p>
-        </w:tc>
-        <w:tc>
-          <w:tcPr>
-            <w:tcW w:w="3000" w:type="pct"/>
-          </w:tcPr>
-          <w:p>
-            <w:pPr>
-              <w:spacing w:after="0"/>
-            </w:pPr>
-            <w:r>
-              <w:rPr>
-                <w:sz w:val="19"/>
-              </w:rPr>
-              <w:t xml:space="preserve">Wajib bila aplikasi diakses lewat https — mencegah cookie login tercuri di jaringan wifi sekolah</w:t>
-            </w:r>
-          </w:p>
-        </w:tc>
-      </w:tr>
-      <w:tr>
-        <w:tc>
-          <w:tcPr>
-            <w:tcW w:w="1300" w:type="pct"/>
-            <w:shd w:val="clear" w:fill="F7F9FC"/>
-          </w:tcPr>
-          <w:p>
-            <w:pPr>
-              <w:spacing w:after="0"/>
-            </w:pPr>
-            <w:r>
-              <w:rPr>
-                <w:rFonts w:ascii="Consolas" w:hAnsi="Consolas"/>
-                <w:color w:val="B03060"/>
-                <w:sz w:val="19"/>
-              </w:rPr>
-              <w:t xml:space="preserve">SESSION_ENCRYPT</w:t>
-            </w:r>
-          </w:p>
-        </w:tc>
-        <w:tc>
-          <w:tcPr>
-            <w:tcW w:w="700" w:type="pct"/>
-            <w:shd w:val="clear" w:fill="F7F9FC"/>
-          </w:tcPr>
-          <w:p>
-            <w:pPr>
-              <w:spacing w:after="0"/>
-            </w:pPr>
-            <w:r>
-              <w:rPr>
-                <w:rFonts w:ascii="Consolas" w:hAnsi="Consolas"/>
-                <w:color w:val="B03060"/>
-                <w:sz w:val="19"/>
-              </w:rPr>
-              <w:t xml:space="preserve">true</w:t>
-            </w:r>
-          </w:p>
-        </w:tc>
-        <w:tc>
-          <w:tcPr>
-            <w:tcW w:w="3000" w:type="pct"/>
-            <w:shd w:val="clear" w:fill="F7F9FC"/>
-          </w:tcPr>
-          <w:p>
-            <w:pPr>
-              <w:spacing w:after="0"/>
-            </w:pPr>
-            <w:r>
-              <w:rPr>
-                <w:sz w:val="19"/>
-              </w:rPr>
-              <w:t xml:space="preserve">Isi sesi tidak terbaca walau berkasnya terambil</w:t>
-            </w:r>
-          </w:p>
-        </w:tc>
-      </w:tr>
-      <w:tr>
-        <w:tc>
-          <w:tcPr>
-            <w:tcW w:w="1300" w:type="pct"/>
-          </w:tcPr>
-          <w:p>
-            <w:pPr>
-              <w:spacing w:after="0"/>
-            </w:pPr>
-            <w:r>
-              <w:rPr>
-                <w:rFonts w:ascii="Consolas" w:hAnsi="Consolas"/>
-                <w:color w:val="B03060"/>
-                <w:sz w:val="19"/>
-              </w:rPr>
-              <w:t xml:space="preserve">LOG_LEVEL</w:t>
-            </w:r>
-          </w:p>
-        </w:tc>
-        <w:tc>
-          <w:tcPr>
-            <w:tcW w:w="700" w:type="pct"/>
-          </w:tcPr>
-          <w:p>
-            <w:pPr>
-              <w:spacing w:after="0"/>
-            </w:pPr>
-            <w:r>
-              <w:rPr>
-                <w:rFonts w:ascii="Consolas" w:hAnsi="Consolas"/>
-                <w:color w:val="B03060"/>
-                <w:sz w:val="19"/>
-              </w:rPr>
-              <w:t xml:space="preserve">warning</w:t>
-            </w:r>
-          </w:p>
-        </w:tc>
-        <w:tc>
-          <w:tcPr>
-            <w:tcW w:w="3000" w:type="pct"/>
-          </w:tcPr>
-          <w:p>
-            <w:pPr>
-              <w:spacing w:after="0"/>
-            </w:pPr>
-            <w:r>
-              <w:rPr>
-                <w:sz w:val="19"/>
-              </w:rPr>
-              <w:t xml:space="preserve">Log tidak membengkak oleh catatan yang tidak perlu</w:t>
+                <w:sz w:val="19"/>
+              </w:rPr>
+              <w:t xml:space="preserve">Ada satu yang hidup terus-menerus</w:t>
+            </w:r>
+          </w:p>
+        </w:tc>
+      </w:tr>
+      <w:tr>
+        <w:tc>
+          <w:tcPr>
+            <w:tcW w:w="1200" w:type="pct"/>
+          </w:tcPr>
+          <w:p>
+            <w:pPr>
+              <w:spacing w:after="0"/>
+            </w:pPr>
+            <w:r>
+              <w:rPr>
+                <w:sz w:val="19"/>
+              </w:rPr>
+              <w:t xml:space="preserve">Pesan benar-benar keluar</w:t>
+            </w:r>
+          </w:p>
+        </w:tc>
+        <w:tc>
+          <w:tcPr>
+            <w:tcW w:w="1900" w:type="pct"/>
+          </w:tcPr>
+          <w:p>
+            <w:pPr>
+              <w:spacing w:after="0"/>
+            </w:pPr>
+            <w:r>
+              <w:rPr>
+                <w:sz w:val="19"/>
+              </w:rPr>
+              <w:t xml:space="preserve">Pengaturan → Pengingat Guru (WA) → </w:t>
+            </w:r>
+            <w:r>
+              <w:rPr>
+                <w:b/>
+                <w:sz w:val="19"/>
+              </w:rPr>
+              <w:t xml:space="preserve">Kirim Pesan Uji</w:t>
+            </w:r>
+          </w:p>
+        </w:tc>
+        <w:tc>
+          <w:tcPr>
+            <w:tcW w:w="1900" w:type="pct"/>
+          </w:tcPr>
+          <w:p>
+            <w:pPr>
+              <w:spacing w:after="0"/>
+            </w:pPr>
+            <w:r>
+              <w:rPr>
+                <w:sz w:val="19"/>
+              </w:rPr>
+              <w:t xml:space="preserve">Pesan sampai di nomor tujuan</w:t>
             </w:r>
           </w:p>
         </w:tc>
@@ -8220,57 +8993,10 @@
     </w:p>
     <w:p>
       <w:pPr>
-        <w:spacing w:after="140" w:line="276" w:lineRule="auto"/>
-        <w:jc w:val="both"/>
-      </w:pPr>
-      <w:r>
-        <w:t xml:space="preserve">Contoh lengkapnya tersedia di berkas </w:t>
-      </w:r>
-      <w:r>
-        <w:rPr>
-          <w:rFonts w:ascii="Consolas" w:hAnsi="Consolas"/>
-          <w:color w:val="B03060"/>
-        </w:rPr>
-        <w:t xml:space="preserve">.env.production.example</w:t>
-      </w:r>
-      <w:r>
-        <w:t xml:space="preserve"> pada folder aplikasi.</w:t>
-      </w:r>
-    </w:p>
-    <w:p>
-      <w:pPr>
         <w:pStyle w:val="Heading2"/>
       </w:pPr>
       <w:r>
-        <w:t xml:space="preserve">H.4 phpMyAdmin jangan terbuka dari luar</w:t>
-      </w:r>
-    </w:p>
-    <w:p>
-      <w:pPr>
-        <w:spacing w:after="140" w:line="276" w:lineRule="auto"/>
-        <w:jc w:val="both"/>
-      </w:pPr>
-      <w:r>
-        <w:t xml:space="preserve">Bila server sekolah bisa diakses dari internet, pastikan </w:t>
-      </w:r>
-      <w:r>
-        <w:rPr>
-          <w:rFonts w:ascii="Consolas" w:hAnsi="Consolas"/>
-          <w:color w:val="B03060"/>
-        </w:rPr>
-        <w:t xml:space="preserve">phpmyadmin</w:t>
-      </w:r>
-      <w:r>
-        <w:t xml:space="preserve"> hanya bisa dibuka dari jaringan sekolah. phpMyAdmin yang terbuka adalah pintu masuk paling sering dipakai untuk mencuri isi database.</w:t>
-      </w:r>
-    </w:p>
-    <w:p>
-      <w:pPr>
-        <w:pStyle w:val="Heading1"/>
-        <w:pageBreakBefore/>
-      </w:pPr>
-      <w:r>
-        <w:t xml:space="preserve">Bagian I — Bila Terjadi Masalah</w:t>
+        <w:t xml:space="preserve">H.5 Bila pengingat tidak jalan</w:t>
       </w:r>
     </w:p>
     <w:tbl>
@@ -8297,7 +9023,7 @@
         </w:trPr>
         <w:tc>
           <w:tcPr>
-            <w:tcW w:w="1200" w:type="pct"/>
+            <w:tcW w:w="1400" w:type="pct"/>
             <w:shd w:val="clear" w:fill="1F4E79"/>
           </w:tcPr>
           <w:p>
@@ -8329,13 +9055,13 @@
                 <w:color w:val="FFFFFF"/>
                 <w:sz w:val="19"/>
               </w:rPr>
-              <w:t xml:space="preserve">Penyebab yang paling mungkin</w:t>
-            </w:r>
-          </w:p>
-        </w:tc>
-        <w:tc>
-          <w:tcPr>
-            <w:tcW w:w="2100" w:type="pct"/>
+              <w:t xml:space="preserve">Penyebab</w:t>
+            </w:r>
+          </w:p>
+        </w:tc>
+        <w:tc>
+          <w:tcPr>
+            <w:tcW w:w="1900" w:type="pct"/>
             <w:shd w:val="clear" w:fill="1F4E79"/>
           </w:tcPr>
           <w:p>
@@ -8356,17 +9082,17 @@
       <w:tr>
         <w:tc>
           <w:tcPr>
-            <w:tcW w:w="1200" w:type="pct"/>
-          </w:tcPr>
-          <w:p>
-            <w:pPr>
-              <w:spacing w:after="0"/>
-            </w:pPr>
-            <w:r>
-              <w:rPr>
-                <w:sz w:val="19"/>
-              </w:rPr>
-              <w:t xml:space="preserve">Aplikasi meminta nomor seri padahal dulu sudah diaktifkan</w:t>
+            <w:tcW w:w="1400" w:type="pct"/>
+          </w:tcPr>
+          <w:p>
+            <w:pPr>
+              <w:spacing w:after="0"/>
+            </w:pPr>
+            <w:r>
+              <w:rPr>
+                <w:sz w:val="19"/>
+              </w:rPr>
+              <w:t xml:space="preserve">Riwayat pengingat kosong terus</w:t>
             </w:r>
           </w:p>
         </w:tc>
@@ -8382,73 +9108,31 @@
               <w:rPr>
                 <w:sz w:val="19"/>
               </w:rPr>
-              <w:t xml:space="preserve">Alamat akses berubah (mis. dari </w:t>
-            </w:r>
-            <w:r>
-              <w:rPr>
-                <w:rFonts w:ascii="Consolas" w:hAnsi="Consolas"/>
-                <w:color w:val="B03060"/>
-                <w:sz w:val="19"/>
-              </w:rPr>
-              <w:t xml:space="preserve">127.0.0.1</w:t>
-            </w:r>
-            <w:r>
-              <w:rPr>
-                <w:sz w:val="19"/>
-              </w:rPr>
-              <w:t xml:space="preserve"> menjadi </w:t>
-            </w:r>
-            <w:r>
-              <w:rPr>
-                <w:rFonts w:ascii="Consolas" w:hAnsi="Consolas"/>
-                <w:color w:val="B03060"/>
-                <w:sz w:val="19"/>
-              </w:rPr>
-              <w:t xml:space="preserve">localhost</w:t>
-            </w:r>
-            <w:r>
-              <w:rPr>
-                <w:sz w:val="19"/>
-              </w:rPr>
-              <w:t xml:space="preserve">), atau </w:t>
-            </w:r>
-            <w:r>
-              <w:rPr>
-                <w:rFonts w:ascii="Consolas" w:hAnsi="Consolas"/>
-                <w:color w:val="B03060"/>
-                <w:sz w:val="19"/>
-              </w:rPr>
-              <w:t xml:space="preserve">APP_KEY</w:t>
-            </w:r>
-            <w:r>
-              <w:rPr>
-                <w:sz w:val="19"/>
-              </w:rPr>
-              <w:t xml:space="preserve"> berganti</w:t>
-            </w:r>
-          </w:p>
-        </w:tc>
-        <w:tc>
-          <w:tcPr>
-            <w:tcW w:w="2100" w:type="pct"/>
-          </w:tcPr>
-          <w:p>
-            <w:pPr>
-              <w:spacing w:after="0"/>
-            </w:pPr>
-            <w:r>
-              <w:rPr>
-                <w:sz w:val="19"/>
-              </w:rPr>
-              <w:t xml:space="preserve">Buka aplikasi lewat alamat yang sama seperti sebelumnya. Bila memang alamatnya pindah, masukkan nomor seri sekali lagi.</w:t>
-            </w:r>
-          </w:p>
-        </w:tc>
-      </w:tr>
-      <w:tr>
-        <w:tc>
-          <w:tcPr>
-            <w:tcW w:w="1200" w:type="pct"/>
+              <w:t xml:space="preserve">Penjadwal tidak jalan, atau saklarnya belum dinyalakan</w:t>
+            </w:r>
+          </w:p>
+        </w:tc>
+        <w:tc>
+          <w:tcPr>
+            <w:tcW w:w="1900" w:type="pct"/>
+          </w:tcPr>
+          <w:p>
+            <w:pPr>
+              <w:spacing w:after="0"/>
+            </w:pPr>
+            <w:r>
+              <w:rPr>
+                <w:sz w:val="19"/>
+              </w:rPr>
+              <w:t xml:space="preserve">Periksa Task Scheduler dan halaman Pengaturan</w:t>
+            </w:r>
+          </w:p>
+        </w:tc>
+      </w:tr>
+      <w:tr>
+        <w:tc>
+          <w:tcPr>
+            <w:tcW w:w="1400" w:type="pct"/>
             <w:shd w:val="clear" w:fill="F7F9FC"/>
           </w:tcPr>
           <w:p>
@@ -8459,7 +9143,14 @@
               <w:rPr>
                 <w:sz w:val="19"/>
               </w:rPr>
-              <w:t xml:space="preserve">Halaman putih atau galat 500 di semua menu</w:t>
+              <w:t xml:space="preserve">Riwayat terisi, semuanya </w:t>
+            </w:r>
+            <w:r>
+              <w:rPr>
+                <w:b/>
+                <w:sz w:val="19"/>
+              </w:rPr>
+              <w:t xml:space="preserve">Menunggu</w:t>
             </w:r>
           </w:p>
         </w:tc>
@@ -8476,13 +9167,13 @@
               <w:rPr>
                 <w:sz w:val="19"/>
               </w:rPr>
-              <w:t xml:space="preserve">Cache lama tidak cocok dengan kode yang baru</w:t>
-            </w:r>
-          </w:p>
-        </w:tc>
-        <w:tc>
-          <w:tcPr>
-            <w:tcW w:w="2100" w:type="pct"/>
+              <w:t xml:space="preserve">Pekerja antrian mati</w:t>
+            </w:r>
+          </w:p>
+        </w:tc>
+        <w:tc>
+          <w:tcPr>
+            <w:tcW w:w="1900" w:type="pct"/>
             <w:shd w:val="clear" w:fill="F7F9FC"/>
           </w:tcPr>
           <w:p>
@@ -8491,29 +9182,40 @@
             </w:pPr>
             <w:r>
               <w:rPr>
-                <w:rFonts w:ascii="Consolas" w:hAnsi="Consolas"/>
-                <w:color w:val="B03060"/>
-                <w:sz w:val="19"/>
-              </w:rPr>
-              <w:t xml:space="preserve">php artisan optimize:clear</w:t>
-            </w:r>
-          </w:p>
-        </w:tc>
-      </w:tr>
-      <w:tr>
-        <w:tc>
-          <w:tcPr>
-            <w:tcW w:w="1200" w:type="pct"/>
-          </w:tcPr>
-          <w:p>
-            <w:pPr>
-              <w:spacing w:after="0"/>
-            </w:pPr>
-            <w:r>
-              <w:rPr>
-                <w:sz w:val="19"/>
-              </w:rPr>
-              <w:t xml:space="preserve">Galat "Too many connections"</w:t>
+                <w:sz w:val="19"/>
+              </w:rPr>
+              <w:t xml:space="preserve">Nyalakan lagi tugas "SIM-SPENGA Antrian"</w:t>
+            </w:r>
+          </w:p>
+        </w:tc>
+      </w:tr>
+      <w:tr>
+        <w:tc>
+          <w:tcPr>
+            <w:tcW w:w="1400" w:type="pct"/>
+          </w:tcPr>
+          <w:p>
+            <w:pPr>
+              <w:spacing w:after="0"/>
+            </w:pPr>
+            <w:r>
+              <w:rPr>
+                <w:sz w:val="19"/>
+              </w:rPr>
+              <w:t xml:space="preserve">Semua </w:t>
+            </w:r>
+            <w:r>
+              <w:rPr>
+                <w:b/>
+                <w:sz w:val="19"/>
+              </w:rPr>
+              <w:t xml:space="preserve">Gagal</w:t>
+            </w:r>
+            <w:r>
+              <w:rPr>
+                <w:sz w:val="19"/>
+              </w:rPr>
+              <w:t xml:space="preserve">, keterangannya soal nomor</w:t>
             </w:r>
           </w:p>
         </w:tc>
@@ -8529,31 +9231,31 @@
               <w:rPr>
                 <w:sz w:val="19"/>
               </w:rPr>
-              <w:t xml:space="preserve">Terlalu banyak koneksi database menumpuk</w:t>
-            </w:r>
-          </w:p>
-        </w:tc>
-        <w:tc>
-          <w:tcPr>
-            <w:tcW w:w="2100" w:type="pct"/>
-          </w:tcPr>
-          <w:p>
-            <w:pPr>
-              <w:spacing w:after="0"/>
-            </w:pPr>
-            <w:r>
-              <w:rPr>
-                <w:sz w:val="19"/>
-              </w:rPr>
-              <w:t xml:space="preserve">Muat ulang halaman. Bila berulang, jalankan ulang MySQL lewat Laragon (Stop lalu Start).</w:t>
-            </w:r>
-          </w:p>
-        </w:tc>
-      </w:tr>
-      <w:tr>
-        <w:tc>
-          <w:tcPr>
-            <w:tcW w:w="1200" w:type="pct"/>
+              <w:t xml:space="preserve">Nomor WhatsApp guru kosong atau salah</w:t>
+            </w:r>
+          </w:p>
+        </w:tc>
+        <w:tc>
+          <w:tcPr>
+            <w:tcW w:w="1900" w:type="pct"/>
+          </w:tcPr>
+          <w:p>
+            <w:pPr>
+              <w:spacing w:after="0"/>
+            </w:pPr>
+            <w:r>
+              <w:rPr>
+                <w:sz w:val="19"/>
+              </w:rPr>
+              <w:t xml:space="preserve">Perbaiki di Kelola Pengguna, lalu klik Kirim ulang</w:t>
+            </w:r>
+          </w:p>
+        </w:tc>
+      </w:tr>
+      <w:tr>
+        <w:tc>
+          <w:tcPr>
+            <w:tcW w:w="1400" w:type="pct"/>
             <w:shd w:val="clear" w:fill="F7F9FC"/>
           </w:tcPr>
           <w:p>
@@ -8564,7 +9266,20 @@
               <w:rPr>
                 <w:sz w:val="19"/>
               </w:rPr>
-              <w:t xml:space="preserve">Admin lupa kata sandi</w:t>
+              <w:t xml:space="preserve">Semua </w:t>
+            </w:r>
+            <w:r>
+              <w:rPr>
+                <w:b/>
+                <w:sz w:val="19"/>
+              </w:rPr>
+              <w:t xml:space="preserve">Gagal</w:t>
+            </w:r>
+            <w:r>
+              <w:rPr>
+                <w:sz w:val="19"/>
+              </w:rPr>
+              <w:t xml:space="preserve">, keterangannya soal token</w:t>
             </w:r>
           </w:p>
         </w:tc>
@@ -8581,13 +9296,13 @@
               <w:rPr>
                 <w:sz w:val="19"/>
               </w:rPr>
-              <w:t xml:space="preserve">—</w:t>
-            </w:r>
-          </w:p>
-        </w:tc>
-        <w:tc>
-          <w:tcPr>
-            <w:tcW w:w="2100" w:type="pct"/>
+              <w:t xml:space="preserve">Token perangkat salah, atau perangkat terputus di Fonnte</w:t>
+            </w:r>
+          </w:p>
+        </w:tc>
+        <w:tc>
+          <w:tcPr>
+            <w:tcW w:w="1900" w:type="pct"/>
             <w:shd w:val="clear" w:fill="F7F9FC"/>
           </w:tcPr>
           <w:p>
@@ -8598,25 +9313,25 @@
               <w:rPr>
                 <w:sz w:val="19"/>
               </w:rPr>
-              <w:t xml:space="preserve">Lihat I.1 di bawah</w:t>
-            </w:r>
-          </w:p>
-        </w:tc>
-      </w:tr>
-      <w:tr>
-        <w:tc>
-          <w:tcPr>
-            <w:tcW w:w="1200" w:type="pct"/>
-          </w:tcPr>
-          <w:p>
-            <w:pPr>
-              <w:spacing w:after="0"/>
-            </w:pPr>
-            <w:r>
-              <w:rPr>
-                <w:sz w:val="19"/>
-              </w:rPr>
-              <w:t xml:space="preserve">Logo hilang dari kop surat, foto bukti BK kosong</w:t>
+              <w:t xml:space="preserve">Sambungkan ulang perangkatnya di Fonnte, salin token baru</w:t>
+            </w:r>
+          </w:p>
+        </w:tc>
+      </w:tr>
+      <w:tr>
+        <w:tc>
+          <w:tcPr>
+            <w:tcW w:w="1400" w:type="pct"/>
+          </w:tcPr>
+          <w:p>
+            <w:pPr>
+              <w:spacing w:after="0"/>
+            </w:pPr>
+            <w:r>
+              <w:rPr>
+                <w:sz w:val="19"/>
+              </w:rPr>
+              <w:t xml:space="preserve">Pesan uji berhasil tapi pengingat tidak</w:t>
             </w:r>
           </w:p>
         </w:tc>
@@ -8632,176 +9347,23 @@
               <w:rPr>
                 <w:sz w:val="19"/>
               </w:rPr>
-              <w:t xml:space="preserve">Folder </w:t>
-            </w:r>
-            <w:r>
-              <w:rPr>
-                <w:rFonts w:ascii="Consolas" w:hAnsi="Consolas"/>
-                <w:color w:val="B03060"/>
-                <w:sz w:val="19"/>
-              </w:rPr>
-              <w:t xml:space="preserve">storage/app/public</w:t>
-            </w:r>
-            <w:r>
-              <w:rPr>
-                <w:sz w:val="19"/>
-              </w:rPr>
-              <w:t xml:space="preserve"> tidak ikut dipulihkan, atau tautan </w:t>
-            </w:r>
-            <w:r>
-              <w:rPr>
-                <w:rFonts w:ascii="Consolas" w:hAnsi="Consolas"/>
-                <w:color w:val="B03060"/>
-                <w:sz w:val="19"/>
-              </w:rPr>
-              <w:t xml:space="preserve">public/storage</w:t>
-            </w:r>
-            <w:r>
-              <w:rPr>
-                <w:sz w:val="19"/>
-              </w:rPr>
-              <w:t xml:space="preserve"> putus</w:t>
-            </w:r>
-          </w:p>
-        </w:tc>
-        <w:tc>
-          <w:tcPr>
-            <w:tcW w:w="2100" w:type="pct"/>
-          </w:tcPr>
-          <w:p>
-            <w:pPr>
-              <w:spacing w:after="0"/>
-            </w:pPr>
-            <w:r>
-              <w:rPr>
-                <w:sz w:val="19"/>
-              </w:rPr>
-              <w:t xml:space="preserve">Kembalikan foldernya dari cadangan, lalu jalankan </w:t>
-            </w:r>
-            <w:r>
-              <w:rPr>
-                <w:rFonts w:ascii="Consolas" w:hAnsi="Consolas"/>
-                <w:color w:val="B03060"/>
-                <w:sz w:val="19"/>
-              </w:rPr>
-              <w:t xml:space="preserve">php artisan storage:link</w:t>
-            </w:r>
-          </w:p>
-        </w:tc>
-      </w:tr>
-      <w:tr>
-        <w:tc>
-          <w:tcPr>
-            <w:tcW w:w="1200" w:type="pct"/>
-            <w:shd w:val="clear" w:fill="F7F9FC"/>
-          </w:tcPr>
-          <w:p>
-            <w:pPr>
-              <w:spacing w:after="0"/>
-            </w:pPr>
-            <w:r>
-              <w:rPr>
-                <w:sz w:val="19"/>
-              </w:rPr>
-              <w:t xml:space="preserve">Data satu semester terlihat kosong padahal dulu ada</w:t>
-            </w:r>
-          </w:p>
-        </w:tc>
-        <w:tc>
-          <w:tcPr>
-            <w:tcW w:w="1700" w:type="pct"/>
-            <w:shd w:val="clear" w:fill="F7F9FC"/>
-          </w:tcPr>
-          <w:p>
-            <w:pPr>
-              <w:spacing w:after="0"/>
-            </w:pPr>
-            <w:r>
-              <w:rPr>
-                <w:sz w:val="19"/>
-              </w:rPr>
-              <w:t xml:space="preserve">Kotak pemilih periode di kanan atas sedang menunjuk periode lain</w:t>
-            </w:r>
-          </w:p>
-        </w:tc>
-        <w:tc>
-          <w:tcPr>
-            <w:tcW w:w="2100" w:type="pct"/>
-            <w:shd w:val="clear" w:fill="F7F9FC"/>
-          </w:tcPr>
-          <w:p>
-            <w:pPr>
-              <w:spacing w:after="0"/>
-            </w:pPr>
-            <w:r>
-              <w:rPr>
-                <w:sz w:val="19"/>
-              </w:rPr>
-              <w:t xml:space="preserve">Ganti pilihan periodenya. Ini bukan kehilangan data.</w:t>
-            </w:r>
-          </w:p>
-        </w:tc>
-      </w:tr>
-      <w:tr>
-        <w:tc>
-          <w:tcPr>
-            <w:tcW w:w="1200" w:type="pct"/>
-          </w:tcPr>
-          <w:p>
-            <w:pPr>
-              <w:spacing w:after="0"/>
-            </w:pPr>
-            <w:r>
-              <w:rPr>
-                <w:sz w:val="19"/>
-              </w:rPr>
-              <w:t xml:space="preserve">Setelah </w:t>
-            </w:r>
-            <w:r>
-              <w:rPr>
-                <w:rFonts w:ascii="Consolas" w:hAnsi="Consolas"/>
-                <w:color w:val="B03060"/>
-                <w:sz w:val="19"/>
-              </w:rPr>
-              <w:t xml:space="preserve">php artisan migrate</w:t>
-            </w:r>
-            <w:r>
-              <w:rPr>
-                <w:sz w:val="19"/>
-              </w:rPr>
-              <w:t xml:space="preserve"> aplikasi galat</w:t>
-            </w:r>
-          </w:p>
-        </w:tc>
-        <w:tc>
-          <w:tcPr>
-            <w:tcW w:w="1700" w:type="pct"/>
-          </w:tcPr>
-          <w:p>
-            <w:pPr>
-              <w:spacing w:after="0"/>
-            </w:pPr>
-            <w:r>
-              <w:rPr>
-                <w:sz w:val="19"/>
-              </w:rPr>
-              <w:t xml:space="preserve">Struktur berubah tetapi ada data lama yang tidak cocok</w:t>
-            </w:r>
-          </w:p>
-        </w:tc>
-        <w:tc>
-          <w:tcPr>
-            <w:tcW w:w="2100" w:type="pct"/>
-          </w:tcPr>
-          <w:p>
-            <w:pPr>
-              <w:spacing w:after="0"/>
-            </w:pPr>
-            <w:r>
-              <w:rPr>
-                <w:sz w:val="19"/>
-              </w:rPr>
-              <w:t xml:space="preserve">Pulihkan dari cadangan sebelum migrasi, lalu hubungi penyedia aplikasi.</w:t>
+              <w:t xml:space="preserve">Pekerja antrian mati — pesan uji dikirim langsung, pengingat lewat antrian</w:t>
+            </w:r>
+          </w:p>
+        </w:tc>
+        <w:tc>
+          <w:tcPr>
+            <w:tcW w:w="1900" w:type="pct"/>
+          </w:tcPr>
+          <w:p>
+            <w:pPr>
+              <w:spacing w:after="0"/>
+            </w:pPr>
+            <w:r>
+              <w:rPr>
+                <w:sz w:val="19"/>
+              </w:rPr>
+              <w:t xml:space="preserve">Periksa proses antriannya</w:t>
             </w:r>
           </w:p>
         </w:tc>
@@ -8812,12 +9374,79 @@
         <w:spacing w:after="140"/>
       </w:pPr>
     </w:p>
+    <w:tbl>
+      <w:tblPr>
+        <w:tblW w:w="5000" w:type="pct"/>
+        <w:tblBorders>
+          <w:top w:val="single" w:sz="4" w:color="E0C878"/>
+          <w:left w:val="single" w:sz="18" w:color="E0A800"/>
+          <w:bottom w:val="single" w:sz="4" w:color="E0C878"/>
+          <w:right w:val="single" w:sz="4" w:color="E0C878"/>
+        </w:tblBorders>
+        <w:tblCellMar>
+          <w:top w:w="140" w:type="dxa"/>
+          <w:left w:w="200" w:type="dxa"/>
+          <w:bottom w:w="140" w:type="dxa"/>
+          <w:right w:w="200" w:type="dxa"/>
+        </w:tblCellMar>
+      </w:tblPr>
+      <w:tr>
+        <w:tc>
+          <w:tcPr>
+            <w:shd w:val="clear" w:fill="FFF4CE"/>
+          </w:tcPr>
+          <w:p>
+            <w:pPr>
+              <w:spacing w:after="60"/>
+            </w:pPr>
+            <w:r>
+              <w:rPr>
+                <w:b/>
+              </w:rPr>
+              <w:t xml:space="preserve">Kenapa pesan uji bisa berhasil padahal pengingat tidak</w:t>
+            </w:r>
+          </w:p>
+          <w:p>
+            <w:pPr>
+              <w:spacing w:after="0"/>
+              <w:jc w:val="both"/>
+            </w:pPr>
+            <w:r>
+              <w:t xml:space="preserve">Pesan uji sengaja dikirim </w:t>
+            </w:r>
+            <w:r>
+              <w:rPr>
+                <w:b/>
+              </w:rPr>
+              <w:t xml:space="preserve">langsung</w:t>
+            </w:r>
+            <w:r>
+              <w:t xml:space="preserve"> tanpa melewati antrian, karena Admin sedang menunggu jawabannya di layar. Pengingat sesungguhnya selalu lewat antrian. Jadi "pesan uji sampai tetapi pengingat tidak pernah datang" hampir selalu berarti pekerja antriannya yang mati — bukan tokennya yang salah.</w:t>
+            </w:r>
+          </w:p>
+        </w:tc>
+      </w:tr>
+    </w:tbl>
+    <w:p>
+      <w:pPr>
+        <w:spacing w:after="140"/>
+      </w:pPr>
+    </w:p>
+    <w:p>
+      <w:pPr>
+        <w:pStyle w:val="Heading1"/>
+        <w:pageBreakBefore/>
+      </w:pPr>
+      <w:r>
+        <w:t xml:space="preserve">Bagian I — Keamanan Database</w:t>
+      </w:r>
+    </w:p>
     <w:p>
       <w:pPr>
         <w:pStyle w:val="Heading2"/>
       </w:pPr>
       <w:r>
-        <w:t xml:space="preserve">I.1 Mengganti kata sandi yang terlupa</w:t>
+        <w:t xml:space="preserve">I.1 Jangan memakai root tanpa kata sandi</w:t>
       </w:r>
     </w:p>
     <w:p>
@@ -8826,16 +9455,26 @@
         <w:jc w:val="both"/>
       </w:pPr>
       <w:r>
-        <w:t xml:space="preserve">Bila masih ada admin lain yang bisa masuk, ganti lewat menu </w:t>
+        <w:t xml:space="preserve">Bawaan Laragon adalah pengguna </w:t>
+      </w:r>
+      <w:r>
+        <w:rPr>
+          <w:rFonts w:ascii="Consolas" w:hAnsi="Consolas"/>
+          <w:color w:val="B03060"/>
+        </w:rPr>
+        <w:t xml:space="preserve">root</w:t>
+      </w:r>
+      <w:r>
+        <w:t xml:space="preserve"> tanpa kata sandi. Itu wajar untuk komputer pengembangan, </w:t>
       </w:r>
       <w:r>
         <w:rPr>
           <w:b/>
         </w:rPr>
-        <w:t xml:space="preserve">Kelola Pengguna</w:t>
-      </w:r>
-      <w:r>
-        <w:t xml:space="preserve">. Bila tidak ada satu pun yang bisa masuk, lewat terminal:</w:t>
+        <w:t xml:space="preserve">tidak boleh</w:t>
+      </w:r>
+      <w:r>
+        <w:t xml:space="preserve"> untuk server sekolah yang dipakai sungguhan. Buat pengguna khusus yang hanya berhak atas database ini:</w:t>
       </w:r>
     </w:p>
     <w:tbl>
@@ -8868,7 +9507,7 @@
                 <w:rFonts w:ascii="Consolas" w:hAnsi="Consolas"/>
                 <w:sz w:val="18"/>
               </w:rPr>
-              <w:t xml:space="preserve">cd C:\laragon\www\sim-spenga</w:t>
+              <w:t xml:space="preserve">CREATE USER 'spenga'@'localhost' IDENTIFIED BY 'kata-sandi-yang-panjang-dan-acak';</w:t>
             </w:r>
           </w:p>
           <w:p>
@@ -8880,7 +9519,7 @@
                 <w:rFonts w:ascii="Consolas" w:hAnsi="Consolas"/>
                 <w:sz w:val="18"/>
               </w:rPr>
-              <w:t xml:space="preserve"/>
+              <w:t xml:space="preserve">GRANT SELECT, INSERT, UPDATE, DELETE, CREATE, ALTER, INDEX, DROP, REFERENCES</w:t>
             </w:r>
           </w:p>
           <w:p>
@@ -8892,7 +9531,19 @@
                 <w:rFonts w:ascii="Consolas" w:hAnsi="Consolas"/>
                 <w:sz w:val="18"/>
               </w:rPr>
-              <w:t xml:space="preserve">php artisan tinker</w:t>
+              <w:t xml:space="preserve">  ON sim_spenga.* TO 'spenga'@'localhost';</w:t>
+            </w:r>
+          </w:p>
+          <w:p>
+            <w:pPr>
+              <w:spacing w:after="0" w:line="240" w:lineRule="auto"/>
+            </w:pPr>
+            <w:r>
+              <w:rPr>
+                <w:rFonts w:ascii="Consolas" w:hAnsi="Consolas"/>
+                <w:sz w:val="18"/>
+              </w:rPr>
+              <w:t xml:space="preserve">FLUSH PRIVILEGES;</w:t>
             </w:r>
           </w:p>
         </w:tc>
@@ -8909,541 +9560,55 @@
         <w:jc w:val="both"/>
       </w:pPr>
       <w:r>
-        <w:t xml:space="preserve">Setelah muncul tanda </w:t>
+        <w:t xml:space="preserve">Lalu ubah </w:t>
       </w:r>
       <w:r>
         <w:rPr>
           <w:rFonts w:ascii="Consolas" w:hAnsi="Consolas"/>
           <w:color w:val="B03060"/>
         </w:rPr>
-        <w:t xml:space="preserve">&gt;&gt;&gt;</w:t>
-      </w:r>
-      <w:r>
-        <w:t xml:space="preserve">, ketik dua baris ini, ganti alamat surel dan kata sandinya:</w:t>
-      </w:r>
-    </w:p>
-    <w:tbl>
-      <w:tblPr>
-        <w:tblW w:w="5000" w:type="pct"/>
-        <w:tblBorders>
-          <w:top w:val="single" w:sz="4" w:color="D9D9D9"/>
-          <w:left w:val="single" w:sz="4" w:color="D9D9D9"/>
-          <w:bottom w:val="single" w:sz="4" w:color="D9D9D9"/>
-          <w:right w:val="single" w:sz="4" w:color="D9D9D9"/>
-        </w:tblBorders>
-        <w:tblCellMar>
-          <w:top w:w="120" w:type="dxa"/>
-          <w:left w:w="160" w:type="dxa"/>
-          <w:bottom w:w="120" w:type="dxa"/>
-          <w:right w:w="160" w:type="dxa"/>
-        </w:tblCellMar>
-      </w:tblPr>
-      <w:tr>
-        <w:tc>
-          <w:tcPr>
-            <w:shd w:val="clear" w:fill="F5F5F5"/>
-          </w:tcPr>
-          <w:p>
-            <w:pPr>
-              <w:spacing w:after="0" w:line="240" w:lineRule="auto"/>
-            </w:pPr>
-            <w:r>
-              <w:rPr>
-                <w:rFonts w:ascii="Consolas" w:hAnsi="Consolas"/>
-                <w:sz w:val="18"/>
-              </w:rPr>
-              <w:t xml:space="preserve">$u = App\Models\User::where('email', 'admin@spenga.sch.id')-&gt;first();</w:t>
-            </w:r>
-          </w:p>
-          <w:p>
-            <w:pPr>
-              <w:spacing w:after="0" w:line="240" w:lineRule="auto"/>
-            </w:pPr>
-            <w:r>
-              <w:rPr>
-                <w:rFonts w:ascii="Consolas" w:hAnsi="Consolas"/>
-                <w:sz w:val="18"/>
-              </w:rPr>
-              <w:t xml:space="preserve">$u-&gt;password = 'SandiBaruYangKuat123'; $u-&gt;save();</w:t>
-            </w:r>
-          </w:p>
-        </w:tc>
-      </w:tr>
-    </w:tbl>
-    <w:p>
-      <w:pPr>
-        <w:spacing w:after="140"/>
-      </w:pPr>
-    </w:p>
-    <w:p>
-      <w:pPr>
-        <w:spacing w:after="140" w:line="276" w:lineRule="auto"/>
-        <w:jc w:val="both"/>
-      </w:pPr>
-      <w:r>
-        <w:t xml:space="preserve">Ketik </w:t>
+        <w:t xml:space="preserve">DB_USERNAME</w:t>
+      </w:r>
+      <w:r>
+        <w:t xml:space="preserve"> dan </w:t>
       </w:r>
       <w:r>
         <w:rPr>
           <w:rFonts w:ascii="Consolas" w:hAnsi="Consolas"/>
           <w:color w:val="B03060"/>
         </w:rPr>
-        <w:t xml:space="preserve">exit</w:t>
-      </w:r>
-      <w:r>
-        <w:t xml:space="preserve"> untuk keluar. Kata sandinya otomatis diacak dan disimpan dalam bentuk terenkripsi — tidak tersimpan apa adanya di database.</w:t>
-      </w:r>
-    </w:p>
-    <w:tbl>
-      <w:tblPr>
-        <w:tblW w:w="5000" w:type="pct"/>
-        <w:tblBorders>
-          <w:top w:val="single" w:sz="4" w:color="E0C878"/>
-          <w:left w:val="single" w:sz="18" w:color="E0A800"/>
-          <w:bottom w:val="single" w:sz="4" w:color="E0C878"/>
-          <w:right w:val="single" w:sz="4" w:color="E0C878"/>
-        </w:tblBorders>
-        <w:tblCellMar>
-          <w:top w:w="140" w:type="dxa"/>
-          <w:left w:w="200" w:type="dxa"/>
-          <w:bottom w:w="140" w:type="dxa"/>
-          <w:right w:w="200" w:type="dxa"/>
-        </w:tblCellMar>
-      </w:tblPr>
-      <w:tr>
-        <w:tc>
-          <w:tcPr>
-            <w:shd w:val="clear" w:fill="FFF4CE"/>
-          </w:tcPr>
-          <w:p>
-            <w:pPr>
-              <w:spacing w:after="60"/>
-            </w:pPr>
-            <w:r>
-              <w:rPr>
-                <w:b/>
-              </w:rPr>
-              <w:t xml:space="preserve">Segera ganti lagi setelah bisa masuk</w:t>
-            </w:r>
-          </w:p>
-          <w:p>
-            <w:pPr>
-              <w:spacing w:after="0"/>
-              <w:jc w:val="both"/>
-            </w:pPr>
-            <w:r>
-              <w:t xml:space="preserve">Kata sandi yang diketik di terminal tercatat di riwayat perintah. Setelah berhasil login, ganti sekali lagi lewat menu Kelola Pengguna.</w:t>
-            </w:r>
-          </w:p>
-        </w:tc>
-      </w:tr>
-    </w:tbl>
-    <w:p>
-      <w:pPr>
-        <w:spacing w:after="140"/>
-      </w:pPr>
-    </w:p>
-    <w:p>
-      <w:pPr>
-        <w:pStyle w:val="Heading1"/>
-        <w:pageBreakBefore/>
-      </w:pPr>
-      <w:r>
-        <w:t xml:space="preserve">Bagian J — Lampiran: Daftar Perintah Cepat</w:t>
-      </w:r>
-    </w:p>
-    <w:p>
-      <w:pPr>
-        <w:spacing w:after="140" w:line="276" w:lineRule="auto"/>
-        <w:jc w:val="both"/>
-      </w:pPr>
-      <w:r>
-        <w:t xml:space="preserve">Semua perintah dijalankan dari folder aplikasi. Buka Laragon → klik kanan ikonnya → </w:t>
-      </w:r>
-      <w:r>
-        <w:rPr>
-          <w:b/>
-        </w:rPr>
-        <w:t xml:space="preserve">Terminal</w:t>
-      </w:r>
-      <w:r>
-        <w:t xml:space="preserve">, lalu:</w:t>
-      </w:r>
-    </w:p>
-    <w:tbl>
-      <w:tblPr>
-        <w:tblW w:w="5000" w:type="pct"/>
-        <w:tblBorders>
-          <w:top w:val="single" w:sz="4" w:color="D9D9D9"/>
-          <w:left w:val="single" w:sz="4" w:color="D9D9D9"/>
-          <w:bottom w:val="single" w:sz="4" w:color="D9D9D9"/>
-          <w:right w:val="single" w:sz="4" w:color="D9D9D9"/>
-        </w:tblBorders>
-        <w:tblCellMar>
-          <w:top w:w="120" w:type="dxa"/>
-          <w:left w:w="160" w:type="dxa"/>
-          <w:bottom w:w="120" w:type="dxa"/>
-          <w:right w:w="160" w:type="dxa"/>
-        </w:tblCellMar>
-      </w:tblPr>
-      <w:tr>
-        <w:tc>
-          <w:tcPr>
-            <w:shd w:val="clear" w:fill="F5F5F5"/>
-          </w:tcPr>
-          <w:p>
-            <w:pPr>
-              <w:spacing w:after="0" w:line="240" w:lineRule="auto"/>
-            </w:pPr>
-            <w:r>
-              <w:rPr>
-                <w:rFonts w:ascii="Consolas" w:hAnsi="Consolas"/>
-                <w:sz w:val="18"/>
-              </w:rPr>
-              <w:t xml:space="preserve">cd C:\laragon\www\sim-spenga</w:t>
-            </w:r>
-          </w:p>
-        </w:tc>
-      </w:tr>
-    </w:tbl>
-    <w:p>
-      <w:pPr>
-        <w:spacing w:after="140"/>
-      </w:pPr>
+        <w:t xml:space="preserve">DB_PASSWORD</w:t>
+      </w:r>
+      <w:r>
+        <w:t xml:space="preserve"> di berkas </w:t>
+      </w:r>
+      <w:r>
+        <w:rPr>
+          <w:rFonts w:ascii="Consolas" w:hAnsi="Consolas"/>
+          <w:color w:val="B03060"/>
+        </w:rPr>
+        <w:t xml:space="preserve">.env</w:t>
+      </w:r>
+      <w:r>
+        <w:t xml:space="preserve">, dan jalankan </w:t>
+      </w:r>
+      <w:r>
+        <w:rPr>
+          <w:rFonts w:ascii="Consolas" w:hAnsi="Consolas"/>
+          <w:color w:val="B03060"/>
+        </w:rPr>
+        <w:t xml:space="preserve">php artisan config:clear</w:t>
+      </w:r>
+      <w:r>
+        <w:t xml:space="preserve">.</w:t>
+      </w:r>
     </w:p>
     <w:p>
       <w:pPr>
         <w:pStyle w:val="Heading2"/>
       </w:pPr>
       <w:r>
-        <w:t xml:space="preserve">Mencadangkan &amp; memulihkan</w:t>
-      </w:r>
-    </w:p>
-    <w:tbl>
-      <w:tblPr>
-        <w:tblW w:w="5000" w:type="pct"/>
-        <w:tblBorders>
-          <w:top w:val="single" w:sz="4" w:color="D9D9D9"/>
-          <w:left w:val="single" w:sz="4" w:color="D9D9D9"/>
-          <w:bottom w:val="single" w:sz="4" w:color="D9D9D9"/>
-          <w:right w:val="single" w:sz="4" w:color="D9D9D9"/>
-        </w:tblBorders>
-        <w:tblCellMar>
-          <w:top w:w="120" w:type="dxa"/>
-          <w:left w:w="160" w:type="dxa"/>
-          <w:bottom w:w="120" w:type="dxa"/>
-          <w:right w:w="160" w:type="dxa"/>
-        </w:tblCellMar>
-      </w:tblPr>
-      <w:tr>
-        <w:tc>
-          <w:tcPr>
-            <w:shd w:val="clear" w:fill="F5F5F5"/>
-          </w:tcPr>
-          <w:p>
-            <w:pPr>
-              <w:spacing w:after="0" w:line="240" w:lineRule="auto"/>
-            </w:pPr>
-            <w:r>
-              <w:rPr>
-                <w:rFonts w:ascii="Consolas" w:hAnsi="Consolas"/>
-                <w:sz w:val="18"/>
-              </w:rPr>
-              <w:t xml:space="preserve">REM Mencadangkan</w:t>
-            </w:r>
-          </w:p>
-          <w:p>
-            <w:pPr>
-              <w:spacing w:after="0" w:line="240" w:lineRule="auto"/>
-            </w:pPr>
-            <w:r>
-              <w:rPr>
-                <w:rFonts w:ascii="Consolas" w:hAnsi="Consolas"/>
-                <w:sz w:val="18"/>
-              </w:rPr>
-              <w:t xml:space="preserve">"C:\laragon\bin\mysql\mysql-8.4.3-winx64\bin\mysqldump" -u root --no-tablespaces --single-transaction sim_spenga &gt; cadangan.sql</w:t>
-            </w:r>
-          </w:p>
-          <w:p>
-            <w:pPr>
-              <w:spacing w:after="0" w:line="240" w:lineRule="auto"/>
-            </w:pPr>
-            <w:r>
-              <w:rPr>
-                <w:rFonts w:ascii="Consolas" w:hAnsi="Consolas"/>
-                <w:sz w:val="18"/>
-              </w:rPr>
-              <w:t xml:space="preserve"/>
-            </w:r>
-          </w:p>
-          <w:p>
-            <w:pPr>
-              <w:spacing w:after="0" w:line="240" w:lineRule="auto"/>
-            </w:pPr>
-            <w:r>
-              <w:rPr>
-                <w:rFonts w:ascii="Consolas" w:hAnsi="Consolas"/>
-                <w:sz w:val="18"/>
-              </w:rPr>
-              <w:t xml:space="preserve">REM Memulihkan (menimpa data yang ada!)</w:t>
-            </w:r>
-          </w:p>
-          <w:p>
-            <w:pPr>
-              <w:spacing w:after="0" w:line="240" w:lineRule="auto"/>
-            </w:pPr>
-            <w:r>
-              <w:rPr>
-                <w:rFonts w:ascii="Consolas" w:hAnsi="Consolas"/>
-                <w:sz w:val="18"/>
-              </w:rPr>
-              <w:t xml:space="preserve">"C:\laragon\bin\mysql\mysql-8.4.3-winx64\bin\mysql" -u root sim_spenga &lt; cadangan.sql</w:t>
-            </w:r>
-          </w:p>
-        </w:tc>
-      </w:tr>
-    </w:tbl>
-    <w:p>
-      <w:pPr>
-        <w:spacing w:after="140"/>
-      </w:pPr>
-    </w:p>
-    <w:p>
-      <w:pPr>
-        <w:pStyle w:val="Heading2"/>
-      </w:pPr>
-      <w:r>
-        <w:t xml:space="preserve">Mengosongkan data</w:t>
-      </w:r>
-    </w:p>
-    <w:tbl>
-      <w:tblPr>
-        <w:tblW w:w="5000" w:type="pct"/>
-        <w:tblBorders>
-          <w:top w:val="single" w:sz="4" w:color="D9D9D9"/>
-          <w:left w:val="single" w:sz="4" w:color="D9D9D9"/>
-          <w:bottom w:val="single" w:sz="4" w:color="D9D9D9"/>
-          <w:right w:val="single" w:sz="4" w:color="D9D9D9"/>
-        </w:tblBorders>
-        <w:tblCellMar>
-          <w:top w:w="120" w:type="dxa"/>
-          <w:left w:w="160" w:type="dxa"/>
-          <w:bottom w:w="120" w:type="dxa"/>
-          <w:right w:w="160" w:type="dxa"/>
-        </w:tblCellMar>
-      </w:tblPr>
-      <w:tr>
-        <w:tc>
-          <w:tcPr>
-            <w:shd w:val="clear" w:fill="F5F5F5"/>
-          </w:tcPr>
-          <w:p>
-            <w:pPr>
-              <w:spacing w:after="0" w:line="240" w:lineRule="auto"/>
-            </w:pPr>
-            <w:r>
-              <w:rPr>
-                <w:rFonts w:ascii="Consolas" w:hAnsi="Consolas"/>
-                <w:sz w:val="18"/>
-              </w:rPr>
-              <w:t xml:space="preserve">REM Melihat rencananya saja, tidak menghapus</w:t>
-            </w:r>
-          </w:p>
-          <w:p>
-            <w:pPr>
-              <w:spacing w:after="0" w:line="240" w:lineRule="auto"/>
-            </w:pPr>
-            <w:r>
-              <w:rPr>
-                <w:rFonts w:ascii="Consolas" w:hAnsi="Consolas"/>
-                <w:sz w:val="18"/>
-              </w:rPr>
-              <w:t xml:space="preserve">php artisan data:kosongkan --lihat</w:t>
-            </w:r>
-          </w:p>
-          <w:p>
-            <w:pPr>
-              <w:spacing w:after="0" w:line="240" w:lineRule="auto"/>
-            </w:pPr>
-            <w:r>
-              <w:rPr>
-                <w:rFonts w:ascii="Consolas" w:hAnsi="Consolas"/>
-                <w:sz w:val="18"/>
-              </w:rPr>
-              <w:t xml:space="preserve"/>
-            </w:r>
-          </w:p>
-          <w:p>
-            <w:pPr>
-              <w:spacing w:after="0" w:line="240" w:lineRule="auto"/>
-            </w:pPr>
-            <w:r>
-              <w:rPr>
-                <w:rFonts w:ascii="Consolas" w:hAnsi="Consolas"/>
-                <w:sz w:val="18"/>
-              </w:rPr>
-              <w:t xml:space="preserve">REM Menjalankan penghapusan (akan minta ketik HAPUS)</w:t>
-            </w:r>
-          </w:p>
-          <w:p>
-            <w:pPr>
-              <w:spacing w:after="0" w:line="240" w:lineRule="auto"/>
-            </w:pPr>
-            <w:r>
-              <w:rPr>
-                <w:rFonts w:ascii="Consolas" w:hAnsi="Consolas"/>
-                <w:sz w:val="18"/>
-              </w:rPr>
-              <w:t xml:space="preserve">php artisan data:kosongkan</w:t>
-            </w:r>
-          </w:p>
-        </w:tc>
-      </w:tr>
-    </w:tbl>
-    <w:p>
-      <w:pPr>
-        <w:spacing w:after="140"/>
-      </w:pPr>
-    </w:p>
-    <w:p>
-      <w:pPr>
-        <w:pStyle w:val="Heading2"/>
-      </w:pPr>
-      <w:r>
-        <w:t xml:space="preserve">Perawatan</w:t>
-      </w:r>
-    </w:p>
-    <w:tbl>
-      <w:tblPr>
-        <w:tblW w:w="5000" w:type="pct"/>
-        <w:tblBorders>
-          <w:top w:val="single" w:sz="4" w:color="D9D9D9"/>
-          <w:left w:val="single" w:sz="4" w:color="D9D9D9"/>
-          <w:bottom w:val="single" w:sz="4" w:color="D9D9D9"/>
-          <w:right w:val="single" w:sz="4" w:color="D9D9D9"/>
-        </w:tblBorders>
-        <w:tblCellMar>
-          <w:top w:w="120" w:type="dxa"/>
-          <w:left w:w="160" w:type="dxa"/>
-          <w:bottom w:w="120" w:type="dxa"/>
-          <w:right w:w="160" w:type="dxa"/>
-        </w:tblCellMar>
-      </w:tblPr>
-      <w:tr>
-        <w:tc>
-          <w:tcPr>
-            <w:shd w:val="clear" w:fill="F5F5F5"/>
-          </w:tcPr>
-          <w:p>
-            <w:pPr>
-              <w:spacing w:after="0" w:line="240" w:lineRule="auto"/>
-            </w:pPr>
-            <w:r>
-              <w:rPr>
-                <w:rFonts w:ascii="Consolas" w:hAnsi="Consolas"/>
-                <w:sz w:val="18"/>
-              </w:rPr>
-              <w:t xml:space="preserve">REM Membersihkan seluruh cache</w:t>
-            </w:r>
-          </w:p>
-          <w:p>
-            <w:pPr>
-              <w:spacing w:after="0" w:line="240" w:lineRule="auto"/>
-            </w:pPr>
-            <w:r>
-              <w:rPr>
-                <w:rFonts w:ascii="Consolas" w:hAnsi="Consolas"/>
-                <w:sz w:val="18"/>
-              </w:rPr>
-              <w:t xml:space="preserve">php artisan optimize:clear</w:t>
-            </w:r>
-          </w:p>
-          <w:p>
-            <w:pPr>
-              <w:spacing w:after="0" w:line="240" w:lineRule="auto"/>
-            </w:pPr>
-            <w:r>
-              <w:rPr>
-                <w:rFonts w:ascii="Consolas" w:hAnsi="Consolas"/>
-                <w:sz w:val="18"/>
-              </w:rPr>
-              <w:t xml:space="preserve"/>
-            </w:r>
-          </w:p>
-          <w:p>
-            <w:pPr>
-              <w:spacing w:after="0" w:line="240" w:lineRule="auto"/>
-            </w:pPr>
-            <w:r>
-              <w:rPr>
-                <w:rFonts w:ascii="Consolas" w:hAnsi="Consolas"/>
-                <w:sz w:val="18"/>
-              </w:rPr>
-              <w:t xml:space="preserve">REM Memperbaiki tautan folder unggahan</w:t>
-            </w:r>
-          </w:p>
-          <w:p>
-            <w:pPr>
-              <w:spacing w:after="0" w:line="240" w:lineRule="auto"/>
-            </w:pPr>
-            <w:r>
-              <w:rPr>
-                <w:rFonts w:ascii="Consolas" w:hAnsi="Consolas"/>
-                <w:sz w:val="18"/>
-              </w:rPr>
-              <w:t xml:space="preserve">php artisan storage:link</w:t>
-            </w:r>
-          </w:p>
-          <w:p>
-            <w:pPr>
-              <w:spacing w:after="0" w:line="240" w:lineRule="auto"/>
-            </w:pPr>
-            <w:r>
-              <w:rPr>
-                <w:rFonts w:ascii="Consolas" w:hAnsi="Consolas"/>
-                <w:sz w:val="18"/>
-              </w:rPr>
-              <w:t xml:space="preserve"/>
-            </w:r>
-          </w:p>
-          <w:p>
-            <w:pPr>
-              <w:spacing w:after="0" w:line="240" w:lineRule="auto"/>
-            </w:pPr>
-            <w:r>
-              <w:rPr>
-                <w:rFonts w:ascii="Consolas" w:hAnsi="Consolas"/>
-                <w:sz w:val="18"/>
-              </w:rPr>
-              <w:t xml:space="preserve">REM Menerapkan perubahan struktur database</w:t>
-            </w:r>
-          </w:p>
-          <w:p>
-            <w:pPr>
-              <w:spacing w:after="0" w:line="240" w:lineRule="auto"/>
-            </w:pPr>
-            <w:r>
-              <w:rPr>
-                <w:rFonts w:ascii="Consolas" w:hAnsi="Consolas"/>
-                <w:sz w:val="18"/>
-              </w:rPr>
-              <w:t xml:space="preserve">php artisan migrate --force</w:t>
-            </w:r>
-          </w:p>
-        </w:tc>
-      </w:tr>
-    </w:tbl>
-    <w:p>
-      <w:pPr>
-        <w:spacing w:after="140"/>
-      </w:pPr>
-    </w:p>
-    <w:p>
-      <w:pPr>
-        <w:pStyle w:val="Heading2"/>
-      </w:pPr>
-      <w:r>
-        <w:t xml:space="preserve">Ringkasan tanggung jawab Admin</w:t>
+        <w:t xml:space="preserve">I.2 Berkas .env adalah kunci rumah</w:t>
       </w:r>
     </w:p>
     <w:tbl>
@@ -9483,7 +9648,7 @@
                 <w:color w:val="FFFFFF"/>
                 <w:sz w:val="19"/>
               </w:rPr>
-              <w:t xml:space="preserve">Kapan</w:t>
+              <w:t xml:space="preserve">Isi .env</w:t>
             </w:r>
           </w:p>
         </w:tc>
@@ -9502,7 +9667,7 @@
                 <w:color w:val="FFFFFF"/>
                 <w:sz w:val="19"/>
               </w:rPr>
-              <w:t xml:space="preserve">Yang dikerjakan</w:t>
+              <w:t xml:space="preserve">Kalau bocor</w:t>
             </w:r>
           </w:p>
         </w:tc>
@@ -9518,9 +9683,11 @@
             </w:pPr>
             <w:r>
               <w:rPr>
-                <w:sz w:val="19"/>
-              </w:rPr>
-              <w:t xml:space="preserve">Tiap minggu</w:t>
+                <w:rFonts w:ascii="Consolas" w:hAnsi="Consolas"/>
+                <w:color w:val="B03060"/>
+                <w:sz w:val="19"/>
+              </w:rPr>
+              <w:t xml:space="preserve">DB_PASSWORD</w:t>
             </w:r>
           </w:p>
         </w:tc>
@@ -9536,21 +9703,7 @@
               <w:rPr>
                 <w:sz w:val="19"/>
               </w:rPr>
-              <w:t xml:space="preserve">Cadangkan database + folder </w:t>
-            </w:r>
-            <w:r>
-              <w:rPr>
-                <w:rFonts w:ascii="Consolas" w:hAnsi="Consolas"/>
-                <w:color w:val="B03060"/>
-                <w:sz w:val="19"/>
-              </w:rPr>
-              <w:t xml:space="preserve">storage/app/public</w:t>
-            </w:r>
-            <w:r>
-              <w:rPr>
-                <w:sz w:val="19"/>
-              </w:rPr>
-              <w:t xml:space="preserve">; simpan di dua tempat berbeda</w:t>
+              <w:t xml:space="preserve">Seluruh data sekolah bisa diunduh orang lain</w:t>
             </w:r>
           </w:p>
         </w:tc>
@@ -9567,9 +9720,11 @@
             </w:pPr>
             <w:r>
               <w:rPr>
-                <w:sz w:val="19"/>
-              </w:rPr>
-              <w:t xml:space="preserve">Tiap bulan</w:t>
+                <w:rFonts w:ascii="Consolas" w:hAnsi="Consolas"/>
+                <w:color w:val="B03060"/>
+                <w:sz w:val="19"/>
+              </w:rPr>
+              <w:t xml:space="preserve">APP_KEY</w:t>
             </w:r>
           </w:p>
         </w:tc>
@@ -9586,7 +9741,7 @@
               <w:rPr>
                 <w:sz w:val="19"/>
               </w:rPr>
-              <w:t xml:space="preserve">Periksa ukuran database, bersihkan log lama, pastikan cadangan terakhir masih segar</w:t>
+              <w:t xml:space="preserve">Cookie login bisa dipalsukan — orang bisa masuk sebagai admin</w:t>
             </w:r>
           </w:p>
         </w:tc>
@@ -9602,9 +9757,11 @@
             </w:pPr>
             <w:r>
               <w:rPr>
-                <w:sz w:val="19"/>
-              </w:rPr>
-              <w:t xml:space="preserve">Tiap akhir semester</w:t>
+                <w:rFonts w:ascii="Consolas" w:hAnsi="Consolas"/>
+                <w:color w:val="B03060"/>
+                <w:sz w:val="19"/>
+              </w:rPr>
+              <w:t xml:space="preserve">WA_API_TOKEN</w:t>
             </w:r>
           </w:p>
         </w:tc>
@@ -9620,7 +9777,289 @@
               <w:rPr>
                 <w:sz w:val="19"/>
               </w:rPr>
-              <w:t xml:space="preserve">Cadangan permanen sebagai arsip; kunci periode lama</w:t>
+              <w:t xml:space="preserve">Nomor WhatsApp sekolah bisa dipakai mengirim pesan atas nama sekolah</w:t>
+            </w:r>
+          </w:p>
+        </w:tc>
+      </w:tr>
+    </w:tbl>
+    <w:p>
+      <w:pPr>
+        <w:spacing w:after="140"/>
+      </w:pPr>
+    </w:p>
+    <w:p>
+      <w:pPr>
+        <w:spacing w:after="140" w:line="276" w:lineRule="auto"/>
+        <w:jc w:val="both"/>
+      </w:pPr>
+      <w:r>
+        <w:t xml:space="preserve">Jangan pernah menyalin </w:t>
+      </w:r>
+      <w:r>
+        <w:rPr>
+          <w:rFonts w:ascii="Consolas" w:hAnsi="Consolas"/>
+          <w:color w:val="B03060"/>
+        </w:rPr>
+        <w:t xml:space="preserve">.env</w:t>
+      </w:r>
+      <w:r>
+        <w:t xml:space="preserve"> ke folder </w:t>
+      </w:r>
+      <w:r>
+        <w:rPr>
+          <w:rFonts w:ascii="Consolas" w:hAnsi="Consolas"/>
+          <w:color w:val="B03060"/>
+        </w:rPr>
+        <w:t xml:space="preserve">public</w:t>
+      </w:r>
+      <w:r>
+        <w:t xml:space="preserve">, mengirimnya lewat aplikasi obrolan, atau menyertakannya dalam berkas yang dibagikan.</w:t>
+      </w:r>
+    </w:p>
+    <w:tbl>
+      <w:tblPr>
+        <w:tblW w:w="5000" w:type="pct"/>
+        <w:tblBorders>
+          <w:top w:val="single" w:sz="4" w:color="E0C878"/>
+          <w:left w:val="single" w:sz="18" w:color="E0A800"/>
+          <w:bottom w:val="single" w:sz="4" w:color="E0C878"/>
+          <w:right w:val="single" w:sz="4" w:color="E0C878"/>
+        </w:tblBorders>
+        <w:tblCellMar>
+          <w:top w:w="140" w:type="dxa"/>
+          <w:left w:w="200" w:type="dxa"/>
+          <w:bottom w:w="140" w:type="dxa"/>
+          <w:right w:w="200" w:type="dxa"/>
+        </w:tblCellMar>
+      </w:tblPr>
+      <w:tr>
+        <w:tc>
+          <w:tcPr>
+            <w:shd w:val="clear" w:fill="FFD9D9"/>
+          </w:tcPr>
+          <w:p>
+            <w:pPr>
+              <w:spacing w:after="60"/>
+            </w:pPr>
+            <w:r>
+              <w:rPr>
+                <w:b/>
+              </w:rPr>
+              <w:t xml:space="preserve">APP_KEY jangan diganti setelah aplikasi dipakai</w:t>
+            </w:r>
+          </w:p>
+          <w:p>
+            <w:pPr>
+              <w:spacing w:after="0"/>
+              <w:jc w:val="both"/>
+            </w:pPr>
+            <w:r>
+              <w:t xml:space="preserve">Mengganti </w:t>
+            </w:r>
+            <w:r>
+              <w:rPr>
+                <w:rFonts w:ascii="Consolas" w:hAnsi="Consolas"/>
+                <w:color w:val="B03060"/>
+              </w:rPr>
+              <w:t xml:space="preserve">APP_KEY</w:t>
+            </w:r>
+            <w:r>
+              <w:t xml:space="preserve"> membuat </w:t>
+            </w:r>
+            <w:r>
+              <w:rPr>
+                <w:b/>
+              </w:rPr>
+              <w:t xml:space="preserve">semua orang ter-logout</w:t>
+            </w:r>
+            <w:r>
+              <w:t xml:space="preserve"> sekaligus </w:t>
+            </w:r>
+            <w:r>
+              <w:rPr>
+                <w:b/>
+              </w:rPr>
+              <w:t xml:space="preserve">membatalkan aktivasi nomor seri</w:t>
+            </w:r>
+            <w:r>
+              <w:t xml:space="preserve"> — aplikasi akan meminta nomor seri lagi. Kunci ini dibuat sekali saat pemasangan, lalu dibiarkan.</w:t>
+            </w:r>
+          </w:p>
+        </w:tc>
+      </w:tr>
+    </w:tbl>
+    <w:p>
+      <w:pPr>
+        <w:spacing w:after="140"/>
+      </w:pPr>
+    </w:p>
+    <w:p>
+      <w:pPr>
+        <w:pStyle w:val="Heading2"/>
+      </w:pPr>
+      <w:r>
+        <w:t xml:space="preserve">I.3 Pengaturan wajib di server sekolah</w:t>
+      </w:r>
+    </w:p>
+    <w:tbl>
+      <w:tblPr>
+        <w:tblW w:w="5000" w:type="pct"/>
+        <w:tblBorders>
+          <w:top w:val="single" w:sz="4" w:color="BFBFBF"/>
+          <w:left w:val="single" w:sz="4" w:color="BFBFBF"/>
+          <w:bottom w:val="single" w:sz="4" w:color="BFBFBF"/>
+          <w:right w:val="single" w:sz="4" w:color="BFBFBF"/>
+          <w:insideH w:val="single" w:sz="4" w:color="BFBFBF"/>
+          <w:insideV w:val="single" w:sz="4" w:color="BFBFBF"/>
+        </w:tblBorders>
+        <w:tblCellMar>
+          <w:top w:w="90" w:type="dxa"/>
+          <w:left w:w="130" w:type="dxa"/>
+          <w:bottom w:w="90" w:type="dxa"/>
+          <w:right w:w="130" w:type="dxa"/>
+        </w:tblCellMar>
+      </w:tblPr>
+      <w:tr>
+        <w:trPr>
+          <w:tblHeader/>
+        </w:trPr>
+        <w:tc>
+          <w:tcPr>
+            <w:tcW w:w="1300" w:type="pct"/>
+            <w:shd w:val="clear" w:fill="1F4E79"/>
+          </w:tcPr>
+          <w:p>
+            <w:pPr>
+              <w:spacing w:after="0"/>
+            </w:pPr>
+            <w:r>
+              <w:rPr>
+                <w:b/>
+                <w:color w:val="FFFFFF"/>
+                <w:sz w:val="19"/>
+              </w:rPr>
+              <w:t xml:space="preserve">Setelan di .env</w:t>
+            </w:r>
+          </w:p>
+        </w:tc>
+        <w:tc>
+          <w:tcPr>
+            <w:tcW w:w="700" w:type="pct"/>
+            <w:shd w:val="clear" w:fill="1F4E79"/>
+          </w:tcPr>
+          <w:p>
+            <w:pPr>
+              <w:spacing w:after="0"/>
+            </w:pPr>
+            <w:r>
+              <w:rPr>
+                <w:b/>
+                <w:color w:val="FFFFFF"/>
+                <w:sz w:val="19"/>
+              </w:rPr>
+              <w:t xml:space="preserve">Nilai</w:t>
+            </w:r>
+          </w:p>
+        </w:tc>
+        <w:tc>
+          <w:tcPr>
+            <w:tcW w:w="3000" w:type="pct"/>
+            <w:shd w:val="clear" w:fill="1F4E79"/>
+          </w:tcPr>
+          <w:p>
+            <w:pPr>
+              <w:spacing w:after="0"/>
+            </w:pPr>
+            <w:r>
+              <w:rPr>
+                <w:b/>
+                <w:color w:val="FFFFFF"/>
+                <w:sz w:val="19"/>
+              </w:rPr>
+              <w:t xml:space="preserve">Alasan</w:t>
+            </w:r>
+          </w:p>
+        </w:tc>
+      </w:tr>
+      <w:tr>
+        <w:tc>
+          <w:tcPr>
+            <w:tcW w:w="1300" w:type="pct"/>
+          </w:tcPr>
+          <w:p>
+            <w:pPr>
+              <w:spacing w:after="0"/>
+            </w:pPr>
+            <w:r>
+              <w:rPr>
+                <w:rFonts w:ascii="Consolas" w:hAnsi="Consolas"/>
+                <w:color w:val="B03060"/>
+                <w:sz w:val="19"/>
+              </w:rPr>
+              <w:t xml:space="preserve">APP_DEBUG</w:t>
+            </w:r>
+          </w:p>
+        </w:tc>
+        <w:tc>
+          <w:tcPr>
+            <w:tcW w:w="700" w:type="pct"/>
+          </w:tcPr>
+          <w:p>
+            <w:pPr>
+              <w:spacing w:after="0"/>
+            </w:pPr>
+            <w:r>
+              <w:rPr>
+                <w:rFonts w:ascii="Consolas" w:hAnsi="Consolas"/>
+                <w:color w:val="B03060"/>
+                <w:sz w:val="19"/>
+              </w:rPr>
+              <w:t xml:space="preserve">false</w:t>
+            </w:r>
+          </w:p>
+        </w:tc>
+        <w:tc>
+          <w:tcPr>
+            <w:tcW w:w="3000" w:type="pct"/>
+          </w:tcPr>
+          <w:p>
+            <w:pPr>
+              <w:spacing w:after="0"/>
+            </w:pPr>
+            <w:r>
+              <w:rPr>
+                <w:sz w:val="19"/>
+              </w:rPr>
+              <w:t xml:space="preserve">Bila </w:t>
+            </w:r>
+            <w:r>
+              <w:rPr>
+                <w:rFonts w:ascii="Consolas" w:hAnsi="Consolas"/>
+                <w:color w:val="B03060"/>
+                <w:sz w:val="19"/>
+              </w:rPr>
+              <w:t xml:space="preserve">true</w:t>
+            </w:r>
+            <w:r>
+              <w:rPr>
+                <w:sz w:val="19"/>
+              </w:rPr>
+              <w:t xml:space="preserve">, setiap galat menampilkan isi </w:t>
+            </w:r>
+            <w:r>
+              <w:rPr>
+                <w:rFonts w:ascii="Consolas" w:hAnsi="Consolas"/>
+                <w:color w:val="B03060"/>
+                <w:sz w:val="19"/>
+              </w:rPr>
+              <w:t xml:space="preserve">.env</w:t>
+            </w:r>
+            <w:r>
+              <w:rPr>
+                <w:sz w:val="19"/>
+              </w:rPr>
+              <w:t xml:space="preserve"> termasuk kata sandi database kepada siapa pun yang memicunya</w:t>
             </w:r>
           </w:p>
         </w:tc>
@@ -9637,9 +10076,1743 @@
             </w:pPr>
             <w:r>
               <w:rPr>
-                <w:sz w:val="19"/>
-              </w:rPr>
-              <w:t xml:space="preserve">Tiap ganti tahun ajaran</w:t>
+                <w:rFonts w:ascii="Consolas" w:hAnsi="Consolas"/>
+                <w:color w:val="B03060"/>
+                <w:sz w:val="19"/>
+              </w:rPr>
+              <w:t xml:space="preserve">APP_ENV</w:t>
+            </w:r>
+          </w:p>
+        </w:tc>
+        <w:tc>
+          <w:tcPr>
+            <w:tcW w:w="700" w:type="pct"/>
+            <w:shd w:val="clear" w:fill="F7F9FC"/>
+          </w:tcPr>
+          <w:p>
+            <w:pPr>
+              <w:spacing w:after="0"/>
+            </w:pPr>
+            <w:r>
+              <w:rPr>
+                <w:rFonts w:ascii="Consolas" w:hAnsi="Consolas"/>
+                <w:color w:val="B03060"/>
+                <w:sz w:val="19"/>
+              </w:rPr>
+              <w:t xml:space="preserve">production</w:t>
+            </w:r>
+          </w:p>
+        </w:tc>
+        <w:tc>
+          <w:tcPr>
+            <w:tcW w:w="3000" w:type="pct"/>
+            <w:shd w:val="clear" w:fill="F7F9FC"/>
+          </w:tcPr>
+          <w:p>
+            <w:pPr>
+              <w:spacing w:after="0"/>
+            </w:pPr>
+            <w:r>
+              <w:rPr>
+                <w:sz w:val="19"/>
+              </w:rPr>
+              <w:t xml:space="preserve">Mematikan sejumlah kelonggaran yang hanya pantas untuk pengembangan</w:t>
+            </w:r>
+          </w:p>
+        </w:tc>
+      </w:tr>
+      <w:tr>
+        <w:tc>
+          <w:tcPr>
+            <w:tcW w:w="1300" w:type="pct"/>
+          </w:tcPr>
+          <w:p>
+            <w:pPr>
+              <w:spacing w:after="0"/>
+            </w:pPr>
+            <w:r>
+              <w:rPr>
+                <w:rFonts w:ascii="Consolas" w:hAnsi="Consolas"/>
+                <w:color w:val="B03060"/>
+                <w:sz w:val="19"/>
+              </w:rPr>
+              <w:t xml:space="preserve">SESSION_SECURE_COOKIE</w:t>
+            </w:r>
+          </w:p>
+        </w:tc>
+        <w:tc>
+          <w:tcPr>
+            <w:tcW w:w="700" w:type="pct"/>
+          </w:tcPr>
+          <w:p>
+            <w:pPr>
+              <w:spacing w:after="0"/>
+            </w:pPr>
+            <w:r>
+              <w:rPr>
+                <w:rFonts w:ascii="Consolas" w:hAnsi="Consolas"/>
+                <w:color w:val="B03060"/>
+                <w:sz w:val="19"/>
+              </w:rPr>
+              <w:t xml:space="preserve">true</w:t>
+            </w:r>
+          </w:p>
+        </w:tc>
+        <w:tc>
+          <w:tcPr>
+            <w:tcW w:w="3000" w:type="pct"/>
+          </w:tcPr>
+          <w:p>
+            <w:pPr>
+              <w:spacing w:after="0"/>
+            </w:pPr>
+            <w:r>
+              <w:rPr>
+                <w:sz w:val="19"/>
+              </w:rPr>
+              <w:t xml:space="preserve">Wajib bila aplikasi diakses lewat https — mencegah cookie login tercuri di jaringan wifi sekolah</w:t>
+            </w:r>
+          </w:p>
+        </w:tc>
+      </w:tr>
+      <w:tr>
+        <w:tc>
+          <w:tcPr>
+            <w:tcW w:w="1300" w:type="pct"/>
+            <w:shd w:val="clear" w:fill="F7F9FC"/>
+          </w:tcPr>
+          <w:p>
+            <w:pPr>
+              <w:spacing w:after="0"/>
+            </w:pPr>
+            <w:r>
+              <w:rPr>
+                <w:rFonts w:ascii="Consolas" w:hAnsi="Consolas"/>
+                <w:color w:val="B03060"/>
+                <w:sz w:val="19"/>
+              </w:rPr>
+              <w:t xml:space="preserve">SESSION_ENCRYPT</w:t>
+            </w:r>
+          </w:p>
+        </w:tc>
+        <w:tc>
+          <w:tcPr>
+            <w:tcW w:w="700" w:type="pct"/>
+            <w:shd w:val="clear" w:fill="F7F9FC"/>
+          </w:tcPr>
+          <w:p>
+            <w:pPr>
+              <w:spacing w:after="0"/>
+            </w:pPr>
+            <w:r>
+              <w:rPr>
+                <w:rFonts w:ascii="Consolas" w:hAnsi="Consolas"/>
+                <w:color w:val="B03060"/>
+                <w:sz w:val="19"/>
+              </w:rPr>
+              <w:t xml:space="preserve">true</w:t>
+            </w:r>
+          </w:p>
+        </w:tc>
+        <w:tc>
+          <w:tcPr>
+            <w:tcW w:w="3000" w:type="pct"/>
+            <w:shd w:val="clear" w:fill="F7F9FC"/>
+          </w:tcPr>
+          <w:p>
+            <w:pPr>
+              <w:spacing w:after="0"/>
+            </w:pPr>
+            <w:r>
+              <w:rPr>
+                <w:sz w:val="19"/>
+              </w:rPr>
+              <w:t xml:space="preserve">Isi sesi tidak terbaca walau berkasnya terambil</w:t>
+            </w:r>
+          </w:p>
+        </w:tc>
+      </w:tr>
+      <w:tr>
+        <w:tc>
+          <w:tcPr>
+            <w:tcW w:w="1300" w:type="pct"/>
+          </w:tcPr>
+          <w:p>
+            <w:pPr>
+              <w:spacing w:after="0"/>
+            </w:pPr>
+            <w:r>
+              <w:rPr>
+                <w:rFonts w:ascii="Consolas" w:hAnsi="Consolas"/>
+                <w:color w:val="B03060"/>
+                <w:sz w:val="19"/>
+              </w:rPr>
+              <w:t xml:space="preserve">LOG_LEVEL</w:t>
+            </w:r>
+          </w:p>
+        </w:tc>
+        <w:tc>
+          <w:tcPr>
+            <w:tcW w:w="700" w:type="pct"/>
+          </w:tcPr>
+          <w:p>
+            <w:pPr>
+              <w:spacing w:after="0"/>
+            </w:pPr>
+            <w:r>
+              <w:rPr>
+                <w:rFonts w:ascii="Consolas" w:hAnsi="Consolas"/>
+                <w:color w:val="B03060"/>
+                <w:sz w:val="19"/>
+              </w:rPr>
+              <w:t xml:space="preserve">warning</w:t>
+            </w:r>
+          </w:p>
+        </w:tc>
+        <w:tc>
+          <w:tcPr>
+            <w:tcW w:w="3000" w:type="pct"/>
+          </w:tcPr>
+          <w:p>
+            <w:pPr>
+              <w:spacing w:after="0"/>
+            </w:pPr>
+            <w:r>
+              <w:rPr>
+                <w:sz w:val="19"/>
+              </w:rPr>
+              <w:t xml:space="preserve">Log tidak membengkak oleh catatan yang tidak perlu</w:t>
+            </w:r>
+          </w:p>
+        </w:tc>
+      </w:tr>
+    </w:tbl>
+    <w:p>
+      <w:pPr>
+        <w:spacing w:after="140"/>
+      </w:pPr>
+    </w:p>
+    <w:p>
+      <w:pPr>
+        <w:spacing w:after="140" w:line="276" w:lineRule="auto"/>
+        <w:jc w:val="both"/>
+      </w:pPr>
+      <w:r>
+        <w:t xml:space="preserve">Contoh lengkapnya tersedia di berkas </w:t>
+      </w:r>
+      <w:r>
+        <w:rPr>
+          <w:rFonts w:ascii="Consolas" w:hAnsi="Consolas"/>
+          <w:color w:val="B03060"/>
+        </w:rPr>
+        <w:t xml:space="preserve">.env.production.example</w:t>
+      </w:r>
+      <w:r>
+        <w:t xml:space="preserve"> pada folder aplikasi.</w:t>
+      </w:r>
+    </w:p>
+    <w:p>
+      <w:pPr>
+        <w:pStyle w:val="Heading2"/>
+      </w:pPr>
+      <w:r>
+        <w:t xml:space="preserve">I.4 phpMyAdmin jangan terbuka dari luar</w:t>
+      </w:r>
+    </w:p>
+    <w:p>
+      <w:pPr>
+        <w:spacing w:after="140" w:line="276" w:lineRule="auto"/>
+        <w:jc w:val="both"/>
+      </w:pPr>
+      <w:r>
+        <w:t xml:space="preserve">Bila server sekolah bisa diakses dari internet, pastikan </w:t>
+      </w:r>
+      <w:r>
+        <w:rPr>
+          <w:rFonts w:ascii="Consolas" w:hAnsi="Consolas"/>
+          <w:color w:val="B03060"/>
+        </w:rPr>
+        <w:t xml:space="preserve">phpmyadmin</w:t>
+      </w:r>
+      <w:r>
+        <w:t xml:space="preserve"> hanya bisa dibuka dari jaringan sekolah. phpMyAdmin yang terbuka adalah pintu masuk paling sering dipakai untuk mencuri isi database.</w:t>
+      </w:r>
+    </w:p>
+    <w:p>
+      <w:pPr>
+        <w:pStyle w:val="Heading1"/>
+        <w:pageBreakBefore/>
+      </w:pPr>
+      <w:r>
+        <w:t xml:space="preserve">Bagian J — Bila Terjadi Masalah</w:t>
+      </w:r>
+    </w:p>
+    <w:tbl>
+      <w:tblPr>
+        <w:tblW w:w="5000" w:type="pct"/>
+        <w:tblBorders>
+          <w:top w:val="single" w:sz="4" w:color="BFBFBF"/>
+          <w:left w:val="single" w:sz="4" w:color="BFBFBF"/>
+          <w:bottom w:val="single" w:sz="4" w:color="BFBFBF"/>
+          <w:right w:val="single" w:sz="4" w:color="BFBFBF"/>
+          <w:insideH w:val="single" w:sz="4" w:color="BFBFBF"/>
+          <w:insideV w:val="single" w:sz="4" w:color="BFBFBF"/>
+        </w:tblBorders>
+        <w:tblCellMar>
+          <w:top w:w="90" w:type="dxa"/>
+          <w:left w:w="130" w:type="dxa"/>
+          <w:bottom w:w="90" w:type="dxa"/>
+          <w:right w:w="130" w:type="dxa"/>
+        </w:tblCellMar>
+      </w:tblPr>
+      <w:tr>
+        <w:trPr>
+          <w:tblHeader/>
+        </w:trPr>
+        <w:tc>
+          <w:tcPr>
+            <w:tcW w:w="1200" w:type="pct"/>
+            <w:shd w:val="clear" w:fill="1F4E79"/>
+          </w:tcPr>
+          <w:p>
+            <w:pPr>
+              <w:spacing w:after="0"/>
+            </w:pPr>
+            <w:r>
+              <w:rPr>
+                <w:b/>
+                <w:color w:val="FFFFFF"/>
+                <w:sz w:val="19"/>
+              </w:rPr>
+              <w:t xml:space="preserve">Gejala</w:t>
+            </w:r>
+          </w:p>
+        </w:tc>
+        <w:tc>
+          <w:tcPr>
+            <w:tcW w:w="1700" w:type="pct"/>
+            <w:shd w:val="clear" w:fill="1F4E79"/>
+          </w:tcPr>
+          <w:p>
+            <w:pPr>
+              <w:spacing w:after="0"/>
+            </w:pPr>
+            <w:r>
+              <w:rPr>
+                <w:b/>
+                <w:color w:val="FFFFFF"/>
+                <w:sz w:val="19"/>
+              </w:rPr>
+              <w:t xml:space="preserve">Penyebab yang paling mungkin</w:t>
+            </w:r>
+          </w:p>
+        </w:tc>
+        <w:tc>
+          <w:tcPr>
+            <w:tcW w:w="2100" w:type="pct"/>
+            <w:shd w:val="clear" w:fill="1F4E79"/>
+          </w:tcPr>
+          <w:p>
+            <w:pPr>
+              <w:spacing w:after="0"/>
+            </w:pPr>
+            <w:r>
+              <w:rPr>
+                <w:b/>
+                <w:color w:val="FFFFFF"/>
+                <w:sz w:val="19"/>
+              </w:rPr>
+              <w:t xml:space="preserve">Tindakan</w:t>
+            </w:r>
+          </w:p>
+        </w:tc>
+      </w:tr>
+      <w:tr>
+        <w:tc>
+          <w:tcPr>
+            <w:tcW w:w="1200" w:type="pct"/>
+          </w:tcPr>
+          <w:p>
+            <w:pPr>
+              <w:spacing w:after="0"/>
+            </w:pPr>
+            <w:r>
+              <w:rPr>
+                <w:sz w:val="19"/>
+              </w:rPr>
+              <w:t xml:space="preserve">Aplikasi meminta nomor seri padahal dulu sudah diaktifkan</w:t>
+            </w:r>
+          </w:p>
+        </w:tc>
+        <w:tc>
+          <w:tcPr>
+            <w:tcW w:w="1700" w:type="pct"/>
+          </w:tcPr>
+          <w:p>
+            <w:pPr>
+              <w:spacing w:after="0"/>
+            </w:pPr>
+            <w:r>
+              <w:rPr>
+                <w:sz w:val="19"/>
+              </w:rPr>
+              <w:t xml:space="preserve">Alamat akses berubah (mis. dari </w:t>
+            </w:r>
+            <w:r>
+              <w:rPr>
+                <w:rFonts w:ascii="Consolas" w:hAnsi="Consolas"/>
+                <w:color w:val="B03060"/>
+                <w:sz w:val="19"/>
+              </w:rPr>
+              <w:t xml:space="preserve">127.0.0.1</w:t>
+            </w:r>
+            <w:r>
+              <w:rPr>
+                <w:sz w:val="19"/>
+              </w:rPr>
+              <w:t xml:space="preserve"> menjadi </w:t>
+            </w:r>
+            <w:r>
+              <w:rPr>
+                <w:rFonts w:ascii="Consolas" w:hAnsi="Consolas"/>
+                <w:color w:val="B03060"/>
+                <w:sz w:val="19"/>
+              </w:rPr>
+              <w:t xml:space="preserve">localhost</w:t>
+            </w:r>
+            <w:r>
+              <w:rPr>
+                <w:sz w:val="19"/>
+              </w:rPr>
+              <w:t xml:space="preserve">), atau </w:t>
+            </w:r>
+            <w:r>
+              <w:rPr>
+                <w:rFonts w:ascii="Consolas" w:hAnsi="Consolas"/>
+                <w:color w:val="B03060"/>
+                <w:sz w:val="19"/>
+              </w:rPr>
+              <w:t xml:space="preserve">APP_KEY</w:t>
+            </w:r>
+            <w:r>
+              <w:rPr>
+                <w:sz w:val="19"/>
+              </w:rPr>
+              <w:t xml:space="preserve"> berganti</w:t>
+            </w:r>
+          </w:p>
+        </w:tc>
+        <w:tc>
+          <w:tcPr>
+            <w:tcW w:w="2100" w:type="pct"/>
+          </w:tcPr>
+          <w:p>
+            <w:pPr>
+              <w:spacing w:after="0"/>
+            </w:pPr>
+            <w:r>
+              <w:rPr>
+                <w:sz w:val="19"/>
+              </w:rPr>
+              <w:t xml:space="preserve">Buka aplikasi lewat alamat yang sama seperti sebelumnya. Bila memang alamatnya pindah, masukkan nomor seri sekali lagi.</w:t>
+            </w:r>
+          </w:p>
+        </w:tc>
+      </w:tr>
+      <w:tr>
+        <w:tc>
+          <w:tcPr>
+            <w:tcW w:w="1200" w:type="pct"/>
+            <w:shd w:val="clear" w:fill="F7F9FC"/>
+          </w:tcPr>
+          <w:p>
+            <w:pPr>
+              <w:spacing w:after="0"/>
+            </w:pPr>
+            <w:r>
+              <w:rPr>
+                <w:sz w:val="19"/>
+              </w:rPr>
+              <w:t xml:space="preserve">Halaman putih atau galat 500 di semua menu</w:t>
+            </w:r>
+          </w:p>
+        </w:tc>
+        <w:tc>
+          <w:tcPr>
+            <w:tcW w:w="1700" w:type="pct"/>
+            <w:shd w:val="clear" w:fill="F7F9FC"/>
+          </w:tcPr>
+          <w:p>
+            <w:pPr>
+              <w:spacing w:after="0"/>
+            </w:pPr>
+            <w:r>
+              <w:rPr>
+                <w:sz w:val="19"/>
+              </w:rPr>
+              <w:t xml:space="preserve">Cache lama tidak cocok dengan kode yang baru</w:t>
+            </w:r>
+          </w:p>
+        </w:tc>
+        <w:tc>
+          <w:tcPr>
+            <w:tcW w:w="2100" w:type="pct"/>
+            <w:shd w:val="clear" w:fill="F7F9FC"/>
+          </w:tcPr>
+          <w:p>
+            <w:pPr>
+              <w:spacing w:after="0"/>
+            </w:pPr>
+            <w:r>
+              <w:rPr>
+                <w:rFonts w:ascii="Consolas" w:hAnsi="Consolas"/>
+                <w:color w:val="B03060"/>
+                <w:sz w:val="19"/>
+              </w:rPr>
+              <w:t xml:space="preserve">php artisan optimize:clear</w:t>
+            </w:r>
+          </w:p>
+        </w:tc>
+      </w:tr>
+      <w:tr>
+        <w:tc>
+          <w:tcPr>
+            <w:tcW w:w="1200" w:type="pct"/>
+          </w:tcPr>
+          <w:p>
+            <w:pPr>
+              <w:spacing w:after="0"/>
+            </w:pPr>
+            <w:r>
+              <w:rPr>
+                <w:sz w:val="19"/>
+              </w:rPr>
+              <w:t xml:space="preserve">Galat "Too many connections"</w:t>
+            </w:r>
+          </w:p>
+        </w:tc>
+        <w:tc>
+          <w:tcPr>
+            <w:tcW w:w="1700" w:type="pct"/>
+          </w:tcPr>
+          <w:p>
+            <w:pPr>
+              <w:spacing w:after="0"/>
+            </w:pPr>
+            <w:r>
+              <w:rPr>
+                <w:sz w:val="19"/>
+              </w:rPr>
+              <w:t xml:space="preserve">Terlalu banyak koneksi database menumpuk</w:t>
+            </w:r>
+          </w:p>
+        </w:tc>
+        <w:tc>
+          <w:tcPr>
+            <w:tcW w:w="2100" w:type="pct"/>
+          </w:tcPr>
+          <w:p>
+            <w:pPr>
+              <w:spacing w:after="0"/>
+            </w:pPr>
+            <w:r>
+              <w:rPr>
+                <w:sz w:val="19"/>
+              </w:rPr>
+              <w:t xml:space="preserve">Muat ulang halaman. Bila berulang, jalankan ulang MySQL lewat Laragon (Stop lalu Start).</w:t>
+            </w:r>
+          </w:p>
+        </w:tc>
+      </w:tr>
+      <w:tr>
+        <w:tc>
+          <w:tcPr>
+            <w:tcW w:w="1200" w:type="pct"/>
+            <w:shd w:val="clear" w:fill="F7F9FC"/>
+          </w:tcPr>
+          <w:p>
+            <w:pPr>
+              <w:spacing w:after="0"/>
+            </w:pPr>
+            <w:r>
+              <w:rPr>
+                <w:sz w:val="19"/>
+              </w:rPr>
+              <w:t xml:space="preserve">Admin lupa kata sandi</w:t>
+            </w:r>
+          </w:p>
+        </w:tc>
+        <w:tc>
+          <w:tcPr>
+            <w:tcW w:w="1700" w:type="pct"/>
+            <w:shd w:val="clear" w:fill="F7F9FC"/>
+          </w:tcPr>
+          <w:p>
+            <w:pPr>
+              <w:spacing w:after="0"/>
+            </w:pPr>
+            <w:r>
+              <w:rPr>
+                <w:sz w:val="19"/>
+              </w:rPr>
+              <w:t xml:space="preserve">—</w:t>
+            </w:r>
+          </w:p>
+        </w:tc>
+        <w:tc>
+          <w:tcPr>
+            <w:tcW w:w="2100" w:type="pct"/>
+            <w:shd w:val="clear" w:fill="F7F9FC"/>
+          </w:tcPr>
+          <w:p>
+            <w:pPr>
+              <w:spacing w:after="0"/>
+            </w:pPr>
+            <w:r>
+              <w:rPr>
+                <w:sz w:val="19"/>
+              </w:rPr>
+              <w:t xml:space="preserve">Lihat J.1 di bawah</w:t>
+            </w:r>
+          </w:p>
+        </w:tc>
+      </w:tr>
+      <w:tr>
+        <w:tc>
+          <w:tcPr>
+            <w:tcW w:w="1200" w:type="pct"/>
+          </w:tcPr>
+          <w:p>
+            <w:pPr>
+              <w:spacing w:after="0"/>
+            </w:pPr>
+            <w:r>
+              <w:rPr>
+                <w:sz w:val="19"/>
+              </w:rPr>
+              <w:t xml:space="preserve">Logo hilang dari kop surat, foto bukti BK kosong</w:t>
+            </w:r>
+          </w:p>
+        </w:tc>
+        <w:tc>
+          <w:tcPr>
+            <w:tcW w:w="1700" w:type="pct"/>
+          </w:tcPr>
+          <w:p>
+            <w:pPr>
+              <w:spacing w:after="0"/>
+            </w:pPr>
+            <w:r>
+              <w:rPr>
+                <w:sz w:val="19"/>
+              </w:rPr>
+              <w:t xml:space="preserve">Folder </w:t>
+            </w:r>
+            <w:r>
+              <w:rPr>
+                <w:rFonts w:ascii="Consolas" w:hAnsi="Consolas"/>
+                <w:color w:val="B03060"/>
+                <w:sz w:val="19"/>
+              </w:rPr>
+              <w:t xml:space="preserve">storage/app/public</w:t>
+            </w:r>
+            <w:r>
+              <w:rPr>
+                <w:sz w:val="19"/>
+              </w:rPr>
+              <w:t xml:space="preserve"> tidak ikut dipulihkan, atau tautan </w:t>
+            </w:r>
+            <w:r>
+              <w:rPr>
+                <w:rFonts w:ascii="Consolas" w:hAnsi="Consolas"/>
+                <w:color w:val="B03060"/>
+                <w:sz w:val="19"/>
+              </w:rPr>
+              <w:t xml:space="preserve">public/storage</w:t>
+            </w:r>
+            <w:r>
+              <w:rPr>
+                <w:sz w:val="19"/>
+              </w:rPr>
+              <w:t xml:space="preserve"> putus</w:t>
+            </w:r>
+          </w:p>
+        </w:tc>
+        <w:tc>
+          <w:tcPr>
+            <w:tcW w:w="2100" w:type="pct"/>
+          </w:tcPr>
+          <w:p>
+            <w:pPr>
+              <w:spacing w:after="0"/>
+            </w:pPr>
+            <w:r>
+              <w:rPr>
+                <w:sz w:val="19"/>
+              </w:rPr>
+              <w:t xml:space="preserve">Kembalikan foldernya dari cadangan, lalu jalankan </w:t>
+            </w:r>
+            <w:r>
+              <w:rPr>
+                <w:rFonts w:ascii="Consolas" w:hAnsi="Consolas"/>
+                <w:color w:val="B03060"/>
+                <w:sz w:val="19"/>
+              </w:rPr>
+              <w:t xml:space="preserve">php artisan storage:link</w:t>
+            </w:r>
+          </w:p>
+        </w:tc>
+      </w:tr>
+      <w:tr>
+        <w:tc>
+          <w:tcPr>
+            <w:tcW w:w="1200" w:type="pct"/>
+            <w:shd w:val="clear" w:fill="F7F9FC"/>
+          </w:tcPr>
+          <w:p>
+            <w:pPr>
+              <w:spacing w:after="0"/>
+            </w:pPr>
+            <w:r>
+              <w:rPr>
+                <w:sz w:val="19"/>
+              </w:rPr>
+              <w:t xml:space="preserve">Data satu semester terlihat kosong padahal dulu ada</w:t>
+            </w:r>
+          </w:p>
+        </w:tc>
+        <w:tc>
+          <w:tcPr>
+            <w:tcW w:w="1700" w:type="pct"/>
+            <w:shd w:val="clear" w:fill="F7F9FC"/>
+          </w:tcPr>
+          <w:p>
+            <w:pPr>
+              <w:spacing w:after="0"/>
+            </w:pPr>
+            <w:r>
+              <w:rPr>
+                <w:sz w:val="19"/>
+              </w:rPr>
+              <w:t xml:space="preserve">Kotak pemilih periode di kanan atas sedang menunjuk periode lain</w:t>
+            </w:r>
+          </w:p>
+        </w:tc>
+        <w:tc>
+          <w:tcPr>
+            <w:tcW w:w="2100" w:type="pct"/>
+            <w:shd w:val="clear" w:fill="F7F9FC"/>
+          </w:tcPr>
+          <w:p>
+            <w:pPr>
+              <w:spacing w:after="0"/>
+            </w:pPr>
+            <w:r>
+              <w:rPr>
+                <w:sz w:val="19"/>
+              </w:rPr>
+              <w:t xml:space="preserve">Ganti pilihan periodenya. Ini bukan kehilangan data.</w:t>
+            </w:r>
+          </w:p>
+        </w:tc>
+      </w:tr>
+      <w:tr>
+        <w:tc>
+          <w:tcPr>
+            <w:tcW w:w="1200" w:type="pct"/>
+          </w:tcPr>
+          <w:p>
+            <w:pPr>
+              <w:spacing w:after="0"/>
+            </w:pPr>
+            <w:r>
+              <w:rPr>
+                <w:sz w:val="19"/>
+              </w:rPr>
+              <w:t xml:space="preserve">Setelah </w:t>
+            </w:r>
+            <w:r>
+              <w:rPr>
+                <w:rFonts w:ascii="Consolas" w:hAnsi="Consolas"/>
+                <w:color w:val="B03060"/>
+                <w:sz w:val="19"/>
+              </w:rPr>
+              <w:t xml:space="preserve">php artisan migrate</w:t>
+            </w:r>
+            <w:r>
+              <w:rPr>
+                <w:sz w:val="19"/>
+              </w:rPr>
+              <w:t xml:space="preserve"> aplikasi galat</w:t>
+            </w:r>
+          </w:p>
+        </w:tc>
+        <w:tc>
+          <w:tcPr>
+            <w:tcW w:w="1700" w:type="pct"/>
+          </w:tcPr>
+          <w:p>
+            <w:pPr>
+              <w:spacing w:after="0"/>
+            </w:pPr>
+            <w:r>
+              <w:rPr>
+                <w:sz w:val="19"/>
+              </w:rPr>
+              <w:t xml:space="preserve">Struktur berubah tetapi ada data lama yang tidak cocok</w:t>
+            </w:r>
+          </w:p>
+        </w:tc>
+        <w:tc>
+          <w:tcPr>
+            <w:tcW w:w="2100" w:type="pct"/>
+          </w:tcPr>
+          <w:p>
+            <w:pPr>
+              <w:spacing w:after="0"/>
+            </w:pPr>
+            <w:r>
+              <w:rPr>
+                <w:sz w:val="19"/>
+              </w:rPr>
+              <w:t xml:space="preserve">Pulihkan dari cadangan sebelum migrasi, lalu hubungi penyedia aplikasi.</w:t>
+            </w:r>
+          </w:p>
+        </w:tc>
+      </w:tr>
+    </w:tbl>
+    <w:p>
+      <w:pPr>
+        <w:spacing w:after="140"/>
+      </w:pPr>
+    </w:p>
+    <w:p>
+      <w:pPr>
+        <w:pStyle w:val="Heading2"/>
+      </w:pPr>
+      <w:r>
+        <w:t xml:space="preserve">J.1 Mengganti kata sandi yang terlupa</w:t>
+      </w:r>
+    </w:p>
+    <w:p>
+      <w:pPr>
+        <w:spacing w:after="140" w:line="276" w:lineRule="auto"/>
+        <w:jc w:val="both"/>
+      </w:pPr>
+      <w:r>
+        <w:t xml:space="preserve">Bila masih ada admin lain yang bisa masuk, ganti lewat menu </w:t>
+      </w:r>
+      <w:r>
+        <w:rPr>
+          <w:b/>
+        </w:rPr>
+        <w:t xml:space="preserve">Kelola Pengguna</w:t>
+      </w:r>
+      <w:r>
+        <w:t xml:space="preserve">. Bila tidak ada satu pun yang bisa masuk, lewat terminal:</w:t>
+      </w:r>
+    </w:p>
+    <w:tbl>
+      <w:tblPr>
+        <w:tblW w:w="5000" w:type="pct"/>
+        <w:tblBorders>
+          <w:top w:val="single" w:sz="4" w:color="D9D9D9"/>
+          <w:left w:val="single" w:sz="4" w:color="D9D9D9"/>
+          <w:bottom w:val="single" w:sz="4" w:color="D9D9D9"/>
+          <w:right w:val="single" w:sz="4" w:color="D9D9D9"/>
+        </w:tblBorders>
+        <w:tblCellMar>
+          <w:top w:w="120" w:type="dxa"/>
+          <w:left w:w="160" w:type="dxa"/>
+          <w:bottom w:w="120" w:type="dxa"/>
+          <w:right w:w="160" w:type="dxa"/>
+        </w:tblCellMar>
+      </w:tblPr>
+      <w:tr>
+        <w:tc>
+          <w:tcPr>
+            <w:shd w:val="clear" w:fill="F5F5F5"/>
+          </w:tcPr>
+          <w:p>
+            <w:pPr>
+              <w:spacing w:after="0" w:line="240" w:lineRule="auto"/>
+            </w:pPr>
+            <w:r>
+              <w:rPr>
+                <w:rFonts w:ascii="Consolas" w:hAnsi="Consolas"/>
+                <w:sz w:val="18"/>
+              </w:rPr>
+              <w:t xml:space="preserve">cd C:\laragon\www\sim-spenga</w:t>
+            </w:r>
+          </w:p>
+          <w:p>
+            <w:pPr>
+              <w:spacing w:after="0" w:line="240" w:lineRule="auto"/>
+            </w:pPr>
+            <w:r>
+              <w:rPr>
+                <w:rFonts w:ascii="Consolas" w:hAnsi="Consolas"/>
+                <w:sz w:val="18"/>
+              </w:rPr>
+              <w:t xml:space="preserve"/>
+            </w:r>
+          </w:p>
+          <w:p>
+            <w:pPr>
+              <w:spacing w:after="0" w:line="240" w:lineRule="auto"/>
+            </w:pPr>
+            <w:r>
+              <w:rPr>
+                <w:rFonts w:ascii="Consolas" w:hAnsi="Consolas"/>
+                <w:sz w:val="18"/>
+              </w:rPr>
+              <w:t xml:space="preserve">php artisan tinker</w:t>
+            </w:r>
+          </w:p>
+        </w:tc>
+      </w:tr>
+    </w:tbl>
+    <w:p>
+      <w:pPr>
+        <w:spacing w:after="140"/>
+      </w:pPr>
+    </w:p>
+    <w:p>
+      <w:pPr>
+        <w:spacing w:after="140" w:line="276" w:lineRule="auto"/>
+        <w:jc w:val="both"/>
+      </w:pPr>
+      <w:r>
+        <w:t xml:space="preserve">Setelah muncul tanda </w:t>
+      </w:r>
+      <w:r>
+        <w:rPr>
+          <w:rFonts w:ascii="Consolas" w:hAnsi="Consolas"/>
+          <w:color w:val="B03060"/>
+        </w:rPr>
+        <w:t xml:space="preserve">&gt;&gt;&gt;</w:t>
+      </w:r>
+      <w:r>
+        <w:t xml:space="preserve">, ketik dua baris ini, ganti alamat surel dan kata sandinya:</w:t>
+      </w:r>
+    </w:p>
+    <w:tbl>
+      <w:tblPr>
+        <w:tblW w:w="5000" w:type="pct"/>
+        <w:tblBorders>
+          <w:top w:val="single" w:sz="4" w:color="D9D9D9"/>
+          <w:left w:val="single" w:sz="4" w:color="D9D9D9"/>
+          <w:bottom w:val="single" w:sz="4" w:color="D9D9D9"/>
+          <w:right w:val="single" w:sz="4" w:color="D9D9D9"/>
+        </w:tblBorders>
+        <w:tblCellMar>
+          <w:top w:w="120" w:type="dxa"/>
+          <w:left w:w="160" w:type="dxa"/>
+          <w:bottom w:w="120" w:type="dxa"/>
+          <w:right w:w="160" w:type="dxa"/>
+        </w:tblCellMar>
+      </w:tblPr>
+      <w:tr>
+        <w:tc>
+          <w:tcPr>
+            <w:shd w:val="clear" w:fill="F5F5F5"/>
+          </w:tcPr>
+          <w:p>
+            <w:pPr>
+              <w:spacing w:after="0" w:line="240" w:lineRule="auto"/>
+            </w:pPr>
+            <w:r>
+              <w:rPr>
+                <w:rFonts w:ascii="Consolas" w:hAnsi="Consolas"/>
+                <w:sz w:val="18"/>
+              </w:rPr>
+              <w:t xml:space="preserve">$u = App\Models\User::where('email', 'admin@spenga.sch.id')-&gt;first();</w:t>
+            </w:r>
+          </w:p>
+          <w:p>
+            <w:pPr>
+              <w:spacing w:after="0" w:line="240" w:lineRule="auto"/>
+            </w:pPr>
+            <w:r>
+              <w:rPr>
+                <w:rFonts w:ascii="Consolas" w:hAnsi="Consolas"/>
+                <w:sz w:val="18"/>
+              </w:rPr>
+              <w:t xml:space="preserve">$u-&gt;password = 'SandiBaruYangKuat123'; $u-&gt;save();</w:t>
+            </w:r>
+          </w:p>
+        </w:tc>
+      </w:tr>
+    </w:tbl>
+    <w:p>
+      <w:pPr>
+        <w:spacing w:after="140"/>
+      </w:pPr>
+    </w:p>
+    <w:p>
+      <w:pPr>
+        <w:spacing w:after="140" w:line="276" w:lineRule="auto"/>
+        <w:jc w:val="both"/>
+      </w:pPr>
+      <w:r>
+        <w:t xml:space="preserve">Ketik </w:t>
+      </w:r>
+      <w:r>
+        <w:rPr>
+          <w:rFonts w:ascii="Consolas" w:hAnsi="Consolas"/>
+          <w:color w:val="B03060"/>
+        </w:rPr>
+        <w:t xml:space="preserve">exit</w:t>
+      </w:r>
+      <w:r>
+        <w:t xml:space="preserve"> untuk keluar. Kata sandinya otomatis diacak dan disimpan dalam bentuk terenkripsi — tidak tersimpan apa adanya di database.</w:t>
+      </w:r>
+    </w:p>
+    <w:tbl>
+      <w:tblPr>
+        <w:tblW w:w="5000" w:type="pct"/>
+        <w:tblBorders>
+          <w:top w:val="single" w:sz="4" w:color="E0C878"/>
+          <w:left w:val="single" w:sz="18" w:color="E0A800"/>
+          <w:bottom w:val="single" w:sz="4" w:color="E0C878"/>
+          <w:right w:val="single" w:sz="4" w:color="E0C878"/>
+        </w:tblBorders>
+        <w:tblCellMar>
+          <w:top w:w="140" w:type="dxa"/>
+          <w:left w:w="200" w:type="dxa"/>
+          <w:bottom w:w="140" w:type="dxa"/>
+          <w:right w:w="200" w:type="dxa"/>
+        </w:tblCellMar>
+      </w:tblPr>
+      <w:tr>
+        <w:tc>
+          <w:tcPr>
+            <w:shd w:val="clear" w:fill="FFF4CE"/>
+          </w:tcPr>
+          <w:p>
+            <w:pPr>
+              <w:spacing w:after="60"/>
+            </w:pPr>
+            <w:r>
+              <w:rPr>
+                <w:b/>
+              </w:rPr>
+              <w:t xml:space="preserve">Segera ganti lagi setelah bisa masuk</w:t>
+            </w:r>
+          </w:p>
+          <w:p>
+            <w:pPr>
+              <w:spacing w:after="0"/>
+              <w:jc w:val="both"/>
+            </w:pPr>
+            <w:r>
+              <w:t xml:space="preserve">Kata sandi yang diketik di terminal tercatat di riwayat perintah. Setelah berhasil login, ganti sekali lagi lewat menu Kelola Pengguna.</w:t>
+            </w:r>
+          </w:p>
+        </w:tc>
+      </w:tr>
+    </w:tbl>
+    <w:p>
+      <w:pPr>
+        <w:spacing w:after="140"/>
+      </w:pPr>
+    </w:p>
+    <w:p>
+      <w:pPr>
+        <w:pStyle w:val="Heading1"/>
+        <w:pageBreakBefore/>
+      </w:pPr>
+      <w:r>
+        <w:t xml:space="preserve">Bagian K — Lampiran: Daftar Perintah Cepat</w:t>
+      </w:r>
+    </w:p>
+    <w:p>
+      <w:pPr>
+        <w:spacing w:after="140" w:line="276" w:lineRule="auto"/>
+        <w:jc w:val="both"/>
+      </w:pPr>
+      <w:r>
+        <w:t xml:space="preserve">Semua perintah dijalankan dari folder aplikasi. Buka Laragon → klik kanan ikonnya → </w:t>
+      </w:r>
+      <w:r>
+        <w:rPr>
+          <w:b/>
+        </w:rPr>
+        <w:t xml:space="preserve">Terminal</w:t>
+      </w:r>
+      <w:r>
+        <w:t xml:space="preserve">, lalu:</w:t>
+      </w:r>
+    </w:p>
+    <w:tbl>
+      <w:tblPr>
+        <w:tblW w:w="5000" w:type="pct"/>
+        <w:tblBorders>
+          <w:top w:val="single" w:sz="4" w:color="D9D9D9"/>
+          <w:left w:val="single" w:sz="4" w:color="D9D9D9"/>
+          <w:bottom w:val="single" w:sz="4" w:color="D9D9D9"/>
+          <w:right w:val="single" w:sz="4" w:color="D9D9D9"/>
+        </w:tblBorders>
+        <w:tblCellMar>
+          <w:top w:w="120" w:type="dxa"/>
+          <w:left w:w="160" w:type="dxa"/>
+          <w:bottom w:w="120" w:type="dxa"/>
+          <w:right w:w="160" w:type="dxa"/>
+        </w:tblCellMar>
+      </w:tblPr>
+      <w:tr>
+        <w:tc>
+          <w:tcPr>
+            <w:shd w:val="clear" w:fill="F5F5F5"/>
+          </w:tcPr>
+          <w:p>
+            <w:pPr>
+              <w:spacing w:after="0" w:line="240" w:lineRule="auto"/>
+            </w:pPr>
+            <w:r>
+              <w:rPr>
+                <w:rFonts w:ascii="Consolas" w:hAnsi="Consolas"/>
+                <w:sz w:val="18"/>
+              </w:rPr>
+              <w:t xml:space="preserve">cd C:\laragon\www\sim-spenga</w:t>
+            </w:r>
+          </w:p>
+        </w:tc>
+      </w:tr>
+    </w:tbl>
+    <w:p>
+      <w:pPr>
+        <w:spacing w:after="140"/>
+      </w:pPr>
+    </w:p>
+    <w:p>
+      <w:pPr>
+        <w:pStyle w:val="Heading2"/>
+      </w:pPr>
+      <w:r>
+        <w:t xml:space="preserve">Mencadangkan &amp; memulihkan</w:t>
+      </w:r>
+    </w:p>
+    <w:tbl>
+      <w:tblPr>
+        <w:tblW w:w="5000" w:type="pct"/>
+        <w:tblBorders>
+          <w:top w:val="single" w:sz="4" w:color="D9D9D9"/>
+          <w:left w:val="single" w:sz="4" w:color="D9D9D9"/>
+          <w:bottom w:val="single" w:sz="4" w:color="D9D9D9"/>
+          <w:right w:val="single" w:sz="4" w:color="D9D9D9"/>
+        </w:tblBorders>
+        <w:tblCellMar>
+          <w:top w:w="120" w:type="dxa"/>
+          <w:left w:w="160" w:type="dxa"/>
+          <w:bottom w:w="120" w:type="dxa"/>
+          <w:right w:w="160" w:type="dxa"/>
+        </w:tblCellMar>
+      </w:tblPr>
+      <w:tr>
+        <w:tc>
+          <w:tcPr>
+            <w:shd w:val="clear" w:fill="F5F5F5"/>
+          </w:tcPr>
+          <w:p>
+            <w:pPr>
+              <w:spacing w:after="0" w:line="240" w:lineRule="auto"/>
+            </w:pPr>
+            <w:r>
+              <w:rPr>
+                <w:rFonts w:ascii="Consolas" w:hAnsi="Consolas"/>
+                <w:sz w:val="18"/>
+              </w:rPr>
+              <w:t xml:space="preserve">REM Mencadangkan</w:t>
+            </w:r>
+          </w:p>
+          <w:p>
+            <w:pPr>
+              <w:spacing w:after="0" w:line="240" w:lineRule="auto"/>
+            </w:pPr>
+            <w:r>
+              <w:rPr>
+                <w:rFonts w:ascii="Consolas" w:hAnsi="Consolas"/>
+                <w:sz w:val="18"/>
+              </w:rPr>
+              <w:t xml:space="preserve">"C:\laragon\bin\mysql\mysql-8.4.3-winx64\bin\mysqldump" -u root --no-tablespaces --single-transaction sim_spenga &gt; cadangan.sql</w:t>
+            </w:r>
+          </w:p>
+          <w:p>
+            <w:pPr>
+              <w:spacing w:after="0" w:line="240" w:lineRule="auto"/>
+            </w:pPr>
+            <w:r>
+              <w:rPr>
+                <w:rFonts w:ascii="Consolas" w:hAnsi="Consolas"/>
+                <w:sz w:val="18"/>
+              </w:rPr>
+              <w:t xml:space="preserve"/>
+            </w:r>
+          </w:p>
+          <w:p>
+            <w:pPr>
+              <w:spacing w:after="0" w:line="240" w:lineRule="auto"/>
+            </w:pPr>
+            <w:r>
+              <w:rPr>
+                <w:rFonts w:ascii="Consolas" w:hAnsi="Consolas"/>
+                <w:sz w:val="18"/>
+              </w:rPr>
+              <w:t xml:space="preserve">REM Memulihkan (menimpa data yang ada!)</w:t>
+            </w:r>
+          </w:p>
+          <w:p>
+            <w:pPr>
+              <w:spacing w:after="0" w:line="240" w:lineRule="auto"/>
+            </w:pPr>
+            <w:r>
+              <w:rPr>
+                <w:rFonts w:ascii="Consolas" w:hAnsi="Consolas"/>
+                <w:sz w:val="18"/>
+              </w:rPr>
+              <w:t xml:space="preserve">"C:\laragon\bin\mysql\mysql-8.4.3-winx64\bin\mysql" -u root sim_spenga &lt; cadangan.sql</w:t>
+            </w:r>
+          </w:p>
+        </w:tc>
+      </w:tr>
+    </w:tbl>
+    <w:p>
+      <w:pPr>
+        <w:spacing w:after="140"/>
+      </w:pPr>
+    </w:p>
+    <w:p>
+      <w:pPr>
+        <w:pStyle w:val="Heading2"/>
+      </w:pPr>
+      <w:r>
+        <w:t xml:space="preserve">Mengosongkan data</w:t>
+      </w:r>
+    </w:p>
+    <w:tbl>
+      <w:tblPr>
+        <w:tblW w:w="5000" w:type="pct"/>
+        <w:tblBorders>
+          <w:top w:val="single" w:sz="4" w:color="D9D9D9"/>
+          <w:left w:val="single" w:sz="4" w:color="D9D9D9"/>
+          <w:bottom w:val="single" w:sz="4" w:color="D9D9D9"/>
+          <w:right w:val="single" w:sz="4" w:color="D9D9D9"/>
+        </w:tblBorders>
+        <w:tblCellMar>
+          <w:top w:w="120" w:type="dxa"/>
+          <w:left w:w="160" w:type="dxa"/>
+          <w:bottom w:w="120" w:type="dxa"/>
+          <w:right w:w="160" w:type="dxa"/>
+        </w:tblCellMar>
+      </w:tblPr>
+      <w:tr>
+        <w:tc>
+          <w:tcPr>
+            <w:shd w:val="clear" w:fill="F5F5F5"/>
+          </w:tcPr>
+          <w:p>
+            <w:pPr>
+              <w:spacing w:after="0" w:line="240" w:lineRule="auto"/>
+            </w:pPr>
+            <w:r>
+              <w:rPr>
+                <w:rFonts w:ascii="Consolas" w:hAnsi="Consolas"/>
+                <w:sz w:val="18"/>
+              </w:rPr>
+              <w:t xml:space="preserve">REM Melihat rencananya saja, tidak menghapus</w:t>
+            </w:r>
+          </w:p>
+          <w:p>
+            <w:pPr>
+              <w:spacing w:after="0" w:line="240" w:lineRule="auto"/>
+            </w:pPr>
+            <w:r>
+              <w:rPr>
+                <w:rFonts w:ascii="Consolas" w:hAnsi="Consolas"/>
+                <w:sz w:val="18"/>
+              </w:rPr>
+              <w:t xml:space="preserve">php artisan data:kosongkan --lihat</w:t>
+            </w:r>
+          </w:p>
+          <w:p>
+            <w:pPr>
+              <w:spacing w:after="0" w:line="240" w:lineRule="auto"/>
+            </w:pPr>
+            <w:r>
+              <w:rPr>
+                <w:rFonts w:ascii="Consolas" w:hAnsi="Consolas"/>
+                <w:sz w:val="18"/>
+              </w:rPr>
+              <w:t xml:space="preserve"/>
+            </w:r>
+          </w:p>
+          <w:p>
+            <w:pPr>
+              <w:spacing w:after="0" w:line="240" w:lineRule="auto"/>
+            </w:pPr>
+            <w:r>
+              <w:rPr>
+                <w:rFonts w:ascii="Consolas" w:hAnsi="Consolas"/>
+                <w:sz w:val="18"/>
+              </w:rPr>
+              <w:t xml:space="preserve">REM Menjalankan penghapusan (akan minta ketik HAPUS)</w:t>
+            </w:r>
+          </w:p>
+          <w:p>
+            <w:pPr>
+              <w:spacing w:after="0" w:line="240" w:lineRule="auto"/>
+            </w:pPr>
+            <w:r>
+              <w:rPr>
+                <w:rFonts w:ascii="Consolas" w:hAnsi="Consolas"/>
+                <w:sz w:val="18"/>
+              </w:rPr>
+              <w:t xml:space="preserve">php artisan data:kosongkan</w:t>
+            </w:r>
+          </w:p>
+        </w:tc>
+      </w:tr>
+    </w:tbl>
+    <w:p>
+      <w:pPr>
+        <w:spacing w:after="140"/>
+      </w:pPr>
+    </w:p>
+    <w:p>
+      <w:pPr>
+        <w:pStyle w:val="Heading2"/>
+      </w:pPr>
+      <w:r>
+        <w:t xml:space="preserve">Pengingat WhatsApp ke guru</w:t>
+      </w:r>
+    </w:p>
+    <w:tbl>
+      <w:tblPr>
+        <w:tblW w:w="5000" w:type="pct"/>
+        <w:tblBorders>
+          <w:top w:val="single" w:sz="4" w:color="D9D9D9"/>
+          <w:left w:val="single" w:sz="4" w:color="D9D9D9"/>
+          <w:bottom w:val="single" w:sz="4" w:color="D9D9D9"/>
+          <w:right w:val="single" w:sz="4" w:color="D9D9D9"/>
+        </w:tblBorders>
+        <w:tblCellMar>
+          <w:top w:w="120" w:type="dxa"/>
+          <w:left w:w="160" w:type="dxa"/>
+          <w:bottom w:w="120" w:type="dxa"/>
+          <w:right w:w="160" w:type="dxa"/>
+        </w:tblCellMar>
+      </w:tblPr>
+      <w:tr>
+        <w:tc>
+          <w:tcPr>
+            <w:shd w:val="clear" w:fill="F5F5F5"/>
+          </w:tcPr>
+          <w:p>
+            <w:pPr>
+              <w:spacing w:after="0" w:line="240" w:lineRule="auto"/>
+            </w:pPr>
+            <w:r>
+              <w:rPr>
+                <w:rFonts w:ascii="Consolas" w:hAnsi="Consolas"/>
+                <w:sz w:val="18"/>
+              </w:rPr>
+              <w:t xml:space="preserve">REM Melihat sesi yang terlambat diisi hari ini, tanpa mengirim apa pun</w:t>
+            </w:r>
+          </w:p>
+          <w:p>
+            <w:pPr>
+              <w:spacing w:after="0" w:line="240" w:lineRule="auto"/>
+            </w:pPr>
+            <w:r>
+              <w:rPr>
+                <w:rFonts w:ascii="Consolas" w:hAnsi="Consolas"/>
+                <w:sz w:val="18"/>
+              </w:rPr>
+              <w:t xml:space="preserve">php artisan pengingat:jurnal --lihat</w:t>
+            </w:r>
+          </w:p>
+          <w:p>
+            <w:pPr>
+              <w:spacing w:after="0" w:line="240" w:lineRule="auto"/>
+            </w:pPr>
+            <w:r>
+              <w:rPr>
+                <w:rFonts w:ascii="Consolas" w:hAnsi="Consolas"/>
+                <w:sz w:val="18"/>
+              </w:rPr>
+              <w:t xml:space="preserve"/>
+            </w:r>
+          </w:p>
+          <w:p>
+            <w:pPr>
+              <w:spacing w:after="0" w:line="240" w:lineRule="auto"/>
+            </w:pPr>
+            <w:r>
+              <w:rPr>
+                <w:rFonts w:ascii="Consolas" w:hAnsi="Consolas"/>
+                <w:sz w:val="18"/>
+              </w:rPr>
+              <w:t xml:space="preserve">REM Memeriksa tanggal tertentu</w:t>
+            </w:r>
+          </w:p>
+          <w:p>
+            <w:pPr>
+              <w:spacing w:after="0" w:line="240" w:lineRule="auto"/>
+            </w:pPr>
+            <w:r>
+              <w:rPr>
+                <w:rFonts w:ascii="Consolas" w:hAnsi="Consolas"/>
+                <w:sz w:val="18"/>
+              </w:rPr>
+              <w:t xml:space="preserve">php artisan pengingat:jurnal --tanggal=2026-09-01 --lihat</w:t>
+            </w:r>
+          </w:p>
+          <w:p>
+            <w:pPr>
+              <w:spacing w:after="0" w:line="240" w:lineRule="auto"/>
+            </w:pPr>
+            <w:r>
+              <w:rPr>
+                <w:rFonts w:ascii="Consolas" w:hAnsi="Consolas"/>
+                <w:sz w:val="18"/>
+              </w:rPr>
+              <w:t xml:space="preserve"/>
+            </w:r>
+          </w:p>
+          <w:p>
+            <w:pPr>
+              <w:spacing w:after="0" w:line="240" w:lineRule="auto"/>
+            </w:pPr>
+            <w:r>
+              <w:rPr>
+                <w:rFonts w:ascii="Consolas" w:hAnsi="Consolas"/>
+                <w:sz w:val="18"/>
+              </w:rPr>
+              <w:t xml:space="preserve">REM Memastikan penjadwalnya terdaftar</w:t>
+            </w:r>
+          </w:p>
+          <w:p>
+            <w:pPr>
+              <w:spacing w:after="0" w:line="240" w:lineRule="auto"/>
+            </w:pPr>
+            <w:r>
+              <w:rPr>
+                <w:rFonts w:ascii="Consolas" w:hAnsi="Consolas"/>
+                <w:sz w:val="18"/>
+              </w:rPr>
+              <w:t xml:space="preserve">php artisan schedule:list</w:t>
+            </w:r>
+          </w:p>
+          <w:p>
+            <w:pPr>
+              <w:spacing w:after="0" w:line="240" w:lineRule="auto"/>
+            </w:pPr>
+            <w:r>
+              <w:rPr>
+                <w:rFonts w:ascii="Consolas" w:hAnsi="Consolas"/>
+                <w:sz w:val="18"/>
+              </w:rPr>
+              <w:t xml:space="preserve"/>
+            </w:r>
+          </w:p>
+          <w:p>
+            <w:pPr>
+              <w:spacing w:after="0" w:line="240" w:lineRule="auto"/>
+            </w:pPr>
+            <w:r>
+              <w:rPr>
+                <w:rFonts w:ascii="Consolas" w:hAnsi="Consolas"/>
+                <w:sz w:val="18"/>
+              </w:rPr>
+              <w:t xml:space="preserve">REM Menyuruh pekerja antrian memuat ulang kode setelah aplikasi diperbarui</w:t>
+            </w:r>
+          </w:p>
+          <w:p>
+            <w:pPr>
+              <w:spacing w:after="0" w:line="240" w:lineRule="auto"/>
+            </w:pPr>
+            <w:r>
+              <w:rPr>
+                <w:rFonts w:ascii="Consolas" w:hAnsi="Consolas"/>
+                <w:sz w:val="18"/>
+              </w:rPr>
+              <w:t xml:space="preserve">php artisan queue:restart</w:t>
+            </w:r>
+          </w:p>
+        </w:tc>
+      </w:tr>
+    </w:tbl>
+    <w:p>
+      <w:pPr>
+        <w:spacing w:after="140"/>
+      </w:pPr>
+    </w:p>
+    <w:p>
+      <w:pPr>
+        <w:pStyle w:val="Heading2"/>
+      </w:pPr>
+      <w:r>
+        <w:t xml:space="preserve">Perawatan</w:t>
+      </w:r>
+    </w:p>
+    <w:tbl>
+      <w:tblPr>
+        <w:tblW w:w="5000" w:type="pct"/>
+        <w:tblBorders>
+          <w:top w:val="single" w:sz="4" w:color="D9D9D9"/>
+          <w:left w:val="single" w:sz="4" w:color="D9D9D9"/>
+          <w:bottom w:val="single" w:sz="4" w:color="D9D9D9"/>
+          <w:right w:val="single" w:sz="4" w:color="D9D9D9"/>
+        </w:tblBorders>
+        <w:tblCellMar>
+          <w:top w:w="120" w:type="dxa"/>
+          <w:left w:w="160" w:type="dxa"/>
+          <w:bottom w:w="120" w:type="dxa"/>
+          <w:right w:w="160" w:type="dxa"/>
+        </w:tblCellMar>
+      </w:tblPr>
+      <w:tr>
+        <w:tc>
+          <w:tcPr>
+            <w:shd w:val="clear" w:fill="F5F5F5"/>
+          </w:tcPr>
+          <w:p>
+            <w:pPr>
+              <w:spacing w:after="0" w:line="240" w:lineRule="auto"/>
+            </w:pPr>
+            <w:r>
+              <w:rPr>
+                <w:rFonts w:ascii="Consolas" w:hAnsi="Consolas"/>
+                <w:sz w:val="18"/>
+              </w:rPr>
+              <w:t xml:space="preserve">REM Membersihkan seluruh cache</w:t>
+            </w:r>
+          </w:p>
+          <w:p>
+            <w:pPr>
+              <w:spacing w:after="0" w:line="240" w:lineRule="auto"/>
+            </w:pPr>
+            <w:r>
+              <w:rPr>
+                <w:rFonts w:ascii="Consolas" w:hAnsi="Consolas"/>
+                <w:sz w:val="18"/>
+              </w:rPr>
+              <w:t xml:space="preserve">php artisan optimize:clear</w:t>
+            </w:r>
+          </w:p>
+          <w:p>
+            <w:pPr>
+              <w:spacing w:after="0" w:line="240" w:lineRule="auto"/>
+            </w:pPr>
+            <w:r>
+              <w:rPr>
+                <w:rFonts w:ascii="Consolas" w:hAnsi="Consolas"/>
+                <w:sz w:val="18"/>
+              </w:rPr>
+              <w:t xml:space="preserve"/>
+            </w:r>
+          </w:p>
+          <w:p>
+            <w:pPr>
+              <w:spacing w:after="0" w:line="240" w:lineRule="auto"/>
+            </w:pPr>
+            <w:r>
+              <w:rPr>
+                <w:rFonts w:ascii="Consolas" w:hAnsi="Consolas"/>
+                <w:sz w:val="18"/>
+              </w:rPr>
+              <w:t xml:space="preserve">REM Memperbaiki tautan folder unggahan</w:t>
+            </w:r>
+          </w:p>
+          <w:p>
+            <w:pPr>
+              <w:spacing w:after="0" w:line="240" w:lineRule="auto"/>
+            </w:pPr>
+            <w:r>
+              <w:rPr>
+                <w:rFonts w:ascii="Consolas" w:hAnsi="Consolas"/>
+                <w:sz w:val="18"/>
+              </w:rPr>
+              <w:t xml:space="preserve">php artisan storage:link</w:t>
+            </w:r>
+          </w:p>
+          <w:p>
+            <w:pPr>
+              <w:spacing w:after="0" w:line="240" w:lineRule="auto"/>
+            </w:pPr>
+            <w:r>
+              <w:rPr>
+                <w:rFonts w:ascii="Consolas" w:hAnsi="Consolas"/>
+                <w:sz w:val="18"/>
+              </w:rPr>
+              <w:t xml:space="preserve"/>
+            </w:r>
+          </w:p>
+          <w:p>
+            <w:pPr>
+              <w:spacing w:after="0" w:line="240" w:lineRule="auto"/>
+            </w:pPr>
+            <w:r>
+              <w:rPr>
+                <w:rFonts w:ascii="Consolas" w:hAnsi="Consolas"/>
+                <w:sz w:val="18"/>
+              </w:rPr>
+              <w:t xml:space="preserve">REM Menerapkan perubahan struktur database</w:t>
+            </w:r>
+          </w:p>
+          <w:p>
+            <w:pPr>
+              <w:spacing w:after="0" w:line="240" w:lineRule="auto"/>
+            </w:pPr>
+            <w:r>
+              <w:rPr>
+                <w:rFonts w:ascii="Consolas" w:hAnsi="Consolas"/>
+                <w:sz w:val="18"/>
+              </w:rPr>
+              <w:t xml:space="preserve">php artisan migrate --force</w:t>
+            </w:r>
+          </w:p>
+        </w:tc>
+      </w:tr>
+    </w:tbl>
+    <w:p>
+      <w:pPr>
+        <w:spacing w:after="140"/>
+      </w:pPr>
+    </w:p>
+    <w:p>
+      <w:pPr>
+        <w:pStyle w:val="Heading2"/>
+      </w:pPr>
+      <w:r>
+        <w:t xml:space="preserve">Ringkasan tanggung jawab Admin</w:t>
+      </w:r>
+    </w:p>
+    <w:tbl>
+      <w:tblPr>
+        <w:tblW w:w="5000" w:type="pct"/>
+        <w:tblBorders>
+          <w:top w:val="single" w:sz="4" w:color="BFBFBF"/>
+          <w:left w:val="single" w:sz="4" w:color="BFBFBF"/>
+          <w:bottom w:val="single" w:sz="4" w:color="BFBFBF"/>
+          <w:right w:val="single" w:sz="4" w:color="BFBFBF"/>
+          <w:insideH w:val="single" w:sz="4" w:color="BFBFBF"/>
+          <w:insideV w:val="single" w:sz="4" w:color="BFBFBF"/>
+        </w:tblBorders>
+        <w:tblCellMar>
+          <w:top w:w="90" w:type="dxa"/>
+          <w:left w:w="130" w:type="dxa"/>
+          <w:bottom w:w="90" w:type="dxa"/>
+          <w:right w:w="130" w:type="dxa"/>
+        </w:tblCellMar>
+      </w:tblPr>
+      <w:tr>
+        <w:trPr>
+          <w:tblHeader/>
+        </w:trPr>
+        <w:tc>
+          <w:tcPr>
+            <w:tcW w:w="1300" w:type="pct"/>
+            <w:shd w:val="clear" w:fill="1F4E79"/>
+          </w:tcPr>
+          <w:p>
+            <w:pPr>
+              <w:spacing w:after="0"/>
+            </w:pPr>
+            <w:r>
+              <w:rPr>
+                <w:b/>
+                <w:color w:val="FFFFFF"/>
+                <w:sz w:val="19"/>
+              </w:rPr>
+              <w:t xml:space="preserve">Kapan</w:t>
+            </w:r>
+          </w:p>
+        </w:tc>
+        <w:tc>
+          <w:tcPr>
+            <w:tcW w:w="3700" w:type="pct"/>
+            <w:shd w:val="clear" w:fill="1F4E79"/>
+          </w:tcPr>
+          <w:p>
+            <w:pPr>
+              <w:spacing w:after="0"/>
+            </w:pPr>
+            <w:r>
+              <w:rPr>
+                <w:b/>
+                <w:color w:val="FFFFFF"/>
+                <w:sz w:val="19"/>
+              </w:rPr>
+              <w:t xml:space="preserve">Yang dikerjakan</w:t>
+            </w:r>
+          </w:p>
+        </w:tc>
+      </w:tr>
+      <w:tr>
+        <w:tc>
+          <w:tcPr>
+            <w:tcW w:w="1300" w:type="pct"/>
+          </w:tcPr>
+          <w:p>
+            <w:pPr>
+              <w:spacing w:after="0"/>
+            </w:pPr>
+            <w:r>
+              <w:rPr>
+                <w:sz w:val="19"/>
+              </w:rPr>
+              <w:t xml:space="preserve">Tiap minggu</w:t>
+            </w:r>
+          </w:p>
+        </w:tc>
+        <w:tc>
+          <w:tcPr>
+            <w:tcW w:w="3700" w:type="pct"/>
+          </w:tcPr>
+          <w:p>
+            <w:pPr>
+              <w:spacing w:after="0"/>
+            </w:pPr>
+            <w:r>
+              <w:rPr>
+                <w:sz w:val="19"/>
+              </w:rPr>
+              <w:t xml:space="preserve">Cadangkan database + folder </w:t>
+            </w:r>
+            <w:r>
+              <w:rPr>
+                <w:rFonts w:ascii="Consolas" w:hAnsi="Consolas"/>
+                <w:color w:val="B03060"/>
+                <w:sz w:val="19"/>
+              </w:rPr>
+              <w:t xml:space="preserve">storage/app/public</w:t>
+            </w:r>
+            <w:r>
+              <w:rPr>
+                <w:sz w:val="19"/>
+              </w:rPr>
+              <w:t xml:space="preserve">; simpan di dua tempat berbeda</w:t>
+            </w:r>
+          </w:p>
+        </w:tc>
+      </w:tr>
+      <w:tr>
+        <w:tc>
+          <w:tcPr>
+            <w:tcW w:w="1300" w:type="pct"/>
+            <w:shd w:val="clear" w:fill="F7F9FC"/>
+          </w:tcPr>
+          <w:p>
+            <w:pPr>
+              <w:spacing w:after="0"/>
+            </w:pPr>
+            <w:r>
+              <w:rPr>
+                <w:sz w:val="19"/>
+              </w:rPr>
+              <w:t xml:space="preserve">Tiap bulan</w:t>
             </w:r>
           </w:p>
         </w:tc>
@@ -9656,7 +11829,161 @@
               <w:rPr>
                 <w:sz w:val="19"/>
               </w:rPr>
+              <w:t xml:space="preserve">Periksa ukuran database, bersihkan log lama, pastikan cadangan terakhir masih segar</w:t>
+            </w:r>
+          </w:p>
+        </w:tc>
+      </w:tr>
+      <w:tr>
+        <w:tc>
+          <w:tcPr>
+            <w:tcW w:w="1300" w:type="pct"/>
+          </w:tcPr>
+          <w:p>
+            <w:pPr>
+              <w:spacing w:after="0"/>
+            </w:pPr>
+            <w:r>
+              <w:rPr>
+                <w:sz w:val="19"/>
+              </w:rPr>
+              <w:t xml:space="preserve">Tiap akhir semester</w:t>
+            </w:r>
+          </w:p>
+        </w:tc>
+        <w:tc>
+          <w:tcPr>
+            <w:tcW w:w="3700" w:type="pct"/>
+          </w:tcPr>
+          <w:p>
+            <w:pPr>
+              <w:spacing w:after="0"/>
+            </w:pPr>
+            <w:r>
+              <w:rPr>
+                <w:sz w:val="19"/>
+              </w:rPr>
+              <w:t xml:space="preserve">Cadangan permanen sebagai arsip; kunci periode lama</w:t>
+            </w:r>
+          </w:p>
+        </w:tc>
+      </w:tr>
+      <w:tr>
+        <w:tc>
+          <w:tcPr>
+            <w:tcW w:w="1300" w:type="pct"/>
+            <w:shd w:val="clear" w:fill="F7F9FC"/>
+          </w:tcPr>
+          <w:p>
+            <w:pPr>
+              <w:spacing w:after="0"/>
+            </w:pPr>
+            <w:r>
+              <w:rPr>
+                <w:sz w:val="19"/>
+              </w:rPr>
+              <w:t xml:space="preserve">Tiap ganti tahun ajaran</w:t>
+            </w:r>
+          </w:p>
+        </w:tc>
+        <w:tc>
+          <w:tcPr>
+            <w:tcW w:w="3700" w:type="pct"/>
+            <w:shd w:val="clear" w:fill="F7F9FC"/>
+          </w:tcPr>
+          <w:p>
+            <w:pPr>
+              <w:spacing w:after="0"/>
+            </w:pPr>
+            <w:r>
+              <w:rPr>
+                <w:sz w:val="19"/>
+              </w:rPr>
               <w:t xml:space="preserve">Cadangkan, buat periode baru, duplikasi master data, sesuaikan kelas &amp; penugasan</w:t>
+            </w:r>
+          </w:p>
+        </w:tc>
+      </w:tr>
+      <w:tr>
+        <w:tc>
+          <w:tcPr>
+            <w:tcW w:w="1300" w:type="pct"/>
+          </w:tcPr>
+          <w:p>
+            <w:pPr>
+              <w:spacing w:after="0"/>
+            </w:pPr>
+            <w:r>
+              <w:rPr>
+                <w:sz w:val="19"/>
+              </w:rPr>
+              <w:t xml:space="preserve">Tiap bulan</w:t>
+            </w:r>
+          </w:p>
+        </w:tc>
+        <w:tc>
+          <w:tcPr>
+            <w:tcW w:w="3700" w:type="pct"/>
+          </w:tcPr>
+          <w:p>
+            <w:pPr>
+              <w:spacing w:after="0"/>
+            </w:pPr>
+            <w:r>
+              <w:rPr>
+                <w:sz w:val="19"/>
+              </w:rPr>
+              <w:t xml:space="preserve">Pastikan penjadwal &amp; pekerja antrian masih hidup (Bagian H.4)</w:t>
+            </w:r>
+          </w:p>
+        </w:tc>
+      </w:tr>
+      <w:tr>
+        <w:tc>
+          <w:tcPr>
+            <w:tcW w:w="1300" w:type="pct"/>
+            <w:shd w:val="clear" w:fill="F7F9FC"/>
+          </w:tcPr>
+          <w:p>
+            <w:pPr>
+              <w:spacing w:after="0"/>
+            </w:pPr>
+            <w:r>
+              <w:rPr>
+                <w:sz w:val="19"/>
+              </w:rPr>
+              <w:t xml:space="preserve">Sesudah aplikasi diperbarui</w:t>
+            </w:r>
+          </w:p>
+        </w:tc>
+        <w:tc>
+          <w:tcPr>
+            <w:tcW w:w="3700" w:type="pct"/>
+            <w:shd w:val="clear" w:fill="F7F9FC"/>
+          </w:tcPr>
+          <w:p>
+            <w:pPr>
+              <w:spacing w:after="0"/>
+            </w:pPr>
+            <w:r>
+              <w:rPr>
+                <w:sz w:val="19"/>
+              </w:rPr>
+              <w:t xml:space="preserve">Jalankan </w:t>
+            </w:r>
+            <w:r>
+              <w:rPr>
+                <w:rFonts w:ascii="Consolas" w:hAnsi="Consolas"/>
+                <w:color w:val="B03060"/>
+                <w:sz w:val="19"/>
+              </w:rPr>
+              <w:t xml:space="preserve">php artisan queue:restart</w:t>
+            </w:r>
+            <w:r>
+              <w:rPr>
+                <w:sz w:val="19"/>
+              </w:rPr>
+              <w:t xml:space="preserve"> agar pekerja antrian memuat kode baru</w:t>
             </w:r>
           </w:p>
         </w:tc>

--- a/docs/Panduan-Database-Admin.docx
+++ b/docs/Panduan-Database-Admin.docx
@@ -71,7 +71,7 @@
           <w:color w:val="595959"/>
           <w:sz w:val="22"/>
         </w:rPr>
-        <w:t xml:space="preserve">Edisi Agustus 2026</w:t>
+        <w:t xml:space="preserve">Edisi September 2026</w:t>
       </w:r>
     </w:p>
     <w:p>
@@ -1113,7 +1113,7 @@
               <w:rPr>
                 <w:sz w:val="19"/>
               </w:rPr>
-              <w:t xml:space="preserve">Berkas RAHASIA: foto bukti pelanggaran &amp; pembinaan BK, lampiran surat</w:t>
+              <w:t xml:space="preserve">Berkas RAHASIA: foto bukti pelanggaran &amp; pembinaan BK, lampiran surat, sertifikat prestasi siswa</w:t>
             </w:r>
           </w:p>
         </w:tc>
@@ -1129,7 +1129,7 @@
               <w:rPr>
                 <w:sz w:val="19"/>
               </w:rPr>
-              <w:t xml:space="preserve">Catatan BK masih ada, tapi foto buktinya hilang semua</w:t>
+              <w:t xml:space="preserve">Catatan BK masih ada tapi foto buktinya hilang, dan prestasi kehilangan sertifikatnya</w:t>
             </w:r>
           </w:p>
         </w:tc>
@@ -1288,7 +1288,7 @@
         <w:jc w:val="both"/>
       </w:pPr>
       <w:r>
-        <w:t xml:space="preserve">Database ini berisi 55 tabel. Untuk keperluan pengelolaan, semuanya masuk salah satu dari tiga golongan berikut. Pembagian inilah yang dipakai perintah pengosongan data di Bagian D.</w:t>
+        <w:t xml:space="preserve">Database ini berisi 57 tabel. Untuk keperluan pengelolaan, semuanya masuk salah satu dari tiga golongan berikut. Pembagian inilah yang dipakai perintah pengosongan data di Bagian D.</w:t>
       </w:r>
     </w:p>
     <w:p>
@@ -1296,7 +1296,7 @@
         <w:pStyle w:val="Heading3"/>
       </w:pPr>
       <w:r>
-        <w:t xml:space="preserve">Golongan 1 — Master data (14 tabel)</w:t>
+        <w:t xml:space="preserve">Golongan 1 — Master data (15 tabel)</w:t>
       </w:r>
     </w:p>
     <w:p>
@@ -1891,7 +1891,43 @@
               <w:rPr>
                 <w:sz w:val="19"/>
               </w:rPr>
-              <w:t xml:space="preserve">Bukti aktivasi nomor seri — milik sistem, jangan disentuh</w:t>
+              <w:t xml:space="preserve">Bukti aktivasi lisensi — milik sistem, jangan disentuh</w:t>
+            </w:r>
+          </w:p>
+        </w:tc>
+      </w:tr>
+      <w:tr>
+        <w:tc>
+          <w:tcPr>
+            <w:tcW w:w="1500" w:type="pct"/>
+          </w:tcPr>
+          <w:p>
+            <w:pPr>
+              <w:spacing w:after="0"/>
+            </w:pPr>
+            <w:r>
+              <w:rPr>
+                <w:rFonts w:ascii="Consolas" w:hAnsi="Consolas"/>
+                <w:color w:val="B03060"/>
+                <w:sz w:val="19"/>
+              </w:rPr>
+              <w:t xml:space="preserve">pengaturan_aplikasis</w:t>
+            </w:r>
+          </w:p>
+        </w:tc>
+        <w:tc>
+          <w:tcPr>
+            <w:tcW w:w="3500" w:type="pct"/>
+          </w:tcPr>
+          <w:p>
+            <w:pPr>
+              <w:spacing w:after="0"/>
+            </w:pPr>
+            <w:r>
+              <w:rPr>
+                <w:sz w:val="19"/>
+              </w:rPr>
+              <w:t xml:space="preserve">Pengenal pemasangan &amp; surat lisensi dari server — milik sistem, jangan disentuh</w:t>
             </w:r>
           </w:p>
         </w:tc>
@@ -1907,7 +1943,7 @@
         <w:pStyle w:val="Heading3"/>
       </w:pPr>
       <w:r>
-        <w:t xml:space="preserve">Golongan 2 — Data sekolah (35 tabel)</w:t>
+        <w:t xml:space="preserve">Golongan 2 — Data sekolah (36 tabel)</w:t>
       </w:r>
     </w:p>
     <w:p>
@@ -2625,6 +2661,57 @@
               <w:rPr>
                 <w:sz w:val="19"/>
               </w:rPr>
+              <w:t xml:space="preserve">Prestasi siswa</w:t>
+            </w:r>
+          </w:p>
+        </w:tc>
+        <w:tc>
+          <w:tcPr>
+            <w:tcW w:w="3600" w:type="pct"/>
+          </w:tcPr>
+          <w:p>
+            <w:pPr>
+              <w:spacing w:after="0"/>
+            </w:pPr>
+            <w:r>
+              <w:rPr>
+                <w:rFonts w:ascii="Consolas" w:hAnsi="Consolas"/>
+                <w:color w:val="B03060"/>
+                <w:sz w:val="19"/>
+              </w:rPr>
+              <w:t xml:space="preserve">prestasi_siswas</w:t>
+            </w:r>
+            <w:r>
+              <w:rPr>
+                <w:sz w:val="19"/>
+              </w:rPr>
+              <w:t xml:space="preserve"> — beserta sertifikatnya di </w:t>
+            </w:r>
+            <w:r>
+              <w:rPr>
+                <w:rFonts w:ascii="Consolas" w:hAnsi="Consolas"/>
+                <w:color w:val="B03060"/>
+                <w:sz w:val="19"/>
+              </w:rPr>
+              <w:t xml:space="preserve">storage/app/private/prestasi</w:t>
+            </w:r>
+          </w:p>
+        </w:tc>
+      </w:tr>
+      <w:tr>
+        <w:tc>
+          <w:tcPr>
+            <w:tcW w:w="1400" w:type="pct"/>
+            <w:shd w:val="clear" w:fill="F7F9FC"/>
+          </w:tcPr>
+          <w:p>
+            <w:pPr>
+              <w:spacing w:after="0"/>
+            </w:pPr>
+            <w:r>
+              <w:rPr>
+                <w:sz w:val="19"/>
+              </w:rPr>
               <w:t xml:space="preserve">Notifikasi</w:t>
             </w:r>
           </w:p>
@@ -2632,6 +2719,7 @@
         <w:tc>
           <w:tcPr>
             <w:tcW w:w="3600" w:type="pct"/>
+            <w:shd w:val="clear" w:fill="F7F9FC"/>
           </w:tcPr>
           <w:p>
             <w:pPr>
@@ -3223,7 +3311,7 @@
         <w:pStyle w:val="Heading2"/>
       </w:pPr>
       <w:r>
-        <w:t xml:space="preserve">B.2 Cara termudah — lewat phpMyAdmin</w:t>
+        <w:t xml:space="preserve">B.2 Cara yang DIANJURKAN — satu perintah</w:t>
       </w:r>
     </w:p>
     <w:p>
@@ -3232,7 +3320,762 @@
         <w:jc w:val="both"/>
       </w:pPr>
       <w:r>
-        <w:t xml:space="preserve">Cocok untuk Admin yang tidak terbiasa dengan baris perintah.</w:t>
+        <w:t xml:space="preserve">Aplikasi sudah menyediakan perintah backup sendiri. </w:t>
+      </w:r>
+      <w:r>
+        <w:rPr>
+          <w:b/>
+        </w:rPr>
+        <w:t xml:space="preserve">Inilah cara yang seharusnya dipakai</w:t>
+      </w:r>
+      <w:r>
+        <w:t xml:space="preserve">, dan dua cara berikutnya (phpMyAdmin &amp; mysqldump) hanya diperlukan bila perintah ini tidak bisa dijalankan.</w:t>
+      </w:r>
+    </w:p>
+    <w:tbl>
+      <w:tblPr>
+        <w:tblW w:w="5000" w:type="pct"/>
+        <w:tblBorders>
+          <w:top w:val="single" w:sz="4" w:color="D9D9D9"/>
+          <w:left w:val="single" w:sz="4" w:color="D9D9D9"/>
+          <w:bottom w:val="single" w:sz="4" w:color="D9D9D9"/>
+          <w:right w:val="single" w:sz="4" w:color="D9D9D9"/>
+        </w:tblBorders>
+        <w:tblCellMar>
+          <w:top w:w="120" w:type="dxa"/>
+          <w:left w:w="160" w:type="dxa"/>
+          <w:bottom w:w="120" w:type="dxa"/>
+          <w:right w:w="160" w:type="dxa"/>
+        </w:tblCellMar>
+      </w:tblPr>
+      <w:tr>
+        <w:tc>
+          <w:tcPr>
+            <w:shd w:val="clear" w:fill="F5F5F5"/>
+          </w:tcPr>
+          <w:p>
+            <w:pPr>
+              <w:spacing w:after="0" w:line="240" w:lineRule="auto"/>
+            </w:pPr>
+            <w:r>
+              <w:rPr>
+                <w:rFonts w:ascii="Consolas" w:hAnsi="Consolas"/>
+                <w:sz w:val="18"/>
+              </w:rPr>
+              <w:t xml:space="preserve">php artisan backup:buat</w:t>
+            </w:r>
+          </w:p>
+        </w:tc>
+      </w:tr>
+    </w:tbl>
+    <w:p>
+      <w:pPr>
+        <w:spacing w:after="140"/>
+      </w:pPr>
+    </w:p>
+    <w:p>
+      <w:pPr>
+        <w:spacing w:after="140" w:line="276" w:lineRule="auto"/>
+        <w:jc w:val="both"/>
+      </w:pPr>
+      <w:r>
+        <w:t xml:space="preserve">Alasannya bukan sekadar lebih singkat, melainkan lebih </w:t>
+      </w:r>
+      <w:r>
+        <w:rPr>
+          <w:b/>
+        </w:rPr>
+        <w:t xml:space="preserve">lengkap</w:t>
+      </w:r>
+      <w:r>
+        <w:t xml:space="preserve">. Mencadangkan database saja adalah kekeliruan yang paling sering terjadi dan paling terlambat disadari:</w:t>
+      </w:r>
+    </w:p>
+    <w:tbl>
+      <w:tblPr>
+        <w:tblW w:w="5000" w:type="pct"/>
+        <w:tblBorders>
+          <w:top w:val="single" w:sz="4" w:color="BFBFBF"/>
+          <w:left w:val="single" w:sz="4" w:color="BFBFBF"/>
+          <w:bottom w:val="single" w:sz="4" w:color="BFBFBF"/>
+          <w:right w:val="single" w:sz="4" w:color="BFBFBF"/>
+          <w:insideH w:val="single" w:sz="4" w:color="BFBFBF"/>
+          <w:insideV w:val="single" w:sz="4" w:color="BFBFBF"/>
+        </w:tblBorders>
+        <w:tblCellMar>
+          <w:top w:w="90" w:type="dxa"/>
+          <w:left w:w="130" w:type="dxa"/>
+          <w:bottom w:w="90" w:type="dxa"/>
+          <w:right w:w="130" w:type="dxa"/>
+        </w:tblCellMar>
+      </w:tblPr>
+      <w:tr>
+        <w:trPr>
+          <w:tblHeader/>
+        </w:trPr>
+        <w:tc>
+          <w:tcPr>
+            <w:tcW w:w="1700" w:type="pct"/>
+            <w:shd w:val="clear" w:fill="1F4E79"/>
+          </w:tcPr>
+          <w:p>
+            <w:pPr>
+              <w:spacing w:after="0"/>
+            </w:pPr>
+            <w:r>
+              <w:rPr>
+                <w:b/>
+                <w:color w:val="FFFFFF"/>
+                <w:sz w:val="19"/>
+              </w:rPr>
+              <w:t xml:space="preserve">Yang ikut tercadang</w:t>
+            </w:r>
+          </w:p>
+        </w:tc>
+        <w:tc>
+          <w:tcPr>
+            <w:tcW w:w="3300" w:type="pct"/>
+            <w:shd w:val="clear" w:fill="1F4E79"/>
+          </w:tcPr>
+          <w:p>
+            <w:pPr>
+              <w:spacing w:after="0"/>
+            </w:pPr>
+            <w:r>
+              <w:rPr>
+                <w:b/>
+                <w:color w:val="FFFFFF"/>
+                <w:sz w:val="19"/>
+              </w:rPr>
+              <w:t xml:space="preserve">Bila ini tertinggal</w:t>
+            </w:r>
+          </w:p>
+        </w:tc>
+      </w:tr>
+      <w:tr>
+        <w:tc>
+          <w:tcPr>
+            <w:tcW w:w="1700" w:type="pct"/>
+          </w:tcPr>
+          <w:p>
+            <w:pPr>
+              <w:spacing w:after="0"/>
+            </w:pPr>
+            <w:r>
+              <w:rPr>
+                <w:sz w:val="19"/>
+              </w:rPr>
+              <w:t xml:space="preserve">Seluruh database</w:t>
+            </w:r>
+          </w:p>
+        </w:tc>
+        <w:tc>
+          <w:tcPr>
+            <w:tcW w:w="3300" w:type="pct"/>
+          </w:tcPr>
+          <w:p>
+            <w:pPr>
+              <w:spacing w:after="0"/>
+            </w:pPr>
+            <w:r>
+              <w:rPr>
+                <w:sz w:val="19"/>
+              </w:rPr>
+              <w:t xml:space="preserve">—</w:t>
+            </w:r>
+          </w:p>
+        </w:tc>
+      </w:tr>
+      <w:tr>
+        <w:tc>
+          <w:tcPr>
+            <w:tcW w:w="1700" w:type="pct"/>
+            <w:shd w:val="clear" w:fill="F7F9FC"/>
+          </w:tcPr>
+          <w:p>
+            <w:pPr>
+              <w:spacing w:after="0"/>
+            </w:pPr>
+            <w:r>
+              <w:rPr>
+                <w:sz w:val="19"/>
+              </w:rPr>
+              <w:t xml:space="preserve">Folder </w:t>
+            </w:r>
+            <w:r>
+              <w:rPr>
+                <w:rFonts w:ascii="Consolas" w:hAnsi="Consolas"/>
+                <w:color w:val="B03060"/>
+                <w:sz w:val="19"/>
+              </w:rPr>
+              <w:t xml:space="preserve">storage/app</w:t>
+            </w:r>
+          </w:p>
+        </w:tc>
+        <w:tc>
+          <w:tcPr>
+            <w:tcW w:w="3300" w:type="pct"/>
+            <w:shd w:val="clear" w:fill="F7F9FC"/>
+          </w:tcPr>
+          <w:p>
+            <w:pPr>
+              <w:spacing w:after="0"/>
+            </w:pPr>
+            <w:r>
+              <w:rPr>
+                <w:sz w:val="19"/>
+              </w:rPr>
+              <w:t xml:space="preserve">Catatan BK pulih tanpa foto bukti, prestasi tanpa sertifikat, kop surat tanpa logo</w:t>
+            </w:r>
+          </w:p>
+        </w:tc>
+      </w:tr>
+      <w:tr>
+        <w:tc>
+          <w:tcPr>
+            <w:tcW w:w="1700" w:type="pct"/>
+          </w:tcPr>
+          <w:p>
+            <w:pPr>
+              <w:spacing w:after="0"/>
+            </w:pPr>
+            <w:r>
+              <w:rPr>
+                <w:b/>
+                <w:sz w:val="19"/>
+              </w:rPr>
+              <w:t xml:space="preserve">APP_KEY</w:t>
+            </w:r>
+          </w:p>
+        </w:tc>
+        <w:tc>
+          <w:tcPr>
+            <w:tcW w:w="3300" w:type="pct"/>
+          </w:tcPr>
+          <w:p>
+            <w:pPr>
+              <w:spacing w:after="0"/>
+            </w:pPr>
+            <w:r>
+              <w:rPr>
+                <w:sz w:val="19"/>
+              </w:rPr>
+              <w:t xml:space="preserve">Token WhatsApp dan aktivasi lisensi di dalam database menjadi </w:t>
+            </w:r>
+            <w:r>
+              <w:rPr>
+                <w:b/>
+                <w:sz w:val="19"/>
+              </w:rPr>
+              <w:t xml:space="preserve">sampah permanen</w:t>
+            </w:r>
+            <w:r>
+              <w:rPr>
+                <w:sz w:val="19"/>
+              </w:rPr>
+              <w:t xml:space="preserve"> — tidak bisa dipulihkan siapa pun, termasuk Anda</w:t>
+            </w:r>
+          </w:p>
+        </w:tc>
+      </w:tr>
+    </w:tbl>
+    <w:p>
+      <w:pPr>
+        <w:spacing w:after="140"/>
+      </w:pPr>
+    </w:p>
+    <w:tbl>
+      <w:tblPr>
+        <w:tblW w:w="5000" w:type="pct"/>
+        <w:tblBorders>
+          <w:top w:val="single" w:sz="4" w:color="E0C878"/>
+          <w:left w:val="single" w:sz="18" w:color="E0A800"/>
+          <w:bottom w:val="single" w:sz="4" w:color="E0C878"/>
+          <w:right w:val="single" w:sz="4" w:color="E0C878"/>
+        </w:tblBorders>
+        <w:tblCellMar>
+          <w:top w:w="140" w:type="dxa"/>
+          <w:left w:w="200" w:type="dxa"/>
+          <w:bottom w:w="140" w:type="dxa"/>
+          <w:right w:w="200" w:type="dxa"/>
+        </w:tblCellMar>
+      </w:tblPr>
+      <w:tr>
+        <w:tc>
+          <w:tcPr>
+            <w:shd w:val="clear" w:fill="FDE7E9"/>
+          </w:tcPr>
+          <w:p>
+            <w:pPr>
+              <w:spacing w:after="60"/>
+            </w:pPr>
+            <w:r>
+              <w:rPr>
+                <w:b/>
+              </w:rPr>
+              <w:t xml:space="preserve">APP_KEY inilah yang paling sering terlupakan</w:t>
+            </w:r>
+          </w:p>
+          <w:p>
+            <w:pPr>
+              <w:spacing w:after="0"/>
+              <w:jc w:val="both"/>
+            </w:pPr>
+            <w:r>
+              <w:t xml:space="preserve">Banyak orang mencadangkan database dengan rajin, lalu saat memulihkan baru menyadari bahwa nilai-nilai terenkripsi di dalamnya tidak bisa dibaca lagi — karena kuncinya ikut hilang bersama server lama. Perintah </w:t>
+            </w:r>
+            <w:r>
+              <w:rPr>
+                <w:rFonts w:ascii="Consolas" w:hAnsi="Consolas"/>
+                <w:color w:val="B03060"/>
+              </w:rPr>
+              <w:t xml:space="preserve">backup:buat</w:t>
+            </w:r>
+            <w:r>
+              <w:t xml:space="preserve"> menyertakannya secara otomatis, jadi kekeliruan itu tidak mungkin terjadi.</w:t>
+            </w:r>
+          </w:p>
+        </w:tc>
+      </w:tr>
+    </w:tbl>
+    <w:p>
+      <w:pPr>
+        <w:spacing w:after="140"/>
+      </w:pPr>
+    </w:p>
+    <w:p>
+      <w:pPr>
+        <w:pStyle w:val="Heading3"/>
+      </w:pPr>
+      <w:r>
+        <w:t xml:space="preserve">Sebelum dipakai pertama kali</w:t>
+      </w:r>
+    </w:p>
+    <w:p>
+      <w:pPr>
+        <w:spacing w:after="140" w:line="276" w:lineRule="auto"/>
+        <w:jc w:val="both"/>
+      </w:pPr>
+      <w:r>
+        <w:t xml:space="preserve">Isi </w:t>
+      </w:r>
+      <w:r>
+        <w:rPr>
+          <w:rFonts w:ascii="Consolas" w:hAnsi="Consolas"/>
+          <w:color w:val="B03060"/>
+        </w:rPr>
+        <w:t xml:space="preserve">BACKUP_SANDI</w:t>
+      </w:r>
+      <w:r>
+        <w:t xml:space="preserve"> di berkas </w:t>
+      </w:r>
+      <w:r>
+        <w:rPr>
+          <w:rFonts w:ascii="Consolas" w:hAnsi="Consolas"/>
+          <w:color w:val="B03060"/>
+        </w:rPr>
+        <w:t xml:space="preserve">.env</w:t>
+      </w:r>
+      <w:r>
+        <w:t xml:space="preserve">. Perintahnya </w:t>
+      </w:r>
+      <w:r>
+        <w:rPr>
+          <w:b/>
+        </w:rPr>
+        <w:t xml:space="preserve">menolak berjalan</w:t>
+      </w:r>
+      <w:r>
+        <w:t xml:space="preserve"> bila kosong — backup berisi seluruh data siswa beserta APP_KEY, jadi tidak pernah dibuat tanpa enkripsi.</w:t>
+      </w:r>
+    </w:p>
+    <w:tbl>
+      <w:tblPr>
+        <w:tblW w:w="5000" w:type="pct"/>
+        <w:tblBorders>
+          <w:top w:val="single" w:sz="4" w:color="D9D9D9"/>
+          <w:left w:val="single" w:sz="4" w:color="D9D9D9"/>
+          <w:bottom w:val="single" w:sz="4" w:color="D9D9D9"/>
+          <w:right w:val="single" w:sz="4" w:color="D9D9D9"/>
+        </w:tblBorders>
+        <w:tblCellMar>
+          <w:top w:w="120" w:type="dxa"/>
+          <w:left w:w="160" w:type="dxa"/>
+          <w:bottom w:w="120" w:type="dxa"/>
+          <w:right w:w="160" w:type="dxa"/>
+        </w:tblCellMar>
+      </w:tblPr>
+      <w:tr>
+        <w:tc>
+          <w:tcPr>
+            <w:shd w:val="clear" w:fill="F5F5F5"/>
+          </w:tcPr>
+          <w:p>
+            <w:pPr>
+              <w:spacing w:after="0" w:line="240" w:lineRule="auto"/>
+            </w:pPr>
+            <w:r>
+              <w:rPr>
+                <w:rFonts w:ascii="Consolas" w:hAnsi="Consolas"/>
+                <w:sz w:val="18"/>
+              </w:rPr>
+              <w:t xml:space="preserve">BACKUP_SANDI="kalimat rahasia yang panjang dan mudah diingat"</w:t>
+            </w:r>
+          </w:p>
+          <w:p>
+            <w:pPr>
+              <w:spacing w:after="0" w:line="240" w:lineRule="auto"/>
+            </w:pPr>
+            <w:r>
+              <w:rPr>
+                <w:rFonts w:ascii="Consolas" w:hAnsi="Consolas"/>
+                <w:sz w:val="18"/>
+              </w:rPr>
+              <w:t xml:space="preserve">BACKUP_TUJUAN="C:/backup-sim-spenga"</w:t>
+            </w:r>
+          </w:p>
+          <w:p>
+            <w:pPr>
+              <w:spacing w:after="0" w:line="240" w:lineRule="auto"/>
+            </w:pPr>
+            <w:r>
+              <w:rPr>
+                <w:rFonts w:ascii="Consolas" w:hAnsi="Consolas"/>
+                <w:sz w:val="18"/>
+              </w:rPr>
+              <w:t xml:space="preserve">BACKUP_SIMPAN=30</w:t>
+            </w:r>
+          </w:p>
+        </w:tc>
+      </w:tr>
+    </w:tbl>
+    <w:p>
+      <w:pPr>
+        <w:spacing w:after="140"/>
+      </w:pPr>
+    </w:p>
+    <w:tbl>
+      <w:tblPr>
+        <w:tblW w:w="5000" w:type="pct"/>
+        <w:tblBorders>
+          <w:top w:val="single" w:sz="4" w:color="E0C878"/>
+          <w:left w:val="single" w:sz="18" w:color="E0A800"/>
+          <w:bottom w:val="single" w:sz="4" w:color="E0C878"/>
+          <w:right w:val="single" w:sz="4" w:color="E0C878"/>
+        </w:tblBorders>
+        <w:tblCellMar>
+          <w:top w:w="140" w:type="dxa"/>
+          <w:left w:w="200" w:type="dxa"/>
+          <w:bottom w:w="140" w:type="dxa"/>
+          <w:right w:w="200" w:type="dxa"/>
+        </w:tblCellMar>
+      </w:tblPr>
+      <w:tr>
+        <w:tc>
+          <w:tcPr>
+            <w:shd w:val="clear" w:fill="FDE7E9"/>
+          </w:tcPr>
+          <w:p>
+            <w:pPr>
+              <w:spacing w:after="60"/>
+            </w:pPr>
+            <w:r>
+              <w:rPr>
+                <w:b/>
+              </w:rPr>
+              <w:t xml:space="preserve">Simpan kata sandinya DI LUAR komputer server</w:t>
+            </w:r>
+          </w:p>
+          <w:p>
+            <w:pPr>
+              <w:spacing w:after="0"/>
+              <w:jc w:val="both"/>
+            </w:pPr>
+            <w:r>
+              <w:t xml:space="preserve">Di ponsel Kepala Sekolah, di brankas, atau di pengelola kata sandi. Bila kalimat itu hanya ada di komputer yang sama dan komputer itu rusak atau diambil orang, enkripsinya tidak menolong apa pun — sekaligus backup-nya menjadi tidak bisa dibuka oleh Anda sendiri.</w:t>
+            </w:r>
+          </w:p>
+        </w:tc>
+      </w:tr>
+    </w:tbl>
+    <w:p>
+      <w:pPr>
+        <w:spacing w:after="140"/>
+      </w:pPr>
+    </w:p>
+    <w:p>
+      <w:pPr>
+        <w:pStyle w:val="Heading3"/>
+      </w:pPr>
+      <w:r>
+        <w:t xml:space="preserve">Menjadwalkannya</w:t>
+      </w:r>
+    </w:p>
+    <w:p>
+      <w:pPr>
+        <w:spacing w:after="140" w:line="276" w:lineRule="auto"/>
+        <w:jc w:val="both"/>
+      </w:pPr>
+      <w:r>
+        <w:t xml:space="preserve">Di Windows, buka </w:t>
+      </w:r>
+      <w:r>
+        <w:rPr>
+          <w:b/>
+        </w:rPr>
+        <w:t xml:space="preserve">Task Scheduler</w:t>
+      </w:r>
+      <w:r>
+        <w:t xml:space="preserve"> dan jadwalkan perintah berikut setiap hari:</w:t>
+      </w:r>
+    </w:p>
+    <w:tbl>
+      <w:tblPr>
+        <w:tblW w:w="5000" w:type="pct"/>
+        <w:tblBorders>
+          <w:top w:val="single" w:sz="4" w:color="D9D9D9"/>
+          <w:left w:val="single" w:sz="4" w:color="D9D9D9"/>
+          <w:bottom w:val="single" w:sz="4" w:color="D9D9D9"/>
+          <w:right w:val="single" w:sz="4" w:color="D9D9D9"/>
+        </w:tblBorders>
+        <w:tblCellMar>
+          <w:top w:w="120" w:type="dxa"/>
+          <w:left w:w="160" w:type="dxa"/>
+          <w:bottom w:w="120" w:type="dxa"/>
+          <w:right w:w="160" w:type="dxa"/>
+        </w:tblCellMar>
+      </w:tblPr>
+      <w:tr>
+        <w:tc>
+          <w:tcPr>
+            <w:shd w:val="clear" w:fill="F5F5F5"/>
+          </w:tcPr>
+          <w:p>
+            <w:pPr>
+              <w:spacing w:after="0" w:line="240" w:lineRule="auto"/>
+            </w:pPr>
+            <w:r>
+              <w:rPr>
+                <w:rFonts w:ascii="Consolas" w:hAnsi="Consolas"/>
+                <w:sz w:val="18"/>
+              </w:rPr>
+              <w:t xml:space="preserve">cd C:\laragon\www\sim-spenga &amp;&amp; php artisan backup:buat</w:t>
+            </w:r>
+          </w:p>
+        </w:tc>
+      </w:tr>
+    </w:tbl>
+    <w:p>
+      <w:pPr>
+        <w:spacing w:after="140"/>
+      </w:pPr>
+    </w:p>
+    <w:p>
+      <w:pPr>
+        <w:spacing w:after="140" w:line="276" w:lineRule="auto"/>
+        <w:jc w:val="both"/>
+      </w:pPr>
+      <w:r>
+        <w:rPr>
+          <w:rFonts w:ascii="Consolas" w:hAnsi="Consolas"/>
+          <w:color w:val="B03060"/>
+        </w:rPr>
+        <w:t xml:space="preserve">BACKUP_SIMPAN</w:t>
+      </w:r>
+      <w:r>
+        <w:t xml:space="preserve"> menentukan berapa salinan terakhir yang disimpan; yang lebih lama dihapus sendiri. Satu backup hanya beberapa MB, jadi menyimpan 30 hari pun tidak berarti apa-apa bagi kapasitas disk.</w:t>
+      </w:r>
+    </w:p>
+    <w:p>
+      <w:pPr>
+        <w:pStyle w:val="Heading3"/>
+      </w:pPr>
+      <w:r>
+        <w:t xml:space="preserve">Membuka kembali</w:t>
+      </w:r>
+    </w:p>
+    <w:tbl>
+      <w:tblPr>
+        <w:tblW w:w="5000" w:type="pct"/>
+        <w:tblBorders>
+          <w:top w:val="single" w:sz="4" w:color="D9D9D9"/>
+          <w:left w:val="single" w:sz="4" w:color="D9D9D9"/>
+          <w:bottom w:val="single" w:sz="4" w:color="D9D9D9"/>
+          <w:right w:val="single" w:sz="4" w:color="D9D9D9"/>
+        </w:tblBorders>
+        <w:tblCellMar>
+          <w:top w:w="120" w:type="dxa"/>
+          <w:left w:w="160" w:type="dxa"/>
+          <w:bottom w:w="120" w:type="dxa"/>
+          <w:right w:w="160" w:type="dxa"/>
+        </w:tblCellMar>
+      </w:tblPr>
+      <w:tr>
+        <w:tc>
+          <w:tcPr>
+            <w:shd w:val="clear" w:fill="F5F5F5"/>
+          </w:tcPr>
+          <w:p>
+            <w:pPr>
+              <w:spacing w:after="0" w:line="240" w:lineRule="auto"/>
+            </w:pPr>
+            <w:r>
+              <w:rPr>
+                <w:rFonts w:ascii="Consolas" w:hAnsi="Consolas"/>
+                <w:sz w:val="18"/>
+              </w:rPr>
+              <w:t xml:space="preserve">php artisan backup:buka "C:/backup-sim-spenga/sim-spenga-2026-09-03-1705.simbak"</w:t>
+            </w:r>
+          </w:p>
+        </w:tc>
+      </w:tr>
+    </w:tbl>
+    <w:p>
+      <w:pPr>
+        <w:spacing w:after="140"/>
+      </w:pPr>
+    </w:p>
+    <w:p>
+      <w:pPr>
+        <w:spacing w:after="140" w:line="276" w:lineRule="auto"/>
+        <w:jc w:val="both"/>
+      </w:pPr>
+      <w:r>
+        <w:t xml:space="preserve">Hasilnya berkas </w:t>
+      </w:r>
+      <w:r>
+        <w:rPr>
+          <w:rFonts w:ascii="Consolas" w:hAnsi="Consolas"/>
+          <w:color w:val="B03060"/>
+        </w:rPr>
+        <w:t xml:space="preserve">.zip</w:t>
+      </w:r>
+      <w:r>
+        <w:t xml:space="preserve"> biasa berisi </w:t>
+      </w:r>
+      <w:r>
+        <w:rPr>
+          <w:rFonts w:ascii="Consolas" w:hAnsi="Consolas"/>
+          <w:color w:val="B03060"/>
+        </w:rPr>
+        <w:t xml:space="preserve">database.sql</w:t>
+      </w:r>
+      <w:r>
+        <w:t xml:space="preserve">, folder </w:t>
+      </w:r>
+      <w:r>
+        <w:rPr>
+          <w:rFonts w:ascii="Consolas" w:hAnsi="Consolas"/>
+          <w:color w:val="B03060"/>
+        </w:rPr>
+        <w:t xml:space="preserve">storage-app/</w:t>
+      </w:r>
+      <w:r>
+        <w:t xml:space="preserve">, </w:t>
+      </w:r>
+      <w:r>
+        <w:rPr>
+          <w:rFonts w:ascii="Consolas" w:hAnsi="Consolas"/>
+          <w:color w:val="B03060"/>
+        </w:rPr>
+        <w:t xml:space="preserve">RAHASIA.txt</w:t>
+      </w:r>
+      <w:r>
+        <w:t xml:space="preserve"> (APP_KEY), dan </w:t>
+      </w:r>
+      <w:r>
+        <w:rPr>
+          <w:rFonts w:ascii="Consolas" w:hAnsi="Consolas"/>
+          <w:color w:val="B03060"/>
+        </w:rPr>
+        <w:t xml:space="preserve">BACA-SAYA.txt</w:t>
+      </w:r>
+      <w:r>
+        <w:t xml:space="preserve"> yang memuat langkah pemulihannya. Berkas hasil bukaan itu </w:t>
+      </w:r>
+      <w:r>
+        <w:rPr>
+          <w:b/>
+        </w:rPr>
+        <w:t xml:space="preserve">tidak terenkripsi lagi</w:t>
+      </w:r>
+      <w:r>
+        <w:t xml:space="preserve"> — hapus segera setelah selesai dipakai.</w:t>
+      </w:r>
+    </w:p>
+    <w:tbl>
+      <w:tblPr>
+        <w:tblW w:w="5000" w:type="pct"/>
+        <w:tblBorders>
+          <w:top w:val="single" w:sz="4" w:color="E0C878"/>
+          <w:left w:val="single" w:sz="18" w:color="E0A800"/>
+          <w:bottom w:val="single" w:sz="4" w:color="E0C878"/>
+          <w:right w:val="single" w:sz="4" w:color="E0C878"/>
+        </w:tblBorders>
+        <w:tblCellMar>
+          <w:top w:w="140" w:type="dxa"/>
+          <w:left w:w="200" w:type="dxa"/>
+          <w:bottom w:w="140" w:type="dxa"/>
+          <w:right w:w="200" w:type="dxa"/>
+        </w:tblCellMar>
+      </w:tblPr>
+      <w:tr>
+        <w:tc>
+          <w:tcPr>
+            <w:shd w:val="clear" w:fill="FFF4CE"/>
+          </w:tcPr>
+          <w:p>
+            <w:pPr>
+              <w:spacing w:after="60"/>
+            </w:pPr>
+            <w:r>
+              <w:rPr>
+                <w:b/>
+              </w:rPr>
+              <w:t xml:space="preserve">Ujilah sekali, di komputer LAIN</w:t>
+            </w:r>
+          </w:p>
+          <w:p>
+            <w:pPr>
+              <w:spacing w:after="0"/>
+              <w:jc w:val="both"/>
+            </w:pPr>
+            <w:r>
+              <w:t xml:space="preserve">Backup yang belum pernah dicoba dipulihkan bukan backup, melainkan harapan. Dan mengujinya di komputer yang sama tidak membuktikan apa pun tentang keadaan saat komputer itulah yang rusak — justru keadaan itu yang sedang Anda persiapkan.</w:t>
+            </w:r>
+          </w:p>
+        </w:tc>
+      </w:tr>
+    </w:tbl>
+    <w:p>
+      <w:pPr>
+        <w:spacing w:after="140"/>
+      </w:pPr>
+    </w:p>
+    <w:p>
+      <w:pPr>
+        <w:pStyle w:val="Heading2"/>
+      </w:pPr>
+      <w:r>
+        <w:t xml:space="preserve">B.2b Cara alternatif — lewat phpMyAdmin</w:t>
+      </w:r>
+    </w:p>
+    <w:p>
+      <w:pPr>
+        <w:spacing w:after="140" w:line="276" w:lineRule="auto"/>
+        <w:jc w:val="both"/>
+      </w:pPr>
+      <w:r>
+        <w:t xml:space="preserve">Cocok untuk Admin yang tidak terbiasa dengan baris perintah. </w:t>
+      </w:r>
+      <w:r>
+        <w:rPr>
+          <w:b/>
+        </w:rPr>
+        <w:t xml:space="preserve">Ingat:</w:t>
+      </w:r>
+      <w:r>
+        <w:t xml:space="preserve"> cara ini hanya mencadangkan databasenya saja — folder unggahan dan APP_KEY harus Anda salin sendiri (lihat B.4).</w:t>
       </w:r>
     </w:p>
     <w:p>

--- a/docs/Panduan-Database-Admin.docx
+++ b/docs/Panduan-Database-Admin.docx
@@ -9097,7 +9097,7 @@
                 <w:color w:val="B03060"/>
                 <w:sz w:val="19"/>
               </w:rPr>
-              <w:t xml:space="preserve">php artisan queue:work</w:t>
+              <w:t xml:space="preserve">php artisan queue:work --queue=arsip,notifikasi,pengingat-guru,default</w:t>
             </w:r>
           </w:p>
         </w:tc>
@@ -9127,7 +9127,21 @@
               <w:rPr>
                 <w:sz w:val="19"/>
               </w:rPr>
-              <w:t xml:space="preserve">. Inilah yang benar-benar menghubungi layanan WhatsApp dan mengirim pesannya.</w:t>
+              <w:t xml:space="preserve">. Inilah yang benar-benar mengirim pesan WhatsApp dan membuat arsip semester. Daftar antrian WAJIB disebutkan — tanpa itu hanya antrian </w:t>
+            </w:r>
+            <w:r>
+              <w:rPr>
+                <w:rFonts w:ascii="Consolas" w:hAnsi="Consolas"/>
+                <w:color w:val="B03060"/>
+                <w:sz w:val="19"/>
+              </w:rPr>
+              <w:t xml:space="preserve">default</w:t>
+            </w:r>
+            <w:r>
+              <w:rPr>
+                <w:sz w:val="19"/>
+              </w:rPr>
+              <w:t xml:space="preserve"> yang dilayani, dan pekerjaan lain menunggu selamanya.</w:t>
             </w:r>
           </w:p>
         </w:tc>
@@ -9146,6 +9160,72 @@
       <w:r>
         <w:t xml:space="preserve">Pembagian ini disengaja: menghubungi layanan luar bisa memakan beberapa detik, dan pekerjaan itu tidak boleh membuat guru menunggu saat menekan tombol Simpan.</w:t>
       </w:r>
+    </w:p>
+    <w:tbl>
+      <w:tblPr>
+        <w:tblW w:w="5000" w:type="pct"/>
+        <w:tblBorders>
+          <w:top w:val="single" w:sz="4" w:color="E0C878"/>
+          <w:left w:val="single" w:sz="18" w:color="E0A800"/>
+          <w:bottom w:val="single" w:sz="4" w:color="E0C878"/>
+          <w:right w:val="single" w:sz="4" w:color="E0C878"/>
+        </w:tblBorders>
+        <w:tblCellMar>
+          <w:top w:w="140" w:type="dxa"/>
+          <w:left w:w="200" w:type="dxa"/>
+          <w:bottom w:w="140" w:type="dxa"/>
+          <w:right w:w="200" w:type="dxa"/>
+        </w:tblCellMar>
+      </w:tblPr>
+      <w:tr>
+        <w:tc>
+          <w:tcPr>
+            <w:shd w:val="clear" w:fill="FFF4CE"/>
+          </w:tcPr>
+          <w:p>
+            <w:pPr>
+              <w:spacing w:after="60"/>
+            </w:pPr>
+            <w:r>
+              <w:rPr>
+                <w:b/>
+              </w:rPr>
+              <w:t xml:space="preserve">Setiap kali aplikasi diperbarui, jalankan </w:t>
+            </w:r>
+            <w:r>
+              <w:rPr>
+                <w:b/>
+                <w:rFonts w:ascii="Consolas" w:hAnsi="Consolas"/>
+                <w:color w:val="B03060"/>
+              </w:rPr>
+              <w:t xml:space="preserve">php artisan queue:restart</w:t>
+            </w:r>
+          </w:p>
+          <w:p>
+            <w:pPr>
+              <w:spacing w:after="0"/>
+              <w:jc w:val="both"/>
+            </w:pPr>
+            <w:r>
+              <w:t xml:space="preserve">Pekerja antrian adalah proses yang hidup terus. Ia memuat kode </w:t>
+            </w:r>
+            <w:r>
+              <w:rPr>
+                <w:b/>
+              </w:rPr>
+              <w:t xml:space="preserve">sekali</w:t>
+            </w:r>
+            <w:r>
+              <w:t xml:space="preserve"> saat dijalankan, lalu memakai salinan itu untuk semua pekerjaan berikutnya — pembaruan tidak pernah sampai kepadanya sampai ia dimuat ulang. Gejalanya menyesatkan karena tidak ada galat sama sekali: pekerjaannya tetap selesai, hanya dikerjakan oleh versi lama. Perintah di atas menyuruhnya berhenti dengan rapi setelah pekerjaan yang sedang berjalan selesai; Task Scheduler akan menyalakannya kembali.</w:t>
+            </w:r>
+          </w:p>
+        </w:tc>
+      </w:tr>
+    </w:tbl>
+    <w:p>
+      <w:pPr>
+        <w:spacing w:after="140"/>
+      </w:pPr>
     </w:p>
     <w:p>
       <w:pPr>
@@ -9771,7 +9851,7 @@
                 <w:rFonts w:ascii="Consolas" w:hAnsi="Consolas"/>
                 <w:sz w:val="18"/>
               </w:rPr>
-              <w:t xml:space="preserve">C:\laragon\bin\php\php-8.3.30-Win32-vs16-x64\php.exe artisan queue:work --queue=notifikasi,pengingat-guru,default --tries=3 --sleep=3</w:t>
+              <w:t xml:space="preserve">C:\laragon\bin\php\php-8.3.30-Win32-vs16-x64\php.exe artisan queue:work --queue=arsip,notifikasi,pengingat-guru,default --tries=3 --sleep=3</w:t>
             </w:r>
           </w:p>
         </w:tc>
